--- a/Documents/Datamodel Documentation.docx
+++ b/Documents/Datamodel Documentation.docx
@@ -527,6 +527,7 @@
     </w:p>
     <w:p>
       <w:pPr>
+        <w:ind w:left="-426"/>
         <w:rPr>
           <w:sz w:val="26"/>
           <w:szCs w:val="26"/>
@@ -554,65 +555,54 @@
           <w:sz w:val="26"/>
           <w:szCs w:val="26"/>
         </w:rPr>
-        <w:t xml:space="preserve"> rendszer relációs adatmodelljét mutatja be, részletesen i</w:t>
-      </w:r>
-      <w:r>
+        <w:t xml:space="preserve"> rendszer relációs adatmodelljét mutatja be, részletesen ismertetve a táblák mezőit, adattípusait, valamint a köztük lévő logikai kapcsolatokat.</w:t>
+      </w:r>
+    </w:p>
+    <w:p>
+      <w:pPr>
+        <w:ind w:left="-426"/>
         <w:rPr>
           <w:sz w:val="26"/>
           <w:szCs w:val="26"/>
         </w:rPr>
-        <w:t>smertetve a táblák mezőit, adattípusait, valamint a köztük lévő logikai kapcsolatokat.</w:t>
+      </w:pPr>
+      <w:r>
+        <w:rPr>
+          <w:sz w:val="26"/>
+          <w:szCs w:val="26"/>
+        </w:rPr>
+        <w:t>Célja, hogy átlátható módon bemutassa az adatbázis felépítését, ezzel támogatva a fejlesztési, tesztelési, riportkészítési és karbantartási feladatokat.</w:t>
       </w:r>
     </w:p>
     <w:p>
       <w:pPr>
+        <w:ind w:left="-426"/>
+        <w:rPr>
+          <w:sz w:val="30"/>
+          <w:szCs w:val="30"/>
+        </w:rPr>
+      </w:pPr>
+      <w:r>
         <w:rPr>
           <w:sz w:val="26"/>
           <w:szCs w:val="26"/>
         </w:rPr>
-      </w:pPr>
-      <w:r>
-        <w:rPr>
-          <w:sz w:val="26"/>
-          <w:szCs w:val="26"/>
-        </w:rPr>
-        <w:t>Célja, hogy átlátható módon bemutassa az adatbázis felépítését, ezzel támogatva a fejlesztési, tesztelési, riportkészítési és karbantartási feladatokat.</w:t>
+        <w:t>A dokumentáció segítséget nyújt az új fejlesztők betanításában, valamint referenciaként szolgál a rendszer továbbfejlesztése és integrációja során.</w:t>
       </w:r>
     </w:p>
     <w:p>
       <w:pPr>
-        <w:rPr>
-          <w:sz w:val="30"/>
-          <w:szCs w:val="30"/>
-        </w:rPr>
-      </w:pPr>
-      <w:r>
-        <w:rPr>
-          <w:sz w:val="26"/>
-          <w:szCs w:val="26"/>
-        </w:rPr>
-        <w:t>A dokumentáció s</w:t>
-      </w:r>
-      <w:r>
-        <w:rPr>
-          <w:sz w:val="26"/>
-          <w:szCs w:val="26"/>
-        </w:rPr>
-        <w:t>egítséget nyújt az új fejlesztők betanításában, valamint referenciaként szolgál a rendszer továbbfejlesztése és integrációja során.</w:t>
+        <w:pStyle w:val="Cmsor2"/>
+      </w:pPr>
+      <w:bookmarkStart w:id="3" w:name="_heading=h.uim0dythawlr" w:colFirst="0" w:colLast="0"/>
+      <w:bookmarkEnd w:id="3"/>
+      <w:r>
+        <w:t>1.2 Az adatmodell szerepe a rendszerben</w:t>
       </w:r>
     </w:p>
     <w:p>
       <w:pPr>
-        <w:pStyle w:val="Cmsor2"/>
-      </w:pPr>
-      <w:bookmarkStart w:id="3" w:name="_heading=h.uim0dythawlr" w:colFirst="0" w:colLast="0"/>
-      <w:bookmarkEnd w:id="3"/>
-      <w:r>
-        <w:t>1.2 Az adatmodell szerepe a rendszerben</w:t>
-      </w:r>
-    </w:p>
-    <w:p>
-      <w:pPr>
+        <w:ind w:left="-426"/>
         <w:rPr>
           <w:sz w:val="26"/>
           <w:szCs w:val="26"/>
@@ -640,18 +630,28 @@
           <w:sz w:val="26"/>
           <w:szCs w:val="26"/>
         </w:rPr>
-        <w:t xml:space="preserve"> oktatási és kurzuskezelő rendszer háttér-adatbázisát írja le</w:t>
-      </w:r>
-      <w:r>
+        <w:t xml:space="preserve"> oktatási és kurzuskezelő rendszer háttér-adatbázisát írja le, amely biztosítja a felhasználók, kurzusok, posztok, kommentek, beadások és fájlcsatolmányok strukturált és konzisztens tárolását.</w:t>
+      </w:r>
+    </w:p>
+    <w:p>
+      <w:pPr>
+        <w:ind w:left="-426"/>
         <w:rPr>
           <w:sz w:val="26"/>
           <w:szCs w:val="26"/>
         </w:rPr>
-        <w:t>, amely biztosítja a felhasználók, kurzusok, posztok, kommentek, beadások és fájlcsatolmányok strukturált és konzisztens tárolását.</w:t>
+      </w:pPr>
+      <w:r>
+        <w:rPr>
+          <w:sz w:val="26"/>
+          <w:szCs w:val="26"/>
+        </w:rPr>
+        <w:t>A modell lehetővé teszi a tanárok és diákok közötti együttműködést, a kurzusokhoz kapcsolódó tartalmak és határidők kezelését, valamint a kommunikációs funkciók megvalósítását.</w:t>
       </w:r>
     </w:p>
     <w:p>
       <w:pPr>
+        <w:ind w:left="-426"/>
         <w:rPr>
           <w:sz w:val="26"/>
           <w:szCs w:val="26"/>
@@ -662,51 +662,22 @@
           <w:sz w:val="26"/>
           <w:szCs w:val="26"/>
         </w:rPr>
-        <w:t>A modell lehetővé teszi a tanárok és diákok közötti együttműködést, a kurzusokhoz kapcsolódó tartalmak és határidők kezelésé</w:t>
-      </w:r>
-      <w:r>
-        <w:rPr>
-          <w:sz w:val="26"/>
-          <w:szCs w:val="26"/>
-        </w:rPr>
-        <w:t>t, valamint a kommunikációs funkciók megvalósítását.</w:t>
+        <w:t>Az adatmodell egyértelmű alapot biztosít az üzleti logika, a jogosultságkezelés és az adatbiztonsági szabályok megvalósításához.</w:t>
       </w:r>
     </w:p>
     <w:p>
       <w:pPr>
-        <w:rPr>
-          <w:sz w:val="26"/>
-          <w:szCs w:val="26"/>
-        </w:rPr>
-      </w:pPr>
-      <w:r>
-        <w:rPr>
-          <w:sz w:val="26"/>
-          <w:szCs w:val="26"/>
-        </w:rPr>
-        <w:t>Az adatmodell egyértelmű alapot biztosít az üzleti logika, a jogosultságkezelés és az adatbiztonsági szabályok megvalósításához.</w:t>
+        <w:pStyle w:val="Cmsor2"/>
+      </w:pPr>
+      <w:bookmarkStart w:id="4" w:name="_heading=h.ivakieiu3t11" w:colFirst="0" w:colLast="0"/>
+      <w:bookmarkEnd w:id="4"/>
+      <w:r>
+        <w:t>1.3 A modell logikai felépítése</w:t>
       </w:r>
     </w:p>
     <w:p>
       <w:pPr>
-        <w:rPr>
-          <w:sz w:val="26"/>
-          <w:szCs w:val="26"/>
-        </w:rPr>
-      </w:pPr>
-    </w:p>
-    <w:p>
-      <w:pPr>
-        <w:pStyle w:val="Cmsor2"/>
-      </w:pPr>
-      <w:bookmarkStart w:id="4" w:name="_heading=h.ivakieiu3t11" w:colFirst="0" w:colLast="0"/>
-      <w:bookmarkEnd w:id="4"/>
-      <w:r>
-        <w:t>1.3 A modell logikai felépítése</w:t>
-      </w:r>
-    </w:p>
-    <w:p>
-      <w:pPr>
+        <w:ind w:left="-426"/>
         <w:rPr>
           <w:sz w:val="26"/>
           <w:szCs w:val="26"/>
@@ -734,14 +705,7 @@
           <w:sz w:val="26"/>
           <w:szCs w:val="26"/>
         </w:rPr>
-        <w:t xml:space="preserve"> adatmodellje normalizált szerke</w:t>
-      </w:r>
-      <w:r>
-        <w:rPr>
-          <w:sz w:val="26"/>
-          <w:szCs w:val="26"/>
-        </w:rPr>
-        <w:t xml:space="preserve">zetű, főbb entitásai a </w:t>
+        <w:t xml:space="preserve"> adatmodellje normalizált szerkezetű, főbb entitásai a </w:t>
       </w:r>
       <w:r>
         <w:rPr>
@@ -977,6 +941,7 @@
     </w:p>
     <w:p>
       <w:pPr>
+        <w:ind w:left="-426"/>
         <w:rPr>
           <w:sz w:val="26"/>
           <w:szCs w:val="26"/>
@@ -1022,6 +987,7 @@
     </w:p>
     <w:p>
       <w:pPr>
+        <w:ind w:left="-426"/>
         <w:rPr>
           <w:sz w:val="26"/>
           <w:szCs w:val="26"/>
@@ -1032,18 +998,47 @@
           <w:sz w:val="26"/>
           <w:szCs w:val="26"/>
         </w:rPr>
-        <w:t>A modell kiterjed a kurzushoz tartozó tanári és hallgatói szerepkörök elkülönítésére, a poszttípusok kezelésére (feladat, bejele</w:t>
-      </w:r>
-      <w:r>
+        <w:t>A modell kiterjed a kurzushoz tartozó tanári és hallgatói szerepkörök elkülönítésére, a poszttípusok kezelésére (feladat, bejelentés, stb.), valamint a fájlkezelés integrációjára.</w:t>
+      </w:r>
+    </w:p>
+    <w:p>
+      <w:pPr>
+        <w:ind w:left="-426"/>
         <w:rPr>
           <w:sz w:val="26"/>
           <w:szCs w:val="26"/>
         </w:rPr>
-        <w:t>ntés, stb.), valamint a fájlkezelés integrációjára.</w:t>
+      </w:pPr>
+      <w:r>
+        <w:rPr>
+          <w:sz w:val="26"/>
+          <w:szCs w:val="26"/>
+        </w:rPr>
+        <w:t>A szerkezet biztosítja az adatok integritását, a lekérdezések hatékonyságát és a rendszer moduláris bővíthetőségét.</w:t>
       </w:r>
     </w:p>
     <w:p>
       <w:pPr>
+        <w:pStyle w:val="Cmsor1"/>
+        <w:ind w:left="-851" w:right="-716" w:firstLine="0"/>
+        <w:rPr>
+          <w:sz w:val="38"/>
+          <w:szCs w:val="38"/>
+        </w:rPr>
+      </w:pPr>
+      <w:bookmarkStart w:id="5" w:name="_heading=h.d4ypl81mo1hv" w:colFirst="0" w:colLast="0"/>
+      <w:bookmarkEnd w:id="5"/>
+      <w:r>
+        <w:rPr>
+          <w:sz w:val="38"/>
+          <w:szCs w:val="38"/>
+        </w:rPr>
+        <w:lastRenderedPageBreak/>
+        <w:t>2. Modell főtáblái</w:t>
+      </w:r>
+    </w:p>
+    <w:p>
+      <w:pPr>
         <w:rPr>
           <w:sz w:val="26"/>
           <w:szCs w:val="26"/>
@@ -1054,97 +1049,64 @@
           <w:sz w:val="26"/>
           <w:szCs w:val="26"/>
         </w:rPr>
-        <w:t>A szerkezet biztosítja az adatok integritását, a lekérdezések hatékonyságát és a rendszer moduláris bővíthetőségét.</w:t>
+        <w:t>A PK  A tábla elsődleges kulcsát jelöli, míg az FK jelölés a tábla idegen kulcsait fejezi ki.</w:t>
       </w:r>
     </w:p>
     <w:p>
       <w:pPr>
-        <w:rPr>
+        <w:pStyle w:val="Cmsor2"/>
+      </w:pPr>
+      <w:bookmarkStart w:id="6" w:name="_heading=h.lq1vgcchhtrs" w:colFirst="0" w:colLast="0"/>
+      <w:bookmarkEnd w:id="6"/>
+      <w:r>
+        <w:t>2.1 Felhasználók (</w:t>
+      </w:r>
+      <w:proofErr w:type="spellStart"/>
+      <w:r>
+        <w:t>users</w:t>
+      </w:r>
+      <w:proofErr w:type="spellEnd"/>
+      <w:r>
+        <w:t>)</w:t>
+      </w:r>
+    </w:p>
+    <w:p>
+      <w:pPr>
+        <w:ind w:left="-425" w:right="-716"/>
+        <w:rPr>
+          <w:i/>
+          <w:iCs/>
           <w:sz w:val="26"/>
           <w:szCs w:val="26"/>
         </w:rPr>
       </w:pPr>
-    </w:p>
-    <w:p>
-      <w:pPr>
-        <w:pStyle w:val="Cmsor1"/>
-        <w:ind w:left="-851" w:right="-716" w:firstLine="0"/>
-        <w:rPr>
-          <w:sz w:val="38"/>
-          <w:szCs w:val="38"/>
-        </w:rPr>
-      </w:pPr>
-      <w:bookmarkStart w:id="5" w:name="_heading=h.d4ypl81mo1hv" w:colFirst="0" w:colLast="0"/>
-      <w:bookmarkEnd w:id="5"/>
-      <w:r>
-        <w:rPr>
-          <w:sz w:val="38"/>
-          <w:szCs w:val="38"/>
-        </w:rPr>
-        <w:lastRenderedPageBreak/>
-        <w:t>2. Modell főtáblái</w:t>
-      </w:r>
-    </w:p>
-    <w:p>
-      <w:pPr>
-        <w:pStyle w:val="Cmsor2"/>
-      </w:pPr>
-      <w:bookmarkStart w:id="6" w:name="_heading=h.lq1vgcchhtrs" w:colFirst="0" w:colLast="0"/>
-      <w:bookmarkEnd w:id="6"/>
-      <w:r>
-        <w:t>2.1 Felhasznál</w:t>
-      </w:r>
-      <w:r>
-        <w:t>ó</w:t>
-      </w:r>
-      <w:r>
-        <w:t>k (</w:t>
-      </w:r>
-      <w:proofErr w:type="spellStart"/>
-      <w:r>
-        <w:t>users</w:t>
-      </w:r>
-      <w:proofErr w:type="spellEnd"/>
-      <w:r>
-        <w:t>)</w:t>
-      </w:r>
-    </w:p>
-    <w:p>
-      <w:pPr>
-        <w:ind w:left="-425" w:right="-716"/>
-        <w:rPr>
-          <w:sz w:val="24"/>
-          <w:szCs w:val="24"/>
-        </w:rPr>
-      </w:pPr>
-      <w:r>
-        <w:rPr>
-          <w:sz w:val="24"/>
-          <w:szCs w:val="24"/>
+      <w:r>
+        <w:rPr>
+          <w:i/>
+          <w:iCs/>
+          <w:sz w:val="26"/>
+          <w:szCs w:val="26"/>
         </w:rPr>
         <w:t xml:space="preserve">A </w:t>
       </w:r>
       <w:r>
         <w:rPr>
           <w:b/>
-          <w:sz w:val="24"/>
-          <w:szCs w:val="24"/>
+          <w:i/>
+          <w:iCs/>
+          <w:sz w:val="26"/>
+          <w:szCs w:val="26"/>
         </w:rPr>
         <w:t>felhasználók</w:t>
       </w:r>
       <w:r>
         <w:rPr>
-          <w:sz w:val="24"/>
-          <w:szCs w:val="24"/>
-        </w:rPr>
-        <w:t xml:space="preserve"> tábla a rendszerben regisztr</w:t>
-      </w:r>
-      <w:r>
-        <w:rPr>
-          <w:sz w:val="24"/>
-          <w:szCs w:val="24"/>
-        </w:rPr>
-        <w:t>ált személyek alapadatait tárolja, beleértve az azonosításhoz, bejelentkezéshez és profil megjelenítéshez szükséges információkat.</w:t>
+          <w:i/>
+          <w:iCs/>
+          <w:sz w:val="26"/>
+          <w:szCs w:val="26"/>
+        </w:rPr>
+        <w:t xml:space="preserve"> tábla a rendszerben regisztrált személyek alapadatait tárolja, beleértve az azonosításhoz, bejelentkezéshez és profil megjelenítéshez szükséges információkat.</w:t>
       </w:r>
     </w:p>
     <w:p>
@@ -1313,15 +1275,7 @@
           <w:sz w:val="24"/>
           <w:szCs w:val="24"/>
         </w:rPr>
-        <w:t>profi</w:t>
-      </w:r>
-      <w:r>
-        <w:rPr>
-          <w:b/>
-          <w:sz w:val="24"/>
-          <w:szCs w:val="24"/>
-        </w:rPr>
-        <w:t>le_picture</w:t>
+        <w:t>profile_picture</w:t>
       </w:r>
       <w:proofErr w:type="spellEnd"/>
       <w:r>
@@ -1376,16 +1330,7 @@
         <w:pStyle w:val="Cmsor2"/>
       </w:pPr>
       <w:r>
-        <w:t>2</w:t>
-      </w:r>
-      <w:r>
-        <w:t>.2</w:t>
-      </w:r>
-      <w:r>
-        <w:t xml:space="preserve"> </w:t>
-      </w:r>
-      <w:r>
-        <w:t>Posztok (</w:t>
+        <w:t>2.2 Posztok (</w:t>
       </w:r>
       <w:proofErr w:type="spellStart"/>
       <w:r>
@@ -1394,6 +1339,63 @@
       <w:proofErr w:type="spellEnd"/>
       <w:r>
         <w:t>)</w:t>
+      </w:r>
+    </w:p>
+    <w:p>
+      <w:pPr>
+        <w:ind w:left="-426"/>
+        <w:rPr>
+          <w:i/>
+          <w:iCs/>
+          <w:sz w:val="26"/>
+          <w:szCs w:val="26"/>
+        </w:rPr>
+      </w:pPr>
+      <w:r>
+        <w:rPr>
+          <w:i/>
+          <w:iCs/>
+          <w:sz w:val="26"/>
+          <w:szCs w:val="26"/>
+        </w:rPr>
+        <w:t xml:space="preserve">A </w:t>
+      </w:r>
+      <w:r>
+        <w:rPr>
+          <w:b/>
+          <w:i/>
+          <w:iCs/>
+          <w:sz w:val="26"/>
+          <w:szCs w:val="26"/>
+        </w:rPr>
+        <w:t xml:space="preserve">posztok </w:t>
+      </w:r>
+      <w:r>
+        <w:rPr>
+          <w:i/>
+          <w:iCs/>
+          <w:sz w:val="26"/>
+          <w:szCs w:val="26"/>
+        </w:rPr>
+        <w:t xml:space="preserve">tábla </w:t>
+      </w:r>
+      <w:r>
+        <w:rPr>
+          <w:i/>
+          <w:iCs/>
+          <w:sz w:val="26"/>
+          <w:szCs w:val="26"/>
+        </w:rPr>
+        <w:t>a</w:t>
+      </w:r>
+      <w:r>
+        <w:rPr>
+          <w:i/>
+          <w:iCs/>
+          <w:sz w:val="26"/>
+          <w:szCs w:val="26"/>
+        </w:rPr>
+        <w:t xml:space="preserve"> kurzusokon belüli bejegyzéseket tartalmazza, mint például feladatok, közlemények vagy tananyagok, a típusuk, határidejük és létrehozásuk idejének rögzítésével.</w:t>
       </w:r>
     </w:p>
     <w:p>
@@ -1433,21 +1435,7 @@
           <w:sz w:val="24"/>
           <w:szCs w:val="24"/>
         </w:rPr>
-        <w:t xml:space="preserve"> → Egyedi azonosító minden </w:t>
-      </w:r>
-      <w:r>
-        <w:rPr>
-          <w:sz w:val="24"/>
-          <w:szCs w:val="24"/>
-        </w:rPr>
-        <w:t>poszthoz</w:t>
-      </w:r>
-      <w:r>
-        <w:rPr>
-          <w:sz w:val="24"/>
-          <w:szCs w:val="24"/>
-        </w:rPr>
-        <w:t xml:space="preserve"> számára, amely elsődleges kulcsként szolgál.</w:t>
+        <w:t xml:space="preserve"> → Egyedi azonosító minden poszthoz számára, amely elsődleges kulcsként szolgál.</w:t>
       </w:r>
     </w:p>
     <w:p>
@@ -1644,15 +1632,7 @@
           <w:sz w:val="24"/>
           <w:szCs w:val="24"/>
         </w:rPr>
-        <w:t>deadline</w:t>
-      </w:r>
-      <w:r>
-        <w:rPr>
-          <w:b/>
-          <w:sz w:val="24"/>
-          <w:szCs w:val="24"/>
-        </w:rPr>
-        <w:t>_at</w:t>
+        <w:t>deadline_at</w:t>
       </w:r>
       <w:proofErr w:type="spellEnd"/>
       <w:r>
@@ -1660,14 +1640,7 @@
           <w:sz w:val="24"/>
           <w:szCs w:val="24"/>
         </w:rPr>
-        <w:t xml:space="preserve"> →</w:t>
-      </w:r>
-      <w:r>
-        <w:rPr>
-          <w:sz w:val="24"/>
-          <w:szCs w:val="24"/>
-        </w:rPr>
-        <w:t xml:space="preserve"> A poszthoz kapcsolódó határidő, ha a bejegyzés típusa ezt igényli (pl. feladat esetén).</w:t>
+        <w:t xml:space="preserve"> → A poszthoz kapcsolódó határidő, ha a bejegyzés típusa ezt igényli (pl. feladat esetén).</w:t>
       </w:r>
     </w:p>
     <w:p>
@@ -1706,14 +1679,7 @@
           <w:sz w:val="24"/>
           <w:szCs w:val="24"/>
         </w:rPr>
-        <w:t>→</w:t>
-      </w:r>
-      <w:r>
-        <w:rPr>
-          <w:sz w:val="24"/>
-          <w:szCs w:val="24"/>
-        </w:rPr>
-        <w:t xml:space="preserve"> Logikai mező, amely jelzi, hogy a posztot a létrehozása után módosították-e.</w:t>
+        <w:t>→ Logikai mező, amely jelzi, hogy a posztot a létrehozása után módosították-e.</w:t>
       </w:r>
     </w:p>
     <w:p>
@@ -1752,14 +1718,7 @@
           <w:sz w:val="24"/>
           <w:szCs w:val="24"/>
         </w:rPr>
-        <w:t>→</w:t>
-      </w:r>
-      <w:r>
-        <w:rPr>
-          <w:sz w:val="24"/>
-          <w:szCs w:val="24"/>
-        </w:rPr>
-        <w:t xml:space="preserve"> A poszt létrehozásának dátuma és időpontja.</w:t>
+        <w:t>→ A poszt létrehozásának dátuma és időpontja.</w:t>
       </w:r>
     </w:p>
     <w:p>
@@ -1767,19 +1726,7 @@
         <w:pStyle w:val="Cmsor2"/>
       </w:pPr>
       <w:r>
-        <w:t>2.</w:t>
-      </w:r>
-      <w:r>
-        <w:t>3</w:t>
-      </w:r>
-      <w:r>
-        <w:t xml:space="preserve"> </w:t>
-      </w:r>
-      <w:r>
-        <w:t>Csatolmányok</w:t>
-      </w:r>
-      <w:r>
-        <w:t>(</w:t>
+        <w:t>2.3 Csatolmányok(</w:t>
       </w:r>
       <w:proofErr w:type="spellStart"/>
       <w:r>
@@ -1788,6 +1735,63 @@
       <w:proofErr w:type="spellEnd"/>
       <w:r>
         <w:t>)</w:t>
+      </w:r>
+    </w:p>
+    <w:p>
+      <w:pPr>
+        <w:ind w:left="-426"/>
+        <w:rPr>
+          <w:i/>
+          <w:iCs/>
+          <w:sz w:val="26"/>
+          <w:szCs w:val="26"/>
+        </w:rPr>
+      </w:pPr>
+      <w:r>
+        <w:rPr>
+          <w:i/>
+          <w:iCs/>
+          <w:sz w:val="26"/>
+          <w:szCs w:val="26"/>
+        </w:rPr>
+        <w:t xml:space="preserve">A </w:t>
+      </w:r>
+      <w:r>
+        <w:rPr>
+          <w:b/>
+          <w:i/>
+          <w:iCs/>
+          <w:sz w:val="26"/>
+          <w:szCs w:val="26"/>
+        </w:rPr>
+        <w:t xml:space="preserve">csatolmányok </w:t>
+      </w:r>
+      <w:r>
+        <w:rPr>
+          <w:i/>
+          <w:iCs/>
+          <w:sz w:val="26"/>
+          <w:szCs w:val="26"/>
+        </w:rPr>
+        <w:t xml:space="preserve">tábla </w:t>
+      </w:r>
+      <w:r>
+        <w:rPr>
+          <w:i/>
+          <w:iCs/>
+          <w:sz w:val="26"/>
+          <w:szCs w:val="26"/>
+        </w:rPr>
+        <w:t>a</w:t>
+      </w:r>
+      <w:r>
+        <w:rPr>
+          <w:i/>
+          <w:iCs/>
+          <w:sz w:val="26"/>
+          <w:szCs w:val="26"/>
+        </w:rPr>
+        <w:t>z összes feltöltött fájlt kezeli a rendszerben, beleértve a posztokhoz, beadásokhoz vagy kurzusokhoz csatolt dokumentumokat és képeket.</w:t>
       </w:r>
     </w:p>
     <w:p>
@@ -1795,10 +1799,11 @@
         <w:pStyle w:val="Felsorols"/>
         <w:numPr>
           <w:ilvl w:val="0"/>
-          <w:numId w:val="7"/>
+          <w:numId w:val="8"/>
         </w:numPr>
         <w:spacing w:line="240" w:lineRule="auto"/>
-        <w:ind w:left="142" w:right="-716"/>
+        <w:ind w:left="142" w:right="-714" w:hanging="357"/>
+        <w:contextualSpacing w:val="0"/>
         <w:rPr>
           <w:sz w:val="24"/>
           <w:szCs w:val="24"/>
@@ -1839,12 +1844,14 @@
     </w:p>
     <w:p>
       <w:pPr>
+        <w:pStyle w:val="Listaszerbekezds"/>
         <w:numPr>
           <w:ilvl w:val="0"/>
-          <w:numId w:val="1"/>
+          <w:numId w:val="8"/>
         </w:numPr>
         <w:spacing w:line="240" w:lineRule="auto"/>
-        <w:ind w:left="141" w:right="-716"/>
+        <w:ind w:left="142" w:right="-714" w:hanging="357"/>
+        <w:contextualSpacing w:val="0"/>
         <w:rPr>
           <w:sz w:val="24"/>
           <w:szCs w:val="24"/>
@@ -1857,30 +1864,24 @@
           <w:sz w:val="24"/>
           <w:szCs w:val="24"/>
         </w:rPr>
-        <w:t>uploader</w:t>
-      </w:r>
+        <w:lastRenderedPageBreak/>
+        <w:t>uploader_id</w:t>
+      </w:r>
+      <w:proofErr w:type="spellEnd"/>
       <w:r>
         <w:rPr>
           <w:b/>
           <w:sz w:val="24"/>
           <w:szCs w:val="24"/>
         </w:rPr>
-        <w:t>_id</w:t>
-      </w:r>
-      <w:proofErr w:type="spellEnd"/>
+        <w:t xml:space="preserve"> (FK)</w:t>
+      </w:r>
       <w:r>
         <w:rPr>
           <w:b/>
           <w:sz w:val="24"/>
           <w:szCs w:val="24"/>
         </w:rPr>
-        <w:t xml:space="preserve"> (FK)</w:t>
-      </w:r>
-      <w:r>
-        <w:rPr>
-          <w:sz w:val="24"/>
-          <w:szCs w:val="24"/>
-        </w:rPr>
         <w:t xml:space="preserve"> </w:t>
       </w:r>
       <w:r>
@@ -1888,7 +1889,14 @@
           <w:sz w:val="24"/>
           <w:szCs w:val="24"/>
         </w:rPr>
-        <w:t xml:space="preserve">Idegen kulcs a </w:t>
+        <w:t>→</w:t>
+      </w:r>
+      <w:r>
+        <w:rPr>
+          <w:sz w:val="24"/>
+          <w:szCs w:val="24"/>
+        </w:rPr>
+        <w:t xml:space="preserve"> Idegen kulcs a </w:t>
       </w:r>
       <w:proofErr w:type="spellStart"/>
       <w:r>
@@ -1910,12 +1918,14 @@
     </w:p>
     <w:p>
       <w:pPr>
+        <w:pStyle w:val="Listaszerbekezds"/>
         <w:numPr>
           <w:ilvl w:val="0"/>
-          <w:numId w:val="1"/>
+          <w:numId w:val="8"/>
         </w:numPr>
         <w:spacing w:line="240" w:lineRule="auto"/>
-        <w:ind w:left="141" w:right="-716"/>
+        <w:ind w:left="142" w:right="-714" w:hanging="357"/>
+        <w:contextualSpacing w:val="0"/>
         <w:rPr>
           <w:sz w:val="24"/>
           <w:szCs w:val="24"/>
@@ -1936,38 +1946,19 @@
           <w:sz w:val="24"/>
           <w:szCs w:val="24"/>
         </w:rPr>
-        <w:t xml:space="preserve"> </w:t>
-      </w:r>
-      <w:r>
-        <w:rPr>
-          <w:sz w:val="24"/>
-          <w:szCs w:val="24"/>
-        </w:rPr>
-        <w:t>→</w:t>
-      </w:r>
-      <w:r>
-        <w:rPr>
-          <w:sz w:val="24"/>
-          <w:szCs w:val="24"/>
-        </w:rPr>
-        <w:t xml:space="preserve"> </w:t>
-      </w:r>
-      <w:r>
-        <w:rPr>
-          <w:sz w:val="24"/>
-          <w:szCs w:val="24"/>
-        </w:rPr>
-        <w:t>A fájl elérési útja vagy URL-je a szerveren, amely alapján a rendszer be tudja tölteni vagy letölthetővé tudja tenni azt.</w:t>
+        <w:t xml:space="preserve"> → A fájl elérési útja vagy URL-je a szerveren, amely alapján a rendszer be tudja tölteni vagy letölthetővé tudja tenni azt.</w:t>
       </w:r>
     </w:p>
     <w:p>
       <w:pPr>
+        <w:pStyle w:val="Listaszerbekezds"/>
         <w:numPr>
           <w:ilvl w:val="0"/>
-          <w:numId w:val="1"/>
+          <w:numId w:val="8"/>
         </w:numPr>
         <w:spacing w:line="240" w:lineRule="auto"/>
-        <w:ind w:left="141" w:right="-716"/>
+        <w:ind w:left="142" w:right="-714" w:hanging="357"/>
+        <w:contextualSpacing w:val="0"/>
         <w:rPr>
           <w:sz w:val="24"/>
           <w:szCs w:val="24"/>
@@ -1988,18 +1979,781 @@
           <w:sz w:val="24"/>
           <w:szCs w:val="24"/>
         </w:rPr>
-        <w:t xml:space="preserve">→ </w:t>
-      </w:r>
-      <w:r>
-        <w:rPr>
-          <w:sz w:val="24"/>
-          <w:szCs w:val="24"/>
-        </w:rPr>
-        <w:t>A feltöltés időpontja, amely naplózási és verziókezelési célokat is szolgál.</w:t>
+        <w:t>→ A feltöltés időpontja, amely naplózási és verziókezelési célokat is szolgál.</w:t>
       </w:r>
     </w:p>
     <w:p>
       <w:pPr>
+        <w:pStyle w:val="Cmsor2"/>
+      </w:pPr>
+      <w:r>
+        <w:t>2.4 Kurzusok(</w:t>
+      </w:r>
+      <w:proofErr w:type="spellStart"/>
+      <w:r>
+        <w:t>courses</w:t>
+      </w:r>
+      <w:proofErr w:type="spellEnd"/>
+      <w:r>
+        <w:t>)</w:t>
+      </w:r>
+    </w:p>
+    <w:p>
+      <w:pPr>
+        <w:ind w:left="-426"/>
+        <w:rPr>
+          <w:i/>
+          <w:iCs/>
+          <w:sz w:val="26"/>
+          <w:szCs w:val="26"/>
+        </w:rPr>
+      </w:pPr>
+      <w:r>
+        <w:rPr>
+          <w:i/>
+          <w:iCs/>
+          <w:sz w:val="26"/>
+          <w:szCs w:val="26"/>
+        </w:rPr>
+        <w:t xml:space="preserve">A </w:t>
+      </w:r>
+      <w:r>
+        <w:rPr>
+          <w:b/>
+          <w:bCs/>
+          <w:i/>
+          <w:iCs/>
+          <w:sz w:val="26"/>
+          <w:szCs w:val="26"/>
+        </w:rPr>
+        <w:t>kurzusok</w:t>
+      </w:r>
+      <w:r>
+        <w:rPr>
+          <w:i/>
+          <w:iCs/>
+          <w:sz w:val="26"/>
+          <w:szCs w:val="26"/>
+        </w:rPr>
+        <w:t xml:space="preserve"> tábla a</w:t>
+      </w:r>
+      <w:r>
+        <w:rPr>
+          <w:i/>
+          <w:iCs/>
+          <w:sz w:val="26"/>
+          <w:szCs w:val="26"/>
+        </w:rPr>
+        <w:t xml:space="preserve"> rendszer kurzusait tartalmazza, mindegyikhez nevet és egyedi meghívókódot rendel, amelyen keresztül a felhasználók csatlakozhatnak.</w:t>
+      </w:r>
+    </w:p>
+    <w:p>
+      <w:pPr>
+        <w:pStyle w:val="Felsorols"/>
+        <w:numPr>
+          <w:ilvl w:val="0"/>
+          <w:numId w:val="9"/>
+        </w:numPr>
+        <w:spacing w:line="240" w:lineRule="auto"/>
+        <w:ind w:left="142" w:right="-714" w:hanging="357"/>
+        <w:contextualSpacing w:val="0"/>
+        <w:rPr>
+          <w:sz w:val="24"/>
+          <w:szCs w:val="24"/>
+        </w:rPr>
+      </w:pPr>
+      <w:proofErr w:type="spellStart"/>
+      <w:r>
+        <w:rPr>
+          <w:b/>
+          <w:sz w:val="24"/>
+          <w:szCs w:val="24"/>
+        </w:rPr>
+        <w:t>id</w:t>
+      </w:r>
+      <w:proofErr w:type="spellEnd"/>
+      <w:r>
+        <w:rPr>
+          <w:b/>
+          <w:sz w:val="24"/>
+          <w:szCs w:val="24"/>
+        </w:rPr>
+        <w:t xml:space="preserve"> (PK)</w:t>
+      </w:r>
+      <w:r>
+        <w:rPr>
+          <w:sz w:val="24"/>
+          <w:szCs w:val="24"/>
+        </w:rPr>
+        <w:t xml:space="preserve"> → </w:t>
+      </w:r>
+      <w:r>
+        <w:rPr>
+          <w:sz w:val="24"/>
+          <w:szCs w:val="24"/>
+        </w:rPr>
+        <w:t>Egyedi azonosító minden fájlhoz, amely elsődleges kulcsként szolgál.</w:t>
+      </w:r>
+    </w:p>
+    <w:p>
+      <w:pPr>
+        <w:pStyle w:val="Listaszerbekezds"/>
+        <w:numPr>
+          <w:ilvl w:val="0"/>
+          <w:numId w:val="9"/>
+        </w:numPr>
+        <w:spacing w:line="240" w:lineRule="auto"/>
+        <w:ind w:left="142" w:right="-714" w:hanging="357"/>
+        <w:contextualSpacing w:val="0"/>
+        <w:rPr>
+          <w:sz w:val="24"/>
+          <w:szCs w:val="24"/>
+        </w:rPr>
+      </w:pPr>
+      <w:proofErr w:type="spellStart"/>
+      <w:r>
+        <w:rPr>
+          <w:b/>
+          <w:sz w:val="24"/>
+          <w:szCs w:val="24"/>
+        </w:rPr>
+        <w:t>name</w:t>
+      </w:r>
+      <w:proofErr w:type="spellEnd"/>
+      <w:r>
+        <w:rPr>
+          <w:b/>
+          <w:sz w:val="24"/>
+          <w:szCs w:val="24"/>
+        </w:rPr>
+        <w:t xml:space="preserve"> </w:t>
+      </w:r>
+      <w:r>
+        <w:rPr>
+          <w:sz w:val="24"/>
+          <w:szCs w:val="24"/>
+        </w:rPr>
+        <w:t>→ A kurzus neve vagy megnevezése (pl. „Programozás alapjai” vagy „Irodalom 10.A”), amely a felhasználók számára látható.</w:t>
+      </w:r>
+    </w:p>
+    <w:p>
+      <w:pPr>
+        <w:pStyle w:val="Listaszerbekezds"/>
+        <w:numPr>
+          <w:ilvl w:val="0"/>
+          <w:numId w:val="9"/>
+        </w:numPr>
+        <w:spacing w:line="240" w:lineRule="auto"/>
+        <w:ind w:left="142" w:right="-714" w:hanging="357"/>
+        <w:contextualSpacing w:val="0"/>
+        <w:rPr>
+          <w:sz w:val="24"/>
+          <w:szCs w:val="24"/>
+        </w:rPr>
+      </w:pPr>
+      <w:proofErr w:type="spellStart"/>
+      <w:r>
+        <w:rPr>
+          <w:b/>
+          <w:sz w:val="24"/>
+          <w:szCs w:val="24"/>
+        </w:rPr>
+        <w:t>invitation_code</w:t>
+      </w:r>
+      <w:proofErr w:type="spellEnd"/>
+      <w:r>
+        <w:rPr>
+          <w:b/>
+          <w:sz w:val="24"/>
+          <w:szCs w:val="24"/>
+        </w:rPr>
+        <w:t xml:space="preserve"> </w:t>
+      </w:r>
+      <w:r>
+        <w:rPr>
+          <w:sz w:val="24"/>
+          <w:szCs w:val="24"/>
+        </w:rPr>
+        <w:t>→ Egyedi, automatikusan generált meghívókód, amelyen keresztül a felhasználók csatlakozhatnak a kurzushoz.</w:t>
+      </w:r>
+    </w:p>
+    <w:p>
+      <w:pPr>
+        <w:pStyle w:val="Cmsor2"/>
+      </w:pPr>
+      <w:r>
+        <w:t>2.</w:t>
+      </w:r>
+      <w:r>
+        <w:t>5</w:t>
+      </w:r>
+      <w:r>
+        <w:t xml:space="preserve"> </w:t>
+      </w:r>
+      <w:r>
+        <w:t>Beadások</w:t>
+      </w:r>
+      <w:r>
+        <w:t>(</w:t>
+      </w:r>
+      <w:proofErr w:type="spellStart"/>
+      <w:r>
+        <w:t>submissions</w:t>
+      </w:r>
+      <w:proofErr w:type="spellEnd"/>
+      <w:r>
+        <w:t>)</w:t>
+      </w:r>
+    </w:p>
+    <w:p>
+      <w:pPr>
+        <w:ind w:left="-426"/>
+        <w:rPr>
+          <w:i/>
+          <w:iCs/>
+          <w:sz w:val="26"/>
+          <w:szCs w:val="26"/>
+        </w:rPr>
+      </w:pPr>
+      <w:r>
+        <w:rPr>
+          <w:i/>
+          <w:iCs/>
+          <w:sz w:val="26"/>
+          <w:szCs w:val="26"/>
+        </w:rPr>
+        <w:t xml:space="preserve">A </w:t>
+      </w:r>
+      <w:r>
+        <w:rPr>
+          <w:b/>
+          <w:bCs/>
+          <w:i/>
+          <w:iCs/>
+          <w:sz w:val="26"/>
+          <w:szCs w:val="26"/>
+        </w:rPr>
+        <w:t>beadások</w:t>
+      </w:r>
+      <w:r>
+        <w:rPr>
+          <w:b/>
+          <w:bCs/>
+          <w:i/>
+          <w:iCs/>
+          <w:sz w:val="26"/>
+          <w:szCs w:val="26"/>
+        </w:rPr>
+        <w:t xml:space="preserve"> </w:t>
+      </w:r>
+      <w:r>
+        <w:rPr>
+          <w:i/>
+          <w:iCs/>
+          <w:sz w:val="26"/>
+          <w:szCs w:val="26"/>
+        </w:rPr>
+        <w:t xml:space="preserve">tábla a </w:t>
+      </w:r>
+      <w:r>
+        <w:rPr>
+          <w:i/>
+          <w:iCs/>
+          <w:sz w:val="26"/>
+          <w:szCs w:val="26"/>
+        </w:rPr>
+        <w:t xml:space="preserve">tanulók által beküldött feladatmegoldásokat tárolja, azok állapotával, beküldési </w:t>
+      </w:r>
+      <w:proofErr w:type="spellStart"/>
+      <w:r>
+        <w:rPr>
+          <w:i/>
+          <w:iCs/>
+          <w:sz w:val="26"/>
+          <w:szCs w:val="26"/>
+        </w:rPr>
+        <w:t>idejével</w:t>
+      </w:r>
+      <w:proofErr w:type="spellEnd"/>
+      <w:r>
+        <w:rPr>
+          <w:i/>
+          <w:iCs/>
+          <w:sz w:val="26"/>
+          <w:szCs w:val="26"/>
+        </w:rPr>
+        <w:t xml:space="preserve"> és verziótörténeti kapcsolatával együtt.</w:t>
+      </w:r>
+    </w:p>
+    <w:p>
+      <w:pPr>
+        <w:pStyle w:val="Listaszerbekezds"/>
+        <w:numPr>
+          <w:ilvl w:val="0"/>
+          <w:numId w:val="12"/>
+        </w:numPr>
+        <w:spacing w:before="100" w:beforeAutospacing="1" w:line="240" w:lineRule="auto"/>
+        <w:ind w:left="142" w:hanging="357"/>
+        <w:contextualSpacing w:val="0"/>
+        <w:rPr>
+          <w:rFonts w:eastAsia="Times New Roman" w:cs="Times New Roman"/>
+          <w:sz w:val="24"/>
+          <w:szCs w:val="24"/>
+          <w:lang w:val="hu-HU"/>
+        </w:rPr>
+      </w:pPr>
+      <w:proofErr w:type="spellStart"/>
+      <w:r>
+        <w:rPr>
+          <w:rFonts w:eastAsia="Times New Roman" w:cs="Times New Roman"/>
+          <w:b/>
+          <w:bCs/>
+          <w:sz w:val="24"/>
+          <w:szCs w:val="24"/>
+          <w:lang w:val="hu-HU"/>
+        </w:rPr>
+        <w:t>id</w:t>
+      </w:r>
+      <w:proofErr w:type="spellEnd"/>
+      <w:r>
+        <w:rPr>
+          <w:rFonts w:eastAsia="Times New Roman" w:cs="Times New Roman"/>
+          <w:b/>
+          <w:bCs/>
+          <w:sz w:val="24"/>
+          <w:szCs w:val="24"/>
+          <w:lang w:val="hu-HU"/>
+        </w:rPr>
+        <w:t xml:space="preserve"> (PK)</w:t>
+      </w:r>
+      <w:r>
+        <w:rPr>
+          <w:rFonts w:eastAsia="Times New Roman" w:cs="Times New Roman"/>
+          <w:sz w:val="24"/>
+          <w:szCs w:val="24"/>
+          <w:lang w:val="hu-HU"/>
+        </w:rPr>
+        <w:t xml:space="preserve"> → Egyedi azonosító minden beadáshoz, amely elsődleges kulcsként szolgál.</w:t>
+      </w:r>
+    </w:p>
+    <w:p>
+      <w:pPr>
+        <w:pStyle w:val="Listaszerbekezds"/>
+        <w:numPr>
+          <w:ilvl w:val="0"/>
+          <w:numId w:val="12"/>
+        </w:numPr>
+        <w:spacing w:before="100" w:beforeAutospacing="1" w:line="240" w:lineRule="auto"/>
+        <w:ind w:left="142" w:hanging="357"/>
+        <w:contextualSpacing w:val="0"/>
+        <w:rPr>
+          <w:rFonts w:eastAsia="Times New Roman" w:cs="Times New Roman"/>
+          <w:sz w:val="24"/>
+          <w:szCs w:val="24"/>
+          <w:lang w:val="hu-HU"/>
+        </w:rPr>
+      </w:pPr>
+      <w:proofErr w:type="spellStart"/>
+      <w:r>
+        <w:rPr>
+          <w:rFonts w:eastAsia="Times New Roman" w:cs="Times New Roman"/>
+          <w:b/>
+          <w:bCs/>
+          <w:sz w:val="24"/>
+          <w:szCs w:val="24"/>
+          <w:lang w:val="hu-HU"/>
+        </w:rPr>
+        <w:t>post_id</w:t>
+      </w:r>
+      <w:proofErr w:type="spellEnd"/>
+      <w:r>
+        <w:rPr>
+          <w:rFonts w:eastAsia="Times New Roman" w:cs="Times New Roman"/>
+          <w:b/>
+          <w:bCs/>
+          <w:sz w:val="24"/>
+          <w:szCs w:val="24"/>
+          <w:lang w:val="hu-HU"/>
+        </w:rPr>
+        <w:t xml:space="preserve"> (FK)</w:t>
+      </w:r>
+      <w:r>
+        <w:rPr>
+          <w:rFonts w:eastAsia="Times New Roman" w:cs="Times New Roman"/>
+          <w:sz w:val="24"/>
+          <w:szCs w:val="24"/>
+          <w:lang w:val="hu-HU"/>
+        </w:rPr>
+        <w:t xml:space="preserve"> → Idegen kulcs a </w:t>
+      </w:r>
+      <w:proofErr w:type="spellStart"/>
+      <w:r>
+        <w:rPr>
+          <w:rFonts w:eastAsia="Times New Roman" w:cs="Times New Roman"/>
+          <w:i/>
+          <w:iCs/>
+          <w:sz w:val="24"/>
+          <w:szCs w:val="24"/>
+          <w:lang w:val="hu-HU"/>
+        </w:rPr>
+        <w:t>posts</w:t>
+      </w:r>
+      <w:proofErr w:type="spellEnd"/>
+      <w:r>
+        <w:rPr>
+          <w:rFonts w:eastAsia="Times New Roman" w:cs="Times New Roman"/>
+          <w:sz w:val="24"/>
+          <w:szCs w:val="24"/>
+          <w:lang w:val="hu-HU"/>
+        </w:rPr>
+        <w:t xml:space="preserve"> táblára; megadja, melyik feladathoz tartozik a beadás.</w:t>
+      </w:r>
+    </w:p>
+    <w:p>
+      <w:pPr>
+        <w:pStyle w:val="Listaszerbekezds"/>
+        <w:numPr>
+          <w:ilvl w:val="0"/>
+          <w:numId w:val="12"/>
+        </w:numPr>
+        <w:spacing w:before="100" w:beforeAutospacing="1" w:line="240" w:lineRule="auto"/>
+        <w:ind w:left="142" w:hanging="357"/>
+        <w:contextualSpacing w:val="0"/>
+        <w:rPr>
+          <w:rFonts w:eastAsia="Times New Roman" w:cs="Times New Roman"/>
+          <w:sz w:val="24"/>
+          <w:szCs w:val="24"/>
+          <w:lang w:val="hu-HU"/>
+        </w:rPr>
+      </w:pPr>
+      <w:proofErr w:type="spellStart"/>
+      <w:r>
+        <w:rPr>
+          <w:rFonts w:eastAsia="Times New Roman" w:cs="Times New Roman"/>
+          <w:b/>
+          <w:bCs/>
+          <w:sz w:val="24"/>
+          <w:szCs w:val="24"/>
+          <w:lang w:val="hu-HU"/>
+        </w:rPr>
+        <w:t>user_id</w:t>
+      </w:r>
+      <w:proofErr w:type="spellEnd"/>
+      <w:r>
+        <w:rPr>
+          <w:rFonts w:eastAsia="Times New Roman" w:cs="Times New Roman"/>
+          <w:b/>
+          <w:bCs/>
+          <w:sz w:val="24"/>
+          <w:szCs w:val="24"/>
+          <w:lang w:val="hu-HU"/>
+        </w:rPr>
+        <w:t xml:space="preserve"> (FK)</w:t>
+      </w:r>
+      <w:r>
+        <w:rPr>
+          <w:rFonts w:eastAsia="Times New Roman" w:cs="Times New Roman"/>
+          <w:sz w:val="24"/>
+          <w:szCs w:val="24"/>
+          <w:lang w:val="hu-HU"/>
+        </w:rPr>
+        <w:t xml:space="preserve"> → Idegen kulcs a </w:t>
+      </w:r>
+      <w:proofErr w:type="spellStart"/>
+      <w:r>
+        <w:rPr>
+          <w:rFonts w:eastAsia="Times New Roman" w:cs="Times New Roman"/>
+          <w:i/>
+          <w:iCs/>
+          <w:sz w:val="24"/>
+          <w:szCs w:val="24"/>
+          <w:lang w:val="hu-HU"/>
+        </w:rPr>
+        <w:t>users</w:t>
+      </w:r>
+      <w:proofErr w:type="spellEnd"/>
+      <w:r>
+        <w:rPr>
+          <w:rFonts w:eastAsia="Times New Roman" w:cs="Times New Roman"/>
+          <w:sz w:val="24"/>
+          <w:szCs w:val="24"/>
+          <w:lang w:val="hu-HU"/>
+        </w:rPr>
+        <w:t xml:space="preserve"> táblára; azonosítja, melyik diák készítette a beadást.</w:t>
+      </w:r>
+    </w:p>
+    <w:p>
+      <w:pPr>
+        <w:pStyle w:val="Listaszerbekezds"/>
+        <w:numPr>
+          <w:ilvl w:val="0"/>
+          <w:numId w:val="12"/>
+        </w:numPr>
+        <w:spacing w:before="100" w:beforeAutospacing="1" w:line="240" w:lineRule="auto"/>
+        <w:ind w:left="142" w:hanging="357"/>
+        <w:contextualSpacing w:val="0"/>
+        <w:rPr>
+          <w:rFonts w:eastAsia="Times New Roman" w:cs="Times New Roman"/>
+          <w:sz w:val="24"/>
+          <w:szCs w:val="24"/>
+          <w:lang w:val="hu-HU"/>
+        </w:rPr>
+      </w:pPr>
+      <w:proofErr w:type="spellStart"/>
+      <w:r>
+        <w:rPr>
+          <w:rFonts w:eastAsia="Times New Roman" w:cs="Times New Roman"/>
+          <w:b/>
+          <w:bCs/>
+          <w:sz w:val="24"/>
+          <w:szCs w:val="24"/>
+          <w:lang w:val="hu-HU"/>
+        </w:rPr>
+        <w:t>status_id</w:t>
+      </w:r>
+      <w:proofErr w:type="spellEnd"/>
+      <w:r>
+        <w:rPr>
+          <w:rFonts w:eastAsia="Times New Roman" w:cs="Times New Roman"/>
+          <w:b/>
+          <w:bCs/>
+          <w:sz w:val="24"/>
+          <w:szCs w:val="24"/>
+          <w:lang w:val="hu-HU"/>
+        </w:rPr>
+        <w:t xml:space="preserve"> (FK)</w:t>
+      </w:r>
+      <w:r>
+        <w:rPr>
+          <w:rFonts w:eastAsia="Times New Roman" w:cs="Times New Roman"/>
+          <w:sz w:val="24"/>
+          <w:szCs w:val="24"/>
+          <w:lang w:val="hu-HU"/>
+        </w:rPr>
+        <w:t xml:space="preserve"> → Idegen kulcs a </w:t>
+      </w:r>
+      <w:proofErr w:type="spellStart"/>
+      <w:r>
+        <w:rPr>
+          <w:rFonts w:eastAsia="Times New Roman" w:cs="Times New Roman"/>
+          <w:i/>
+          <w:iCs/>
+          <w:sz w:val="24"/>
+          <w:szCs w:val="24"/>
+          <w:lang w:val="hu-HU"/>
+        </w:rPr>
+        <w:t>submission_statuses</w:t>
+      </w:r>
+      <w:proofErr w:type="spellEnd"/>
+      <w:r>
+        <w:rPr>
+          <w:rFonts w:eastAsia="Times New Roman" w:cs="Times New Roman"/>
+          <w:sz w:val="24"/>
+          <w:szCs w:val="24"/>
+          <w:lang w:val="hu-HU"/>
+        </w:rPr>
+        <w:t xml:space="preserve"> táblára; jelzi a beadás aktuális állapotát (pl. </w:t>
+      </w:r>
+      <w:r>
+        <w:rPr>
+          <w:rFonts w:eastAsia="Times New Roman" w:cs="Times New Roman"/>
+          <w:i/>
+          <w:iCs/>
+          <w:sz w:val="24"/>
+          <w:szCs w:val="24"/>
+          <w:lang w:val="hu-HU"/>
+        </w:rPr>
+        <w:t>beküldve</w:t>
+      </w:r>
+      <w:r>
+        <w:rPr>
+          <w:rFonts w:eastAsia="Times New Roman" w:cs="Times New Roman"/>
+          <w:sz w:val="24"/>
+          <w:szCs w:val="24"/>
+          <w:lang w:val="hu-HU"/>
+        </w:rPr>
+        <w:t xml:space="preserve">, </w:t>
+      </w:r>
+      <w:r>
+        <w:rPr>
+          <w:rFonts w:eastAsia="Times New Roman" w:cs="Times New Roman"/>
+          <w:i/>
+          <w:iCs/>
+          <w:sz w:val="24"/>
+          <w:szCs w:val="24"/>
+          <w:lang w:val="hu-HU"/>
+        </w:rPr>
+        <w:t>javítás alatt</w:t>
+      </w:r>
+      <w:r>
+        <w:rPr>
+          <w:rFonts w:eastAsia="Times New Roman" w:cs="Times New Roman"/>
+          <w:sz w:val="24"/>
+          <w:szCs w:val="24"/>
+          <w:lang w:val="hu-HU"/>
+        </w:rPr>
+        <w:t xml:space="preserve">, </w:t>
+      </w:r>
+      <w:r>
+        <w:rPr>
+          <w:rFonts w:eastAsia="Times New Roman" w:cs="Times New Roman"/>
+          <w:i/>
+          <w:iCs/>
+          <w:sz w:val="24"/>
+          <w:szCs w:val="24"/>
+          <w:lang w:val="hu-HU"/>
+        </w:rPr>
+        <w:t>elfogadva</w:t>
+      </w:r>
+      <w:r>
+        <w:rPr>
+          <w:rFonts w:eastAsia="Times New Roman" w:cs="Times New Roman"/>
+          <w:sz w:val="24"/>
+          <w:szCs w:val="24"/>
+          <w:lang w:val="hu-HU"/>
+        </w:rPr>
+        <w:t>).</w:t>
+      </w:r>
+    </w:p>
+    <w:p>
+      <w:pPr>
+        <w:pStyle w:val="Listaszerbekezds"/>
+        <w:numPr>
+          <w:ilvl w:val="0"/>
+          <w:numId w:val="12"/>
+        </w:numPr>
+        <w:spacing w:before="100" w:beforeAutospacing="1" w:line="240" w:lineRule="auto"/>
+        <w:ind w:left="142" w:hanging="357"/>
+        <w:contextualSpacing w:val="0"/>
+        <w:rPr>
+          <w:rFonts w:eastAsia="Times New Roman" w:cs="Times New Roman"/>
+          <w:sz w:val="24"/>
+          <w:szCs w:val="24"/>
+          <w:lang w:val="hu-HU"/>
+        </w:rPr>
+      </w:pPr>
+      <w:proofErr w:type="spellStart"/>
+      <w:r>
+        <w:rPr>
+          <w:rFonts w:eastAsia="Times New Roman" w:cs="Times New Roman"/>
+          <w:b/>
+          <w:bCs/>
+          <w:sz w:val="24"/>
+          <w:szCs w:val="24"/>
+          <w:lang w:val="hu-HU"/>
+        </w:rPr>
+        <w:t>last_history_id</w:t>
+      </w:r>
+      <w:proofErr w:type="spellEnd"/>
+      <w:r>
+        <w:rPr>
+          <w:rFonts w:eastAsia="Times New Roman" w:cs="Times New Roman"/>
+          <w:b/>
+          <w:bCs/>
+          <w:sz w:val="24"/>
+          <w:szCs w:val="24"/>
+          <w:lang w:val="hu-HU"/>
+        </w:rPr>
+        <w:t xml:space="preserve"> (FK, </w:t>
+      </w:r>
+      <w:proofErr w:type="spellStart"/>
+      <w:r>
+        <w:rPr>
+          <w:rFonts w:eastAsia="Times New Roman" w:cs="Times New Roman"/>
+          <w:b/>
+          <w:bCs/>
+          <w:sz w:val="24"/>
+          <w:szCs w:val="24"/>
+          <w:lang w:val="hu-HU"/>
+        </w:rPr>
+        <w:t>nullable</w:t>
+      </w:r>
+      <w:proofErr w:type="spellEnd"/>
+      <w:r>
+        <w:rPr>
+          <w:rFonts w:eastAsia="Times New Roman" w:cs="Times New Roman"/>
+          <w:b/>
+          <w:bCs/>
+          <w:sz w:val="24"/>
+          <w:szCs w:val="24"/>
+          <w:lang w:val="hu-HU"/>
+        </w:rPr>
+        <w:t>)</w:t>
+      </w:r>
+      <w:r>
+        <w:rPr>
+          <w:rFonts w:eastAsia="Times New Roman" w:cs="Times New Roman"/>
+          <w:sz w:val="24"/>
+          <w:szCs w:val="24"/>
+          <w:lang w:val="hu-HU"/>
+        </w:rPr>
+        <w:t xml:space="preserve"> → Idegen kulcs a </w:t>
+      </w:r>
+      <w:proofErr w:type="spellStart"/>
+      <w:r>
+        <w:rPr>
+          <w:rFonts w:eastAsia="Times New Roman" w:cs="Times New Roman"/>
+          <w:i/>
+          <w:iCs/>
+          <w:sz w:val="24"/>
+          <w:szCs w:val="24"/>
+          <w:lang w:val="hu-HU"/>
+        </w:rPr>
+        <w:t>submission_histories</w:t>
+      </w:r>
+      <w:proofErr w:type="spellEnd"/>
+      <w:r>
+        <w:rPr>
+          <w:rFonts w:eastAsia="Times New Roman" w:cs="Times New Roman"/>
+          <w:sz w:val="24"/>
+          <w:szCs w:val="24"/>
+          <w:lang w:val="hu-HU"/>
+        </w:rPr>
+        <w:t xml:space="preserve"> táblára; a beadás legutóbbi verziójára mutat, ha verziókövetés történik.</w:t>
+      </w:r>
+    </w:p>
+    <w:p>
+      <w:pPr>
+        <w:pStyle w:val="Listaszerbekezds"/>
+        <w:numPr>
+          <w:ilvl w:val="0"/>
+          <w:numId w:val="12"/>
+        </w:numPr>
+        <w:spacing w:before="100" w:beforeAutospacing="1" w:line="240" w:lineRule="auto"/>
+        <w:ind w:left="142" w:hanging="357"/>
+        <w:contextualSpacing w:val="0"/>
+        <w:rPr>
+          <w:rFonts w:eastAsia="Times New Roman" w:cs="Times New Roman"/>
+          <w:sz w:val="24"/>
+          <w:szCs w:val="24"/>
+          <w:lang w:val="hu-HU"/>
+        </w:rPr>
+      </w:pPr>
+      <w:proofErr w:type="spellStart"/>
+      <w:r>
+        <w:rPr>
+          <w:rFonts w:eastAsia="Times New Roman" w:cs="Times New Roman"/>
+          <w:b/>
+          <w:bCs/>
+          <w:sz w:val="24"/>
+          <w:szCs w:val="24"/>
+          <w:lang w:val="hu-HU"/>
+        </w:rPr>
+        <w:t>submitted_at</w:t>
+      </w:r>
+      <w:proofErr w:type="spellEnd"/>
+      <w:r>
+        <w:rPr>
+          <w:rFonts w:eastAsia="Times New Roman" w:cs="Times New Roman"/>
+          <w:sz w:val="24"/>
+          <w:szCs w:val="24"/>
+          <w:lang w:val="hu-HU"/>
+        </w:rPr>
+        <w:t xml:space="preserve"> → A beadás időpontja, amely a beküldés naplózását és határidő-ellenőrzését szolgálja.</w:t>
+      </w:r>
+    </w:p>
+    <w:p>
+      <w:pPr>
         <w:pStyle w:val="Cmsor1"/>
         <w:ind w:left="-851" w:right="-716" w:firstLine="0"/>
         <w:rPr>
@@ -2020,31 +2774,2425 @@
           <w:sz w:val="38"/>
           <w:szCs w:val="38"/>
         </w:rPr>
-        <w:t xml:space="preserve">. </w:t>
-      </w:r>
-      <w:proofErr w:type="spellStart"/>
+        <w:t xml:space="preserve">. Modell </w:t>
+      </w:r>
       <w:r>
         <w:rPr>
           <w:sz w:val="38"/>
           <w:szCs w:val="38"/>
         </w:rPr>
-        <w:t>Adat</w:t>
-      </w:r>
-      <w:r>
+        <w:t>altáblái</w:t>
+      </w:r>
+    </w:p>
+    <w:p>
+      <w:pPr>
+        <w:pStyle w:val="Cmsor2"/>
+      </w:pPr>
+      <w:r>
+        <w:t>3</w:t>
+      </w:r>
+      <w:r>
+        <w:t xml:space="preserve">.1 </w:t>
+      </w:r>
+      <w:r>
+        <w:t>Poszt csatolmányok</w:t>
+      </w:r>
+      <w:r>
+        <w:t xml:space="preserve"> (</w:t>
+      </w:r>
+      <w:proofErr w:type="spellStart"/>
+      <w:r>
+        <w:t>posts_attachments</w:t>
+      </w:r>
+      <w:proofErr w:type="spellEnd"/>
+      <w:r>
+        <w:t>)</w:t>
+      </w:r>
+    </w:p>
+    <w:p>
+      <w:pPr>
+        <w:ind w:left="-426"/>
+        <w:rPr>
+          <w:i/>
+          <w:iCs/>
+          <w:sz w:val="26"/>
+          <w:szCs w:val="26"/>
+        </w:rPr>
+      </w:pPr>
+      <w:r>
+        <w:rPr>
+          <w:i/>
+          <w:iCs/>
+          <w:sz w:val="26"/>
+          <w:szCs w:val="26"/>
+        </w:rPr>
+        <w:t xml:space="preserve">A </w:t>
+      </w:r>
+      <w:r>
+        <w:rPr>
+          <w:b/>
+          <w:bCs/>
+          <w:i/>
+          <w:iCs/>
+          <w:sz w:val="26"/>
+          <w:szCs w:val="26"/>
+        </w:rPr>
+        <w:t xml:space="preserve">poszt-csatolmányok </w:t>
+      </w:r>
+      <w:r>
+        <w:rPr>
+          <w:i/>
+          <w:iCs/>
+          <w:sz w:val="26"/>
+          <w:szCs w:val="26"/>
+        </w:rPr>
+        <w:t xml:space="preserve">tábla a </w:t>
+      </w:r>
+      <w:r>
+        <w:rPr>
+          <w:i/>
+          <w:iCs/>
+          <w:sz w:val="26"/>
+          <w:szCs w:val="26"/>
+        </w:rPr>
+        <w:t>posztokhoz tartozó csatolmányokat tárolja, összekapcsolva a posztokat a feltöltött fájlokkal.</w:t>
+      </w:r>
+    </w:p>
+    <w:p>
+      <w:pPr>
+        <w:pStyle w:val="Listaszerbekezds"/>
+        <w:numPr>
+          <w:ilvl w:val="0"/>
+          <w:numId w:val="15"/>
+        </w:numPr>
+        <w:spacing w:before="100" w:beforeAutospacing="1" w:line="240" w:lineRule="auto"/>
+        <w:ind w:left="142" w:hanging="357"/>
+        <w:contextualSpacing w:val="0"/>
+        <w:rPr>
+          <w:rFonts w:eastAsia="Times New Roman" w:cs="Times New Roman"/>
+          <w:sz w:val="24"/>
+          <w:szCs w:val="24"/>
+          <w:lang w:val="hu-HU"/>
+        </w:rPr>
+      </w:pPr>
+      <w:proofErr w:type="spellStart"/>
+      <w:r>
+        <w:rPr>
+          <w:rFonts w:eastAsia="Times New Roman" w:cs="Times New Roman"/>
+          <w:b/>
+          <w:bCs/>
+          <w:sz w:val="24"/>
+          <w:szCs w:val="24"/>
+          <w:lang w:val="hu-HU"/>
+        </w:rPr>
+        <w:t>post_id</w:t>
+      </w:r>
+      <w:proofErr w:type="spellEnd"/>
+      <w:r>
+        <w:rPr>
+          <w:rFonts w:eastAsia="Times New Roman" w:cs="Times New Roman"/>
+          <w:b/>
+          <w:bCs/>
+          <w:sz w:val="24"/>
+          <w:szCs w:val="24"/>
+          <w:lang w:val="hu-HU"/>
+        </w:rPr>
+        <w:t xml:space="preserve"> (FK)</w:t>
+      </w:r>
+      <w:r>
+        <w:rPr>
+          <w:rFonts w:eastAsia="Times New Roman" w:cs="Times New Roman"/>
+          <w:sz w:val="24"/>
+          <w:szCs w:val="24"/>
+          <w:lang w:val="hu-HU"/>
+        </w:rPr>
+        <w:t xml:space="preserve"> → A poszthoz tartozó idegen kulcs.</w:t>
+      </w:r>
+    </w:p>
+    <w:p>
+      <w:pPr>
+        <w:pStyle w:val="Listaszerbekezds"/>
+        <w:numPr>
+          <w:ilvl w:val="0"/>
+          <w:numId w:val="15"/>
+        </w:numPr>
+        <w:spacing w:before="100" w:beforeAutospacing="1" w:line="240" w:lineRule="auto"/>
+        <w:ind w:left="142" w:hanging="357"/>
+        <w:contextualSpacing w:val="0"/>
+        <w:rPr>
+          <w:rFonts w:eastAsia="Times New Roman" w:cs="Times New Roman"/>
+          <w:sz w:val="24"/>
+          <w:szCs w:val="24"/>
+          <w:lang w:val="hu-HU"/>
+        </w:rPr>
+      </w:pPr>
+      <w:proofErr w:type="spellStart"/>
+      <w:r>
+        <w:rPr>
+          <w:rFonts w:eastAsia="Times New Roman" w:cs="Times New Roman"/>
+          <w:b/>
+          <w:bCs/>
+          <w:sz w:val="24"/>
+          <w:szCs w:val="24"/>
+          <w:lang w:val="hu-HU"/>
+        </w:rPr>
+        <w:t>attachment_id</w:t>
+      </w:r>
+      <w:proofErr w:type="spellEnd"/>
+      <w:r>
+        <w:rPr>
+          <w:rFonts w:eastAsia="Times New Roman" w:cs="Times New Roman"/>
+          <w:b/>
+          <w:bCs/>
+          <w:sz w:val="24"/>
+          <w:szCs w:val="24"/>
+          <w:lang w:val="hu-HU"/>
+        </w:rPr>
+        <w:t xml:space="preserve"> (FK)</w:t>
+      </w:r>
+      <w:r>
+        <w:rPr>
+          <w:rFonts w:eastAsia="Times New Roman" w:cs="Times New Roman"/>
+          <w:sz w:val="24"/>
+          <w:szCs w:val="24"/>
+          <w:lang w:val="hu-HU"/>
+        </w:rPr>
+        <w:t xml:space="preserve"> → Az adott poszthoz feltöltött fájl azonosítója.</w:t>
+      </w:r>
+    </w:p>
+    <w:p>
+      <w:pPr>
+        <w:pStyle w:val="Listaszerbekezds"/>
+        <w:numPr>
+          <w:ilvl w:val="0"/>
+          <w:numId w:val="15"/>
+        </w:numPr>
+        <w:spacing w:before="100" w:beforeAutospacing="1" w:line="240" w:lineRule="auto"/>
+        <w:ind w:left="142" w:hanging="357"/>
+        <w:contextualSpacing w:val="0"/>
+        <w:rPr>
+          <w:rFonts w:eastAsia="Times New Roman" w:cs="Times New Roman"/>
+          <w:sz w:val="24"/>
+          <w:szCs w:val="24"/>
+          <w:lang w:val="hu-HU"/>
+        </w:rPr>
+      </w:pPr>
+      <w:r>
+        <w:rPr>
+          <w:rFonts w:eastAsia="Times New Roman" w:cs="Times New Roman"/>
+          <w:b/>
+          <w:bCs/>
+          <w:sz w:val="24"/>
+          <w:szCs w:val="24"/>
+          <w:lang w:val="hu-HU"/>
+        </w:rPr>
+        <w:t>PRIMARY KEY (</w:t>
+      </w:r>
+      <w:proofErr w:type="spellStart"/>
+      <w:r>
+        <w:rPr>
+          <w:rFonts w:eastAsia="Times New Roman" w:cs="Times New Roman"/>
+          <w:b/>
+          <w:bCs/>
+          <w:sz w:val="24"/>
+          <w:szCs w:val="24"/>
+          <w:lang w:val="hu-HU"/>
+        </w:rPr>
+        <w:t>post_id</w:t>
+      </w:r>
+      <w:proofErr w:type="spellEnd"/>
+      <w:r>
+        <w:rPr>
+          <w:rFonts w:eastAsia="Times New Roman" w:cs="Times New Roman"/>
+          <w:b/>
+          <w:bCs/>
+          <w:sz w:val="24"/>
+          <w:szCs w:val="24"/>
+          <w:lang w:val="hu-HU"/>
+        </w:rPr>
+        <w:t xml:space="preserve">, </w:t>
+      </w:r>
+      <w:proofErr w:type="spellStart"/>
+      <w:r>
+        <w:rPr>
+          <w:rFonts w:eastAsia="Times New Roman" w:cs="Times New Roman"/>
+          <w:b/>
+          <w:bCs/>
+          <w:sz w:val="24"/>
+          <w:szCs w:val="24"/>
+          <w:lang w:val="hu-HU"/>
+        </w:rPr>
+        <w:t>attachment_id</w:t>
+      </w:r>
+      <w:proofErr w:type="spellEnd"/>
+      <w:r>
+        <w:rPr>
+          <w:rFonts w:eastAsia="Times New Roman" w:cs="Times New Roman"/>
+          <w:b/>
+          <w:bCs/>
+          <w:sz w:val="24"/>
+          <w:szCs w:val="24"/>
+          <w:lang w:val="hu-HU"/>
+        </w:rPr>
+        <w:t>)</w:t>
+      </w:r>
+      <w:r>
+        <w:rPr>
+          <w:rFonts w:eastAsia="Times New Roman" w:cs="Times New Roman"/>
+          <w:sz w:val="24"/>
+          <w:szCs w:val="24"/>
+          <w:lang w:val="hu-HU"/>
+        </w:rPr>
+        <w:t xml:space="preserve"> → Egyértelműen meghatározza a kapcsolatot egy poszt és egy csatolmány között.</w:t>
+      </w:r>
+    </w:p>
+    <w:p>
+      <w:pPr>
+        <w:pStyle w:val="Cmsor2"/>
+      </w:pPr>
+      <w:r>
+        <w:t>3.</w:t>
+      </w:r>
+      <w:r>
+        <w:t>2</w:t>
+      </w:r>
+      <w:r>
+        <w:t xml:space="preserve"> </w:t>
+      </w:r>
+      <w:r>
+        <w:t xml:space="preserve">Háttér csatolmányok </w:t>
+      </w:r>
+      <w:r>
+        <w:t>(</w:t>
+      </w:r>
+      <w:proofErr w:type="spellStart"/>
+      <w:r>
+        <w:t>background_attachments</w:t>
+      </w:r>
+      <w:proofErr w:type="spellEnd"/>
+      <w:r>
+        <w:t>)</w:t>
+      </w:r>
+    </w:p>
+    <w:p>
+      <w:pPr>
+        <w:ind w:left="-426"/>
+        <w:rPr>
+          <w:i/>
+          <w:iCs/>
+          <w:sz w:val="26"/>
+          <w:szCs w:val="26"/>
+        </w:rPr>
+      </w:pPr>
+      <w:r>
+        <w:rPr>
+          <w:i/>
+          <w:iCs/>
+          <w:sz w:val="26"/>
+          <w:szCs w:val="26"/>
+        </w:rPr>
+        <w:t xml:space="preserve">A </w:t>
+      </w:r>
+      <w:r>
+        <w:rPr>
+          <w:b/>
+          <w:bCs/>
+          <w:i/>
+          <w:iCs/>
+          <w:sz w:val="26"/>
+          <w:szCs w:val="26"/>
+        </w:rPr>
+        <w:t>háttér csatolmányok</w:t>
+      </w:r>
+      <w:r>
+        <w:rPr>
+          <w:i/>
+          <w:iCs/>
+          <w:sz w:val="26"/>
+          <w:szCs w:val="26"/>
+        </w:rPr>
+        <w:t xml:space="preserve"> tábla a</w:t>
+      </w:r>
+      <w:r>
+        <w:rPr>
+          <w:i/>
+          <w:iCs/>
+          <w:sz w:val="26"/>
+          <w:szCs w:val="26"/>
+        </w:rPr>
+        <w:t xml:space="preserve"> kurzusokhoz beállított háttérképeket vagy háttérfájlokat kezeli, az adott kurzushoz rendelve.</w:t>
+      </w:r>
+    </w:p>
+    <w:p>
+      <w:pPr>
+        <w:pStyle w:val="Listaszerbekezds"/>
+        <w:numPr>
+          <w:ilvl w:val="1"/>
+          <w:numId w:val="17"/>
+        </w:numPr>
+        <w:spacing w:before="100" w:beforeAutospacing="1" w:line="240" w:lineRule="auto"/>
+        <w:ind w:left="142" w:hanging="357"/>
+        <w:contextualSpacing w:val="0"/>
+        <w:rPr>
+          <w:rFonts w:eastAsia="Times New Roman" w:cs="Times New Roman"/>
+          <w:sz w:val="24"/>
+          <w:szCs w:val="24"/>
+          <w:lang w:val="hu-HU"/>
+        </w:rPr>
+      </w:pPr>
+      <w:proofErr w:type="spellStart"/>
+      <w:r>
+        <w:rPr>
+          <w:rFonts w:eastAsia="Times New Roman" w:cs="Times New Roman"/>
+          <w:b/>
+          <w:bCs/>
+          <w:sz w:val="24"/>
+          <w:szCs w:val="24"/>
+          <w:lang w:val="hu-HU"/>
+        </w:rPr>
+        <w:t>course_id</w:t>
+      </w:r>
+      <w:proofErr w:type="spellEnd"/>
+      <w:r>
+        <w:rPr>
+          <w:rFonts w:eastAsia="Times New Roman" w:cs="Times New Roman"/>
+          <w:b/>
+          <w:bCs/>
+          <w:sz w:val="24"/>
+          <w:szCs w:val="24"/>
+          <w:lang w:val="hu-HU"/>
+        </w:rPr>
+        <w:t xml:space="preserve"> (FK)</w:t>
+      </w:r>
+      <w:r>
+        <w:rPr>
+          <w:rFonts w:eastAsia="Times New Roman" w:cs="Times New Roman"/>
+          <w:sz w:val="24"/>
+          <w:szCs w:val="24"/>
+          <w:lang w:val="hu-HU"/>
+        </w:rPr>
+        <w:t xml:space="preserve"> → A kurzus azonosítója, amelyhez a háttér tartozik.</w:t>
+      </w:r>
+    </w:p>
+    <w:p>
+      <w:pPr>
+        <w:pStyle w:val="Listaszerbekezds"/>
+        <w:numPr>
+          <w:ilvl w:val="1"/>
+          <w:numId w:val="17"/>
+        </w:numPr>
+        <w:spacing w:before="100" w:beforeAutospacing="1" w:line="240" w:lineRule="auto"/>
+        <w:ind w:left="142" w:hanging="357"/>
+        <w:contextualSpacing w:val="0"/>
+        <w:rPr>
+          <w:rFonts w:eastAsia="Times New Roman" w:cs="Times New Roman"/>
+          <w:sz w:val="24"/>
+          <w:szCs w:val="24"/>
+          <w:lang w:val="hu-HU"/>
+        </w:rPr>
+      </w:pPr>
+      <w:proofErr w:type="spellStart"/>
+      <w:r>
+        <w:rPr>
+          <w:rFonts w:eastAsia="Times New Roman" w:cs="Times New Roman"/>
+          <w:b/>
+          <w:bCs/>
+          <w:sz w:val="24"/>
+          <w:szCs w:val="24"/>
+          <w:lang w:val="hu-HU"/>
+        </w:rPr>
+        <w:t>attachment_id</w:t>
+      </w:r>
+      <w:proofErr w:type="spellEnd"/>
+      <w:r>
+        <w:rPr>
+          <w:rFonts w:eastAsia="Times New Roman" w:cs="Times New Roman"/>
+          <w:b/>
+          <w:bCs/>
+          <w:sz w:val="24"/>
+          <w:szCs w:val="24"/>
+          <w:lang w:val="hu-HU"/>
+        </w:rPr>
+        <w:t xml:space="preserve"> (FK)</w:t>
+      </w:r>
+      <w:r>
+        <w:rPr>
+          <w:rFonts w:eastAsia="Times New Roman" w:cs="Times New Roman"/>
+          <w:sz w:val="24"/>
+          <w:szCs w:val="24"/>
+          <w:lang w:val="hu-HU"/>
+        </w:rPr>
+        <w:t xml:space="preserve"> → A háttérként használt fájl azonosítója.</w:t>
+      </w:r>
+    </w:p>
+    <w:p>
+      <w:pPr>
+        <w:pStyle w:val="Listaszerbekezds"/>
+        <w:numPr>
+          <w:ilvl w:val="1"/>
+          <w:numId w:val="17"/>
+        </w:numPr>
+        <w:spacing w:before="100" w:beforeAutospacing="1" w:line="240" w:lineRule="auto"/>
+        <w:ind w:left="142" w:hanging="357"/>
+        <w:contextualSpacing w:val="0"/>
+        <w:rPr>
+          <w:rFonts w:eastAsia="Times New Roman" w:cs="Times New Roman"/>
+          <w:sz w:val="24"/>
+          <w:szCs w:val="24"/>
+          <w:lang w:val="hu-HU"/>
+        </w:rPr>
+      </w:pPr>
+      <w:r>
+        <w:rPr>
+          <w:rFonts w:eastAsia="Times New Roman" w:cs="Times New Roman"/>
+          <w:b/>
+          <w:bCs/>
+          <w:sz w:val="24"/>
+          <w:szCs w:val="24"/>
+          <w:lang w:val="hu-HU"/>
+        </w:rPr>
+        <w:t>PRIMARY KEY (</w:t>
+      </w:r>
+      <w:proofErr w:type="spellStart"/>
+      <w:r>
+        <w:rPr>
+          <w:rFonts w:eastAsia="Times New Roman" w:cs="Times New Roman"/>
+          <w:b/>
+          <w:bCs/>
+          <w:sz w:val="24"/>
+          <w:szCs w:val="24"/>
+          <w:lang w:val="hu-HU"/>
+        </w:rPr>
+        <w:t>course_id</w:t>
+      </w:r>
+      <w:proofErr w:type="spellEnd"/>
+      <w:r>
+        <w:rPr>
+          <w:rFonts w:eastAsia="Times New Roman" w:cs="Times New Roman"/>
+          <w:b/>
+          <w:bCs/>
+          <w:sz w:val="24"/>
+          <w:szCs w:val="24"/>
+          <w:lang w:val="hu-HU"/>
+        </w:rPr>
+        <w:t xml:space="preserve">, </w:t>
+      </w:r>
+      <w:proofErr w:type="spellStart"/>
+      <w:r>
+        <w:rPr>
+          <w:rFonts w:eastAsia="Times New Roman" w:cs="Times New Roman"/>
+          <w:b/>
+          <w:bCs/>
+          <w:sz w:val="24"/>
+          <w:szCs w:val="24"/>
+          <w:lang w:val="hu-HU"/>
+        </w:rPr>
+        <w:t>attachment_id</w:t>
+      </w:r>
+      <w:proofErr w:type="spellEnd"/>
+      <w:r>
+        <w:rPr>
+          <w:rFonts w:eastAsia="Times New Roman" w:cs="Times New Roman"/>
+          <w:b/>
+          <w:bCs/>
+          <w:sz w:val="24"/>
+          <w:szCs w:val="24"/>
+          <w:lang w:val="hu-HU"/>
+        </w:rPr>
+        <w:t>)</w:t>
+      </w:r>
+      <w:r>
+        <w:rPr>
+          <w:rFonts w:eastAsia="Times New Roman" w:cs="Times New Roman"/>
+          <w:sz w:val="24"/>
+          <w:szCs w:val="24"/>
+          <w:lang w:val="hu-HU"/>
+        </w:rPr>
+        <w:t xml:space="preserve"> → Egyértelműen leírja a kurzus–csatolmány kapcsolatot.</w:t>
+      </w:r>
+    </w:p>
+    <w:p>
+      <w:pPr>
+        <w:pStyle w:val="Cmsor2"/>
+      </w:pPr>
+      <w:r>
+        <w:t>3.</w:t>
+      </w:r>
+      <w:r>
+        <w:t>3</w:t>
+      </w:r>
+      <w:r>
+        <w:t xml:space="preserve"> </w:t>
+      </w:r>
+      <w:r>
+        <w:t xml:space="preserve">Beadás csatolmányok </w:t>
+      </w:r>
+      <w:r>
+        <w:t>(</w:t>
+      </w:r>
+      <w:proofErr w:type="spellStart"/>
+      <w:r>
+        <w:t>submission_attachments</w:t>
+      </w:r>
+      <w:proofErr w:type="spellEnd"/>
+      <w:r>
+        <w:t>)</w:t>
+      </w:r>
+    </w:p>
+    <w:p>
+      <w:pPr>
+        <w:ind w:left="-426"/>
+        <w:rPr>
+          <w:i/>
+          <w:iCs/>
+          <w:sz w:val="26"/>
+          <w:szCs w:val="26"/>
+        </w:rPr>
+      </w:pPr>
+      <w:r>
+        <w:rPr>
+          <w:i/>
+          <w:iCs/>
+          <w:sz w:val="26"/>
+          <w:szCs w:val="26"/>
+        </w:rPr>
+        <w:t xml:space="preserve">A </w:t>
+      </w:r>
+      <w:r>
+        <w:rPr>
+          <w:b/>
+          <w:bCs/>
+          <w:i/>
+          <w:iCs/>
+          <w:sz w:val="26"/>
+          <w:szCs w:val="26"/>
+        </w:rPr>
+        <w:t>beadás csatolmányok tábla</w:t>
+      </w:r>
+      <w:r>
+        <w:rPr>
+          <w:i/>
+          <w:iCs/>
+          <w:sz w:val="26"/>
+          <w:szCs w:val="26"/>
+        </w:rPr>
+        <w:t xml:space="preserve"> a</w:t>
+      </w:r>
+      <w:r>
+        <w:rPr>
+          <w:i/>
+          <w:iCs/>
+          <w:sz w:val="26"/>
+          <w:szCs w:val="26"/>
+        </w:rPr>
+        <w:t xml:space="preserve"> beadásokhoz tartozó fájlokat tartja nyilván, minden tanulói beküldéshez kapcsolva a feltöltött dokumentumokat.</w:t>
+      </w:r>
+    </w:p>
+    <w:p>
+      <w:pPr>
+        <w:pStyle w:val="Listaszerbekezds"/>
+        <w:numPr>
+          <w:ilvl w:val="1"/>
+          <w:numId w:val="19"/>
+        </w:numPr>
+        <w:spacing w:before="100" w:beforeAutospacing="1" w:line="240" w:lineRule="auto"/>
+        <w:ind w:left="142"/>
+        <w:contextualSpacing w:val="0"/>
+        <w:rPr>
+          <w:rFonts w:eastAsia="Times New Roman" w:cs="Times New Roman"/>
+          <w:sz w:val="24"/>
+          <w:szCs w:val="24"/>
+          <w:lang w:val="hu-HU"/>
+        </w:rPr>
+      </w:pPr>
+      <w:proofErr w:type="spellStart"/>
+      <w:r>
+        <w:rPr>
+          <w:rFonts w:eastAsia="Times New Roman" w:cs="Times New Roman"/>
+          <w:b/>
+          <w:bCs/>
+          <w:sz w:val="24"/>
+          <w:szCs w:val="24"/>
+          <w:lang w:val="hu-HU"/>
+        </w:rPr>
+        <w:t>submission_id</w:t>
+      </w:r>
+      <w:proofErr w:type="spellEnd"/>
+      <w:r>
+        <w:rPr>
+          <w:rFonts w:eastAsia="Times New Roman" w:cs="Times New Roman"/>
+          <w:b/>
+          <w:bCs/>
+          <w:sz w:val="24"/>
+          <w:szCs w:val="24"/>
+          <w:lang w:val="hu-HU"/>
+        </w:rPr>
+        <w:t xml:space="preserve"> (FK)</w:t>
+      </w:r>
+      <w:r>
+        <w:rPr>
+          <w:rFonts w:eastAsia="Times New Roman" w:cs="Times New Roman"/>
+          <w:sz w:val="24"/>
+          <w:szCs w:val="24"/>
+          <w:lang w:val="hu-HU"/>
+        </w:rPr>
+        <w:t xml:space="preserve"> → Az adott beadás azonosítója.</w:t>
+      </w:r>
+    </w:p>
+    <w:p>
+      <w:pPr>
+        <w:pStyle w:val="Listaszerbekezds"/>
+        <w:numPr>
+          <w:ilvl w:val="1"/>
+          <w:numId w:val="19"/>
+        </w:numPr>
+        <w:spacing w:before="100" w:beforeAutospacing="1" w:line="240" w:lineRule="auto"/>
+        <w:ind w:left="142"/>
+        <w:contextualSpacing w:val="0"/>
+        <w:rPr>
+          <w:rFonts w:eastAsia="Times New Roman" w:cs="Times New Roman"/>
+          <w:sz w:val="24"/>
+          <w:szCs w:val="24"/>
+          <w:lang w:val="hu-HU"/>
+        </w:rPr>
+      </w:pPr>
+      <w:proofErr w:type="spellStart"/>
+      <w:r>
+        <w:rPr>
+          <w:rFonts w:eastAsia="Times New Roman" w:cs="Times New Roman"/>
+          <w:b/>
+          <w:bCs/>
+          <w:sz w:val="24"/>
+          <w:szCs w:val="24"/>
+          <w:lang w:val="hu-HU"/>
+        </w:rPr>
+        <w:t>attachment_id</w:t>
+      </w:r>
+      <w:proofErr w:type="spellEnd"/>
+      <w:r>
+        <w:rPr>
+          <w:rFonts w:eastAsia="Times New Roman" w:cs="Times New Roman"/>
+          <w:b/>
+          <w:bCs/>
+          <w:sz w:val="24"/>
+          <w:szCs w:val="24"/>
+          <w:lang w:val="hu-HU"/>
+        </w:rPr>
+        <w:t xml:space="preserve"> (FK)</w:t>
+      </w:r>
+      <w:r>
+        <w:rPr>
+          <w:rFonts w:eastAsia="Times New Roman" w:cs="Times New Roman"/>
+          <w:sz w:val="24"/>
+          <w:szCs w:val="24"/>
+          <w:lang w:val="hu-HU"/>
+        </w:rPr>
+        <w:t xml:space="preserve"> → A beadott fájl azonosítója.</w:t>
+      </w:r>
+    </w:p>
+    <w:p>
+      <w:pPr>
+        <w:pStyle w:val="Listaszerbekezds"/>
+        <w:numPr>
+          <w:ilvl w:val="1"/>
+          <w:numId w:val="19"/>
+        </w:numPr>
+        <w:spacing w:before="100" w:beforeAutospacing="1" w:line="240" w:lineRule="auto"/>
+        <w:ind w:left="142"/>
+        <w:contextualSpacing w:val="0"/>
+        <w:rPr>
+          <w:rFonts w:eastAsia="Times New Roman" w:cs="Times New Roman"/>
+          <w:sz w:val="24"/>
+          <w:szCs w:val="24"/>
+          <w:lang w:val="hu-HU"/>
+        </w:rPr>
+      </w:pPr>
+      <w:r>
+        <w:rPr>
+          <w:rFonts w:eastAsia="Times New Roman" w:cs="Times New Roman"/>
+          <w:b/>
+          <w:bCs/>
+          <w:sz w:val="24"/>
+          <w:szCs w:val="24"/>
+          <w:lang w:val="hu-HU"/>
+        </w:rPr>
+        <w:t>PRIMARY KEY (</w:t>
+      </w:r>
+      <w:proofErr w:type="spellStart"/>
+      <w:r>
+        <w:rPr>
+          <w:rFonts w:eastAsia="Times New Roman" w:cs="Times New Roman"/>
+          <w:b/>
+          <w:bCs/>
+          <w:sz w:val="24"/>
+          <w:szCs w:val="24"/>
+          <w:lang w:val="hu-HU"/>
+        </w:rPr>
+        <w:t>submission_id</w:t>
+      </w:r>
+      <w:proofErr w:type="spellEnd"/>
+      <w:r>
+        <w:rPr>
+          <w:rFonts w:eastAsia="Times New Roman" w:cs="Times New Roman"/>
+          <w:b/>
+          <w:bCs/>
+          <w:sz w:val="24"/>
+          <w:szCs w:val="24"/>
+          <w:lang w:val="hu-HU"/>
+        </w:rPr>
+        <w:t xml:space="preserve">, </w:t>
+      </w:r>
+      <w:proofErr w:type="spellStart"/>
+      <w:r>
+        <w:rPr>
+          <w:rFonts w:eastAsia="Times New Roman" w:cs="Times New Roman"/>
+          <w:b/>
+          <w:bCs/>
+          <w:sz w:val="24"/>
+          <w:szCs w:val="24"/>
+          <w:lang w:val="hu-HU"/>
+        </w:rPr>
+        <w:t>attachment_id</w:t>
+      </w:r>
+      <w:proofErr w:type="spellEnd"/>
+      <w:r>
+        <w:rPr>
+          <w:rFonts w:eastAsia="Times New Roman" w:cs="Times New Roman"/>
+          <w:b/>
+          <w:bCs/>
+          <w:sz w:val="24"/>
+          <w:szCs w:val="24"/>
+          <w:lang w:val="hu-HU"/>
+        </w:rPr>
+        <w:t>)</w:t>
+      </w:r>
+      <w:r>
+        <w:rPr>
+          <w:rFonts w:eastAsia="Times New Roman" w:cs="Times New Roman"/>
+          <w:sz w:val="24"/>
+          <w:szCs w:val="24"/>
+          <w:lang w:val="hu-HU"/>
+        </w:rPr>
+        <w:t xml:space="preserve"> → Egy beadás és egy fájl közötti kapcsolat egyértelmű meghatározása.</w:t>
+      </w:r>
+    </w:p>
+    <w:p>
+      <w:pPr>
+        <w:pStyle w:val="Cmsor2"/>
+      </w:pPr>
+      <w:r>
+        <w:t>3.</w:t>
+      </w:r>
+      <w:r>
+        <w:t>4</w:t>
+      </w:r>
+      <w:r>
+        <w:t xml:space="preserve"> </w:t>
+      </w:r>
+      <w:r>
+        <w:t xml:space="preserve">Poszt típusok </w:t>
+      </w:r>
+      <w:r>
+        <w:t>(</w:t>
+      </w:r>
+      <w:proofErr w:type="spellStart"/>
+      <w:r>
+        <w:t>post_types</w:t>
+      </w:r>
+      <w:proofErr w:type="spellEnd"/>
+      <w:r>
+        <w:t>)</w:t>
+      </w:r>
+    </w:p>
+    <w:p>
+      <w:pPr>
+        <w:ind w:left="-426"/>
+        <w:rPr>
+          <w:i/>
+          <w:iCs/>
+          <w:sz w:val="26"/>
+          <w:szCs w:val="26"/>
+        </w:rPr>
+      </w:pPr>
+      <w:r>
+        <w:rPr>
+          <w:i/>
+          <w:iCs/>
+          <w:sz w:val="26"/>
+          <w:szCs w:val="26"/>
+        </w:rPr>
+        <w:t xml:space="preserve">A </w:t>
+      </w:r>
+      <w:r>
+        <w:rPr>
+          <w:b/>
+          <w:bCs/>
+          <w:i/>
+          <w:iCs/>
+          <w:sz w:val="26"/>
+          <w:szCs w:val="26"/>
+        </w:rPr>
+        <w:t>poszt típusok</w:t>
+      </w:r>
+      <w:r>
+        <w:rPr>
+          <w:i/>
+          <w:iCs/>
+          <w:sz w:val="26"/>
+          <w:szCs w:val="26"/>
+        </w:rPr>
+        <w:t xml:space="preserve"> tábla a</w:t>
+      </w:r>
+      <w:r>
+        <w:rPr>
+          <w:i/>
+          <w:iCs/>
+          <w:sz w:val="26"/>
+          <w:szCs w:val="26"/>
+        </w:rPr>
+        <w:t xml:space="preserve"> rendszerben elérhető poszttípusokat sorolja fel, például feladatokat, bejelentéseket vagy tananyagokat.</w:t>
+      </w:r>
+    </w:p>
+    <w:p>
+      <w:pPr>
+        <w:pStyle w:val="Listaszerbekezds"/>
+        <w:numPr>
+          <w:ilvl w:val="1"/>
+          <w:numId w:val="21"/>
+        </w:numPr>
+        <w:spacing w:before="100" w:beforeAutospacing="1" w:line="240" w:lineRule="auto"/>
+        <w:ind w:left="142" w:hanging="357"/>
+        <w:contextualSpacing w:val="0"/>
+        <w:rPr>
+          <w:rFonts w:eastAsia="Times New Roman" w:cs="Times New Roman"/>
+          <w:sz w:val="24"/>
+          <w:szCs w:val="24"/>
+          <w:lang w:val="hu-HU"/>
+        </w:rPr>
+      </w:pPr>
+      <w:proofErr w:type="spellStart"/>
+      <w:r>
+        <w:rPr>
+          <w:rFonts w:eastAsia="Times New Roman" w:cs="Times New Roman"/>
+          <w:b/>
+          <w:bCs/>
+          <w:sz w:val="24"/>
+          <w:szCs w:val="24"/>
+          <w:lang w:val="hu-HU"/>
+        </w:rPr>
+        <w:t>type_id</w:t>
+      </w:r>
+      <w:proofErr w:type="spellEnd"/>
+      <w:r>
+        <w:rPr>
+          <w:rFonts w:eastAsia="Times New Roman" w:cs="Times New Roman"/>
+          <w:b/>
+          <w:bCs/>
+          <w:sz w:val="24"/>
+          <w:szCs w:val="24"/>
+          <w:lang w:val="hu-HU"/>
+        </w:rPr>
+        <w:t xml:space="preserve"> (PK)</w:t>
+      </w:r>
+      <w:r>
+        <w:rPr>
+          <w:rFonts w:eastAsia="Times New Roman" w:cs="Times New Roman"/>
+          <w:sz w:val="24"/>
+          <w:szCs w:val="24"/>
+          <w:lang w:val="hu-HU"/>
+        </w:rPr>
+        <w:t xml:space="preserve"> → Egyedi azonosító minden poszttípushoz.</w:t>
+      </w:r>
+    </w:p>
+    <w:p>
+      <w:pPr>
+        <w:pStyle w:val="Listaszerbekezds"/>
+        <w:numPr>
+          <w:ilvl w:val="1"/>
+          <w:numId w:val="21"/>
+        </w:numPr>
+        <w:spacing w:before="100" w:beforeAutospacing="1" w:line="240" w:lineRule="auto"/>
+        <w:ind w:left="142" w:hanging="357"/>
+        <w:contextualSpacing w:val="0"/>
+        <w:rPr>
+          <w:rFonts w:eastAsia="Times New Roman" w:cs="Times New Roman"/>
+          <w:sz w:val="24"/>
+          <w:szCs w:val="24"/>
+          <w:lang w:val="hu-HU"/>
+        </w:rPr>
+      </w:pPr>
+      <w:proofErr w:type="spellStart"/>
+      <w:r>
+        <w:rPr>
+          <w:rFonts w:eastAsia="Times New Roman" w:cs="Times New Roman"/>
+          <w:b/>
+          <w:bCs/>
+          <w:sz w:val="24"/>
+          <w:szCs w:val="24"/>
+          <w:lang w:val="hu-HU"/>
+        </w:rPr>
+        <w:t>name</w:t>
+      </w:r>
+      <w:proofErr w:type="spellEnd"/>
+      <w:r>
+        <w:rPr>
+          <w:rFonts w:eastAsia="Times New Roman" w:cs="Times New Roman"/>
+          <w:sz w:val="24"/>
+          <w:szCs w:val="24"/>
+          <w:lang w:val="hu-HU"/>
+        </w:rPr>
+        <w:t xml:space="preserve"> → A típus megnevezése.</w:t>
+      </w:r>
+    </w:p>
+    <w:p>
+      <w:pPr>
+        <w:rPr>
+          <w:rFonts w:eastAsia="Times New Roman" w:cs="Times New Roman"/>
+          <w:b/>
+          <w:bCs/>
+          <w:sz w:val="24"/>
+          <w:szCs w:val="24"/>
+          <w:lang w:val="hu-HU"/>
+        </w:rPr>
+      </w:pPr>
+      <w:r>
+        <w:rPr>
+          <w:rFonts w:eastAsia="Times New Roman" w:cs="Times New Roman"/>
+          <w:b/>
+          <w:bCs/>
+          <w:sz w:val="24"/>
+          <w:szCs w:val="24"/>
+          <w:lang w:val="hu-HU"/>
+        </w:rPr>
+        <w:br w:type="page"/>
+      </w:r>
+    </w:p>
+    <w:p>
+      <w:pPr>
+        <w:pStyle w:val="Cmsor2"/>
+      </w:pPr>
+      <w:r>
+        <w:lastRenderedPageBreak/>
+        <w:t>3.</w:t>
+      </w:r>
+      <w:r>
+        <w:t>5</w:t>
+      </w:r>
+      <w:r>
+        <w:t xml:space="preserve"> </w:t>
+      </w:r>
+      <w:r>
+        <w:t>Poszt üzenetek</w:t>
+      </w:r>
+      <w:r>
+        <w:t>(</w:t>
+      </w:r>
+      <w:proofErr w:type="spellStart"/>
+      <w:r>
+        <w:t>post_messages</w:t>
+      </w:r>
+      <w:proofErr w:type="spellEnd"/>
+      <w:r>
+        <w:t>)</w:t>
+      </w:r>
+    </w:p>
+    <w:p>
+      <w:pPr>
+        <w:ind w:left="-426"/>
+        <w:rPr>
+          <w:i/>
+          <w:iCs/>
+          <w:sz w:val="26"/>
+          <w:szCs w:val="26"/>
+        </w:rPr>
+      </w:pPr>
+      <w:r>
+        <w:rPr>
+          <w:i/>
+          <w:iCs/>
+          <w:sz w:val="26"/>
+          <w:szCs w:val="26"/>
+        </w:rPr>
+        <w:t xml:space="preserve">A </w:t>
+      </w:r>
+      <w:r>
+        <w:rPr>
+          <w:b/>
+          <w:bCs/>
+          <w:i/>
+          <w:iCs/>
+          <w:sz w:val="26"/>
+          <w:szCs w:val="26"/>
+        </w:rPr>
+        <w:t>poszt üzenetek</w:t>
+      </w:r>
+      <w:r>
+        <w:rPr>
+          <w:i/>
+          <w:iCs/>
+          <w:sz w:val="26"/>
+          <w:szCs w:val="26"/>
+        </w:rPr>
+        <w:t xml:space="preserve"> tábla a</w:t>
+      </w:r>
+      <w:r>
+        <w:rPr>
+          <w:i/>
+          <w:iCs/>
+          <w:sz w:val="26"/>
+          <w:szCs w:val="26"/>
+        </w:rPr>
+        <w:t xml:space="preserve"> felhasználók közötti üzenetváltásokat tárolja, amelyek egy adott poszthoz kapcsolódnak.</w:t>
+      </w:r>
+    </w:p>
+    <w:p>
+      <w:pPr>
+        <w:pStyle w:val="Listaszerbekezds"/>
+        <w:numPr>
+          <w:ilvl w:val="1"/>
+          <w:numId w:val="23"/>
+        </w:numPr>
+        <w:spacing w:before="100" w:beforeAutospacing="1" w:line="240" w:lineRule="auto"/>
+        <w:ind w:left="142" w:hanging="357"/>
+        <w:contextualSpacing w:val="0"/>
+        <w:rPr>
+          <w:rFonts w:eastAsia="Times New Roman" w:cs="Times New Roman"/>
+          <w:sz w:val="24"/>
+          <w:szCs w:val="24"/>
+          <w:lang w:val="hu-HU"/>
+        </w:rPr>
+      </w:pPr>
+      <w:proofErr w:type="spellStart"/>
+      <w:r>
+        <w:rPr>
+          <w:rFonts w:eastAsia="Times New Roman" w:cs="Times New Roman"/>
+          <w:b/>
+          <w:bCs/>
+          <w:sz w:val="24"/>
+          <w:szCs w:val="24"/>
+          <w:lang w:val="hu-HU"/>
+        </w:rPr>
+        <w:t>id</w:t>
+      </w:r>
+      <w:proofErr w:type="spellEnd"/>
+      <w:r>
+        <w:rPr>
+          <w:rFonts w:eastAsia="Times New Roman" w:cs="Times New Roman"/>
+          <w:b/>
+          <w:bCs/>
+          <w:sz w:val="24"/>
+          <w:szCs w:val="24"/>
+          <w:lang w:val="hu-HU"/>
+        </w:rPr>
+        <w:t xml:space="preserve"> (PK)</w:t>
+      </w:r>
+      <w:r>
+        <w:rPr>
+          <w:rFonts w:eastAsia="Times New Roman" w:cs="Times New Roman"/>
+          <w:sz w:val="24"/>
+          <w:szCs w:val="24"/>
+          <w:lang w:val="hu-HU"/>
+        </w:rPr>
+        <w:t xml:space="preserve"> → Egyedi azonosító az üzenethez.</w:t>
+      </w:r>
+    </w:p>
+    <w:p>
+      <w:pPr>
+        <w:pStyle w:val="Listaszerbekezds"/>
+        <w:numPr>
+          <w:ilvl w:val="1"/>
+          <w:numId w:val="23"/>
+        </w:numPr>
+        <w:spacing w:before="100" w:beforeAutospacing="1" w:line="240" w:lineRule="auto"/>
+        <w:ind w:left="142" w:hanging="357"/>
+        <w:contextualSpacing w:val="0"/>
+        <w:rPr>
+          <w:rFonts w:eastAsia="Times New Roman" w:cs="Times New Roman"/>
+          <w:sz w:val="24"/>
+          <w:szCs w:val="24"/>
+          <w:lang w:val="hu-HU"/>
+        </w:rPr>
+      </w:pPr>
+      <w:proofErr w:type="spellStart"/>
+      <w:r>
+        <w:rPr>
+          <w:rFonts w:eastAsia="Times New Roman" w:cs="Times New Roman"/>
+          <w:b/>
+          <w:bCs/>
+          <w:sz w:val="24"/>
+          <w:szCs w:val="24"/>
+          <w:lang w:val="hu-HU"/>
+        </w:rPr>
+        <w:t>sender_id</w:t>
+      </w:r>
+      <w:proofErr w:type="spellEnd"/>
+      <w:r>
+        <w:rPr>
+          <w:rFonts w:eastAsia="Times New Roman" w:cs="Times New Roman"/>
+          <w:b/>
+          <w:bCs/>
+          <w:sz w:val="24"/>
+          <w:szCs w:val="24"/>
+          <w:lang w:val="hu-HU"/>
+        </w:rPr>
+        <w:t xml:space="preserve"> (FK)</w:t>
+      </w:r>
+      <w:r>
+        <w:rPr>
+          <w:rFonts w:eastAsia="Times New Roman" w:cs="Times New Roman"/>
+          <w:sz w:val="24"/>
+          <w:szCs w:val="24"/>
+          <w:lang w:val="hu-HU"/>
+        </w:rPr>
+        <w:t xml:space="preserve"> → Az üzenetet küldő felhasználó.</w:t>
+      </w:r>
+    </w:p>
+    <w:p>
+      <w:pPr>
+        <w:pStyle w:val="Listaszerbekezds"/>
+        <w:numPr>
+          <w:ilvl w:val="1"/>
+          <w:numId w:val="23"/>
+        </w:numPr>
+        <w:spacing w:before="100" w:beforeAutospacing="1" w:line="240" w:lineRule="auto"/>
+        <w:ind w:left="142" w:hanging="357"/>
+        <w:contextualSpacing w:val="0"/>
+        <w:rPr>
+          <w:rFonts w:eastAsia="Times New Roman" w:cs="Times New Roman"/>
+          <w:sz w:val="24"/>
+          <w:szCs w:val="24"/>
+          <w:lang w:val="hu-HU"/>
+        </w:rPr>
+      </w:pPr>
+      <w:proofErr w:type="spellStart"/>
+      <w:r>
+        <w:rPr>
+          <w:rFonts w:eastAsia="Times New Roman" w:cs="Times New Roman"/>
+          <w:b/>
+          <w:bCs/>
+          <w:sz w:val="24"/>
+          <w:szCs w:val="24"/>
+          <w:lang w:val="hu-HU"/>
+        </w:rPr>
+        <w:t>recipient_id</w:t>
+      </w:r>
+      <w:proofErr w:type="spellEnd"/>
+      <w:r>
+        <w:rPr>
+          <w:rFonts w:eastAsia="Times New Roman" w:cs="Times New Roman"/>
+          <w:b/>
+          <w:bCs/>
+          <w:sz w:val="24"/>
+          <w:szCs w:val="24"/>
+          <w:lang w:val="hu-HU"/>
+        </w:rPr>
+        <w:t xml:space="preserve"> (FK)</w:t>
+      </w:r>
+      <w:r>
+        <w:rPr>
+          <w:rFonts w:eastAsia="Times New Roman" w:cs="Times New Roman"/>
+          <w:sz w:val="24"/>
+          <w:szCs w:val="24"/>
+          <w:lang w:val="hu-HU"/>
+        </w:rPr>
+        <w:t xml:space="preserve"> → Az üzenet címzettje.</w:t>
+      </w:r>
+    </w:p>
+    <w:p>
+      <w:pPr>
+        <w:pStyle w:val="Listaszerbekezds"/>
+        <w:numPr>
+          <w:ilvl w:val="1"/>
+          <w:numId w:val="23"/>
+        </w:numPr>
+        <w:spacing w:before="100" w:beforeAutospacing="1" w:line="240" w:lineRule="auto"/>
+        <w:ind w:left="142" w:hanging="357"/>
+        <w:contextualSpacing w:val="0"/>
+        <w:rPr>
+          <w:rFonts w:eastAsia="Times New Roman" w:cs="Times New Roman"/>
+          <w:sz w:val="24"/>
+          <w:szCs w:val="24"/>
+          <w:lang w:val="hu-HU"/>
+        </w:rPr>
+      </w:pPr>
+      <w:proofErr w:type="spellStart"/>
+      <w:r>
+        <w:rPr>
+          <w:rFonts w:eastAsia="Times New Roman" w:cs="Times New Roman"/>
+          <w:b/>
+          <w:bCs/>
+          <w:sz w:val="24"/>
+          <w:szCs w:val="24"/>
+          <w:lang w:val="hu-HU"/>
+        </w:rPr>
+        <w:t>post_id</w:t>
+      </w:r>
+      <w:proofErr w:type="spellEnd"/>
+      <w:r>
+        <w:rPr>
+          <w:rFonts w:eastAsia="Times New Roman" w:cs="Times New Roman"/>
+          <w:b/>
+          <w:bCs/>
+          <w:sz w:val="24"/>
+          <w:szCs w:val="24"/>
+          <w:lang w:val="hu-HU"/>
+        </w:rPr>
+        <w:t xml:space="preserve"> (FK)</w:t>
+      </w:r>
+      <w:r>
+        <w:rPr>
+          <w:rFonts w:eastAsia="Times New Roman" w:cs="Times New Roman"/>
+          <w:sz w:val="24"/>
+          <w:szCs w:val="24"/>
+          <w:lang w:val="hu-HU"/>
+        </w:rPr>
+        <w:t xml:space="preserve"> → Az üzenethez tartozó poszt azonosítója.</w:t>
+      </w:r>
+    </w:p>
+    <w:p>
+      <w:pPr>
+        <w:pStyle w:val="Listaszerbekezds"/>
+        <w:numPr>
+          <w:ilvl w:val="1"/>
+          <w:numId w:val="23"/>
+        </w:numPr>
+        <w:spacing w:before="100" w:beforeAutospacing="1" w:line="240" w:lineRule="auto"/>
+        <w:ind w:left="142" w:hanging="357"/>
+        <w:contextualSpacing w:val="0"/>
+        <w:rPr>
+          <w:rFonts w:eastAsia="Times New Roman" w:cs="Times New Roman"/>
+          <w:sz w:val="24"/>
+          <w:szCs w:val="24"/>
+          <w:lang w:val="hu-HU"/>
+        </w:rPr>
+      </w:pPr>
+      <w:proofErr w:type="spellStart"/>
+      <w:r>
+        <w:rPr>
+          <w:rFonts w:eastAsia="Times New Roman" w:cs="Times New Roman"/>
+          <w:b/>
+          <w:bCs/>
+          <w:sz w:val="24"/>
+          <w:szCs w:val="24"/>
+          <w:lang w:val="hu-HU"/>
+        </w:rPr>
+        <w:t>message</w:t>
+      </w:r>
+      <w:proofErr w:type="spellEnd"/>
+      <w:r>
+        <w:rPr>
+          <w:rFonts w:eastAsia="Times New Roman" w:cs="Times New Roman"/>
+          <w:sz w:val="24"/>
+          <w:szCs w:val="24"/>
+          <w:lang w:val="hu-HU"/>
+        </w:rPr>
+        <w:t xml:space="preserve"> → Az üzenet szövege.</w:t>
+      </w:r>
+    </w:p>
+    <w:p>
+      <w:pPr>
+        <w:pStyle w:val="Listaszerbekezds"/>
+        <w:numPr>
+          <w:ilvl w:val="1"/>
+          <w:numId w:val="23"/>
+        </w:numPr>
+        <w:spacing w:before="100" w:beforeAutospacing="1" w:line="240" w:lineRule="auto"/>
+        <w:ind w:left="142" w:hanging="357"/>
+        <w:contextualSpacing w:val="0"/>
+        <w:rPr>
+          <w:rFonts w:eastAsia="Times New Roman" w:cs="Times New Roman"/>
+          <w:sz w:val="24"/>
+          <w:szCs w:val="24"/>
+          <w:lang w:val="hu-HU"/>
+        </w:rPr>
+      </w:pPr>
+      <w:proofErr w:type="spellStart"/>
+      <w:r>
+        <w:rPr>
+          <w:rFonts w:eastAsia="Times New Roman" w:cs="Times New Roman"/>
+          <w:b/>
+          <w:bCs/>
+          <w:sz w:val="24"/>
+          <w:szCs w:val="24"/>
+          <w:lang w:val="hu-HU"/>
+        </w:rPr>
+        <w:t>created_at</w:t>
+      </w:r>
+      <w:proofErr w:type="spellEnd"/>
+      <w:r>
+        <w:rPr>
+          <w:rFonts w:eastAsia="Times New Roman" w:cs="Times New Roman"/>
+          <w:sz w:val="24"/>
+          <w:szCs w:val="24"/>
+          <w:lang w:val="hu-HU"/>
+        </w:rPr>
+        <w:t xml:space="preserve"> → Az üzenet elküldésének időpontja.</w:t>
+      </w:r>
+    </w:p>
+    <w:p>
+      <w:pPr>
+        <w:pStyle w:val="Cmsor2"/>
+      </w:pPr>
+      <w:r>
+        <w:t>3.</w:t>
+      </w:r>
+      <w:r>
+        <w:t>6</w:t>
+      </w:r>
+      <w:r>
+        <w:t xml:space="preserve"> </w:t>
+      </w:r>
+      <w:r>
+        <w:t xml:space="preserve">Kommentek </w:t>
+      </w:r>
+      <w:r>
+        <w:t>(</w:t>
+      </w:r>
+      <w:proofErr w:type="spellStart"/>
+      <w:r>
+        <w:t>comments</w:t>
+      </w:r>
+      <w:proofErr w:type="spellEnd"/>
+      <w:r>
+        <w:t>)</w:t>
+      </w:r>
+    </w:p>
+    <w:p>
+      <w:pPr>
+        <w:ind w:left="-426"/>
+        <w:rPr>
+          <w:i/>
+          <w:iCs/>
+          <w:sz w:val="26"/>
+          <w:szCs w:val="26"/>
+        </w:rPr>
+      </w:pPr>
+      <w:r>
+        <w:rPr>
+          <w:i/>
+          <w:iCs/>
+          <w:sz w:val="26"/>
+          <w:szCs w:val="26"/>
+        </w:rPr>
+        <w:t xml:space="preserve">A </w:t>
+      </w:r>
+      <w:r>
+        <w:rPr>
+          <w:b/>
+          <w:bCs/>
+          <w:i/>
+          <w:iCs/>
+          <w:sz w:val="26"/>
+          <w:szCs w:val="26"/>
+        </w:rPr>
+        <w:t>kommentek</w:t>
+      </w:r>
+      <w:r>
+        <w:rPr>
+          <w:i/>
+          <w:iCs/>
+          <w:sz w:val="26"/>
+          <w:szCs w:val="26"/>
+        </w:rPr>
+        <w:t xml:space="preserve"> tábla a</w:t>
+      </w:r>
+      <w:r>
+        <w:rPr>
+          <w:i/>
+          <w:iCs/>
+          <w:sz w:val="26"/>
+          <w:szCs w:val="26"/>
+        </w:rPr>
+        <w:t xml:space="preserve"> posztokhoz fűzött hozzászólásokat tartalmazza, </w:t>
+      </w:r>
+      <w:proofErr w:type="spellStart"/>
+      <w:r>
+        <w:rPr>
+          <w:i/>
+          <w:iCs/>
+          <w:sz w:val="26"/>
+          <w:szCs w:val="26"/>
+        </w:rPr>
+        <w:t>felhasználónként</w:t>
+      </w:r>
+      <w:proofErr w:type="spellEnd"/>
+      <w:r>
+        <w:rPr>
+          <w:i/>
+          <w:iCs/>
+          <w:sz w:val="26"/>
+          <w:szCs w:val="26"/>
+        </w:rPr>
+        <w:t xml:space="preserve"> és időbélyeggel rögzítve.</w:t>
+      </w:r>
+    </w:p>
+    <w:p>
+      <w:pPr>
+        <w:pStyle w:val="Listaszerbekezds"/>
+        <w:numPr>
+          <w:ilvl w:val="1"/>
+          <w:numId w:val="26"/>
+        </w:numPr>
+        <w:spacing w:before="100" w:beforeAutospacing="1" w:line="240" w:lineRule="auto"/>
+        <w:ind w:left="142" w:hanging="357"/>
+        <w:contextualSpacing w:val="0"/>
+        <w:rPr>
+          <w:rFonts w:eastAsia="Times New Roman" w:cs="Times New Roman"/>
+          <w:sz w:val="24"/>
+          <w:szCs w:val="24"/>
+          <w:lang w:val="hu-HU"/>
+        </w:rPr>
+      </w:pPr>
+      <w:proofErr w:type="spellStart"/>
+      <w:r>
+        <w:rPr>
+          <w:rFonts w:eastAsia="Times New Roman" w:cs="Times New Roman"/>
+          <w:b/>
+          <w:bCs/>
+          <w:sz w:val="24"/>
+          <w:szCs w:val="24"/>
+          <w:lang w:val="hu-HU"/>
+        </w:rPr>
+        <w:t>id</w:t>
+      </w:r>
+      <w:proofErr w:type="spellEnd"/>
+      <w:r>
+        <w:rPr>
+          <w:rFonts w:eastAsia="Times New Roman" w:cs="Times New Roman"/>
+          <w:b/>
+          <w:bCs/>
+          <w:sz w:val="24"/>
+          <w:szCs w:val="24"/>
+          <w:lang w:val="hu-HU"/>
+        </w:rPr>
+        <w:t xml:space="preserve"> (PK)</w:t>
+      </w:r>
+      <w:r>
+        <w:rPr>
+          <w:rFonts w:eastAsia="Times New Roman" w:cs="Times New Roman"/>
+          <w:sz w:val="24"/>
+          <w:szCs w:val="24"/>
+          <w:lang w:val="hu-HU"/>
+        </w:rPr>
+        <w:t xml:space="preserve"> → Egyedi azonosító minden kommenthez.</w:t>
+      </w:r>
+    </w:p>
+    <w:p>
+      <w:pPr>
+        <w:pStyle w:val="Listaszerbekezds"/>
+        <w:numPr>
+          <w:ilvl w:val="1"/>
+          <w:numId w:val="26"/>
+        </w:numPr>
+        <w:spacing w:before="100" w:beforeAutospacing="1" w:line="240" w:lineRule="auto"/>
+        <w:ind w:left="142" w:hanging="357"/>
+        <w:contextualSpacing w:val="0"/>
+        <w:rPr>
+          <w:rFonts w:eastAsia="Times New Roman" w:cs="Times New Roman"/>
+          <w:sz w:val="24"/>
+          <w:szCs w:val="24"/>
+          <w:lang w:val="hu-HU"/>
+        </w:rPr>
+      </w:pPr>
+      <w:proofErr w:type="spellStart"/>
+      <w:r>
+        <w:rPr>
+          <w:rFonts w:eastAsia="Times New Roman" w:cs="Times New Roman"/>
+          <w:b/>
+          <w:bCs/>
+          <w:sz w:val="24"/>
+          <w:szCs w:val="24"/>
+          <w:lang w:val="hu-HU"/>
+        </w:rPr>
+        <w:t>post_id</w:t>
+      </w:r>
+      <w:proofErr w:type="spellEnd"/>
+      <w:r>
+        <w:rPr>
+          <w:rFonts w:eastAsia="Times New Roman" w:cs="Times New Roman"/>
+          <w:b/>
+          <w:bCs/>
+          <w:sz w:val="24"/>
+          <w:szCs w:val="24"/>
+          <w:lang w:val="hu-HU"/>
+        </w:rPr>
+        <w:t xml:space="preserve"> (FK)</w:t>
+      </w:r>
+      <w:r>
+        <w:rPr>
+          <w:rFonts w:eastAsia="Times New Roman" w:cs="Times New Roman"/>
+          <w:sz w:val="24"/>
+          <w:szCs w:val="24"/>
+          <w:lang w:val="hu-HU"/>
+        </w:rPr>
+        <w:t xml:space="preserve"> → Az a poszt, amelyhez a komment tartozik.</w:t>
+      </w:r>
+    </w:p>
+    <w:p>
+      <w:pPr>
+        <w:pStyle w:val="Listaszerbekezds"/>
+        <w:numPr>
+          <w:ilvl w:val="1"/>
+          <w:numId w:val="26"/>
+        </w:numPr>
+        <w:spacing w:before="100" w:beforeAutospacing="1" w:line="240" w:lineRule="auto"/>
+        <w:ind w:left="142" w:hanging="357"/>
+        <w:contextualSpacing w:val="0"/>
+        <w:rPr>
+          <w:rFonts w:eastAsia="Times New Roman" w:cs="Times New Roman"/>
+          <w:sz w:val="24"/>
+          <w:szCs w:val="24"/>
+          <w:lang w:val="hu-HU"/>
+        </w:rPr>
+      </w:pPr>
+      <w:proofErr w:type="spellStart"/>
+      <w:r>
+        <w:rPr>
+          <w:rFonts w:eastAsia="Times New Roman" w:cs="Times New Roman"/>
+          <w:b/>
+          <w:bCs/>
+          <w:sz w:val="24"/>
+          <w:szCs w:val="24"/>
+          <w:lang w:val="hu-HU"/>
+        </w:rPr>
+        <w:t>sender_id</w:t>
+      </w:r>
+      <w:proofErr w:type="spellEnd"/>
+      <w:r>
+        <w:rPr>
+          <w:rFonts w:eastAsia="Times New Roman" w:cs="Times New Roman"/>
+          <w:b/>
+          <w:bCs/>
+          <w:sz w:val="24"/>
+          <w:szCs w:val="24"/>
+          <w:lang w:val="hu-HU"/>
+        </w:rPr>
+        <w:t xml:space="preserve"> (FK)</w:t>
+      </w:r>
+      <w:r>
+        <w:rPr>
+          <w:rFonts w:eastAsia="Times New Roman" w:cs="Times New Roman"/>
+          <w:sz w:val="24"/>
+          <w:szCs w:val="24"/>
+          <w:lang w:val="hu-HU"/>
+        </w:rPr>
+        <w:t xml:space="preserve"> → A kommentet író felhasználó.</w:t>
+      </w:r>
+    </w:p>
+    <w:p>
+      <w:pPr>
+        <w:pStyle w:val="Listaszerbekezds"/>
+        <w:numPr>
+          <w:ilvl w:val="1"/>
+          <w:numId w:val="26"/>
+        </w:numPr>
+        <w:spacing w:before="100" w:beforeAutospacing="1" w:line="240" w:lineRule="auto"/>
+        <w:ind w:left="142" w:hanging="357"/>
+        <w:contextualSpacing w:val="0"/>
+        <w:rPr>
+          <w:rFonts w:eastAsia="Times New Roman" w:cs="Times New Roman"/>
+          <w:sz w:val="24"/>
+          <w:szCs w:val="24"/>
+          <w:lang w:val="hu-HU"/>
+        </w:rPr>
+      </w:pPr>
+      <w:proofErr w:type="spellStart"/>
+      <w:r>
+        <w:rPr>
+          <w:rFonts w:eastAsia="Times New Roman" w:cs="Times New Roman"/>
+          <w:b/>
+          <w:bCs/>
+          <w:sz w:val="24"/>
+          <w:szCs w:val="24"/>
+          <w:lang w:val="hu-HU"/>
+        </w:rPr>
+        <w:t>message</w:t>
+      </w:r>
+      <w:proofErr w:type="spellEnd"/>
+      <w:r>
+        <w:rPr>
+          <w:rFonts w:eastAsia="Times New Roman" w:cs="Times New Roman"/>
+          <w:sz w:val="24"/>
+          <w:szCs w:val="24"/>
+          <w:lang w:val="hu-HU"/>
+        </w:rPr>
+        <w:t xml:space="preserve"> → A hozzászólás szövege.</w:t>
+      </w:r>
+    </w:p>
+    <w:p>
+      <w:pPr>
+        <w:pStyle w:val="Listaszerbekezds"/>
+        <w:numPr>
+          <w:ilvl w:val="1"/>
+          <w:numId w:val="26"/>
+        </w:numPr>
+        <w:spacing w:before="100" w:beforeAutospacing="1" w:line="240" w:lineRule="auto"/>
+        <w:ind w:left="142" w:hanging="357"/>
+        <w:contextualSpacing w:val="0"/>
+        <w:rPr>
+          <w:rFonts w:eastAsia="Times New Roman" w:cs="Times New Roman"/>
+          <w:sz w:val="24"/>
+          <w:szCs w:val="24"/>
+          <w:lang w:val="hu-HU"/>
+        </w:rPr>
+      </w:pPr>
+      <w:proofErr w:type="spellStart"/>
+      <w:r>
+        <w:rPr>
+          <w:rFonts w:eastAsia="Times New Roman" w:cs="Times New Roman"/>
+          <w:b/>
+          <w:bCs/>
+          <w:sz w:val="24"/>
+          <w:szCs w:val="24"/>
+          <w:lang w:val="hu-HU"/>
+        </w:rPr>
+        <w:t>created_at</w:t>
+      </w:r>
+      <w:proofErr w:type="spellEnd"/>
+      <w:r>
+        <w:rPr>
+          <w:rFonts w:eastAsia="Times New Roman" w:cs="Times New Roman"/>
+          <w:sz w:val="24"/>
+          <w:szCs w:val="24"/>
+          <w:lang w:val="hu-HU"/>
+        </w:rPr>
+        <w:t xml:space="preserve"> → A komment létrehozásának időpontja.</w:t>
+      </w:r>
+    </w:p>
+    <w:p>
+      <w:pPr>
+        <w:pStyle w:val="Cmsor2"/>
+      </w:pPr>
+      <w:r>
+        <w:t>3.</w:t>
+      </w:r>
+      <w:r>
+        <w:t>7</w:t>
+      </w:r>
+      <w:r>
+        <w:t xml:space="preserve"> </w:t>
+      </w:r>
+      <w:r>
+        <w:t xml:space="preserve">Beadás történet </w:t>
+      </w:r>
+      <w:r>
+        <w:t>(</w:t>
+      </w:r>
+      <w:proofErr w:type="spellStart"/>
+      <w:r>
+        <w:t>submission_histories</w:t>
+      </w:r>
+      <w:proofErr w:type="spellEnd"/>
+      <w:r>
+        <w:t>)</w:t>
+      </w:r>
+    </w:p>
+    <w:p>
+      <w:pPr>
+        <w:ind w:left="-426"/>
+        <w:rPr>
+          <w:i/>
+          <w:iCs/>
+          <w:sz w:val="26"/>
+          <w:szCs w:val="26"/>
+        </w:rPr>
+      </w:pPr>
+      <w:r>
+        <w:rPr>
+          <w:i/>
+          <w:iCs/>
+          <w:sz w:val="26"/>
+          <w:szCs w:val="26"/>
+        </w:rPr>
+        <w:t xml:space="preserve">A </w:t>
+      </w:r>
+      <w:r>
+        <w:rPr>
+          <w:b/>
+          <w:bCs/>
+          <w:i/>
+          <w:iCs/>
+          <w:sz w:val="26"/>
+          <w:szCs w:val="26"/>
+        </w:rPr>
+        <w:t>beadás történet</w:t>
+      </w:r>
+      <w:r>
+        <w:rPr>
+          <w:i/>
+          <w:iCs/>
+          <w:sz w:val="26"/>
+          <w:szCs w:val="26"/>
+        </w:rPr>
+        <w:t xml:space="preserve"> tábla a</w:t>
+      </w:r>
+      <w:r>
+        <w:rPr>
+          <w:i/>
+          <w:iCs/>
+          <w:sz w:val="26"/>
+          <w:szCs w:val="26"/>
+        </w:rPr>
+        <w:t xml:space="preserve"> beadások verziótörténetét rögzíti, minden módosítást külön verzióként tárolva.</w:t>
+      </w:r>
+    </w:p>
+    <w:p>
+      <w:pPr>
+        <w:pStyle w:val="Listaszerbekezds"/>
+        <w:numPr>
+          <w:ilvl w:val="1"/>
+          <w:numId w:val="28"/>
+        </w:numPr>
+        <w:spacing w:before="100" w:beforeAutospacing="1" w:line="240" w:lineRule="auto"/>
+        <w:ind w:left="142" w:hanging="357"/>
+        <w:contextualSpacing w:val="0"/>
+        <w:rPr>
+          <w:rFonts w:eastAsia="Times New Roman" w:cs="Times New Roman"/>
+          <w:sz w:val="24"/>
+          <w:szCs w:val="24"/>
+          <w:lang w:val="hu-HU"/>
+        </w:rPr>
+      </w:pPr>
+      <w:proofErr w:type="spellStart"/>
+      <w:r>
+        <w:rPr>
+          <w:rFonts w:eastAsia="Times New Roman" w:cs="Times New Roman"/>
+          <w:b/>
+          <w:bCs/>
+          <w:sz w:val="24"/>
+          <w:szCs w:val="24"/>
+          <w:lang w:val="hu-HU"/>
+        </w:rPr>
+        <w:t>id</w:t>
+      </w:r>
+      <w:proofErr w:type="spellEnd"/>
+      <w:r>
+        <w:rPr>
+          <w:rFonts w:eastAsia="Times New Roman" w:cs="Times New Roman"/>
+          <w:b/>
+          <w:bCs/>
+          <w:sz w:val="24"/>
+          <w:szCs w:val="24"/>
+          <w:lang w:val="hu-HU"/>
+        </w:rPr>
+        <w:t xml:space="preserve"> (PK)</w:t>
+      </w:r>
+      <w:r>
+        <w:rPr>
+          <w:rFonts w:eastAsia="Times New Roman" w:cs="Times New Roman"/>
+          <w:sz w:val="24"/>
+          <w:szCs w:val="24"/>
+          <w:lang w:val="hu-HU"/>
+        </w:rPr>
+        <w:t xml:space="preserve"> → Egyedi azonosító a verzióhoz.</w:t>
+      </w:r>
+    </w:p>
+    <w:p>
+      <w:pPr>
+        <w:pStyle w:val="Listaszerbekezds"/>
+        <w:numPr>
+          <w:ilvl w:val="1"/>
+          <w:numId w:val="28"/>
+        </w:numPr>
+        <w:spacing w:before="100" w:beforeAutospacing="1" w:line="240" w:lineRule="auto"/>
+        <w:ind w:left="142" w:hanging="357"/>
+        <w:contextualSpacing w:val="0"/>
+        <w:rPr>
+          <w:rFonts w:eastAsia="Times New Roman" w:cs="Times New Roman"/>
+          <w:sz w:val="24"/>
+          <w:szCs w:val="24"/>
+          <w:lang w:val="hu-HU"/>
+        </w:rPr>
+      </w:pPr>
+      <w:proofErr w:type="spellStart"/>
+      <w:r>
+        <w:rPr>
+          <w:rFonts w:eastAsia="Times New Roman" w:cs="Times New Roman"/>
+          <w:b/>
+          <w:bCs/>
+          <w:sz w:val="24"/>
+          <w:szCs w:val="24"/>
+          <w:lang w:val="hu-HU"/>
+        </w:rPr>
+        <w:t>submission_id</w:t>
+      </w:r>
+      <w:proofErr w:type="spellEnd"/>
+      <w:r>
+        <w:rPr>
+          <w:rFonts w:eastAsia="Times New Roman" w:cs="Times New Roman"/>
+          <w:b/>
+          <w:bCs/>
+          <w:sz w:val="24"/>
+          <w:szCs w:val="24"/>
+          <w:lang w:val="hu-HU"/>
+        </w:rPr>
+        <w:t xml:space="preserve"> (FK)</w:t>
+      </w:r>
+      <w:r>
+        <w:rPr>
+          <w:rFonts w:eastAsia="Times New Roman" w:cs="Times New Roman"/>
+          <w:sz w:val="24"/>
+          <w:szCs w:val="24"/>
+          <w:lang w:val="hu-HU"/>
+        </w:rPr>
+        <w:t xml:space="preserve"> → A beadás azonosítója, amelyhez a verzió tartozik.</w:t>
+      </w:r>
+    </w:p>
+    <w:p>
+      <w:pPr>
+        <w:pStyle w:val="Listaszerbekezds"/>
+        <w:numPr>
+          <w:ilvl w:val="1"/>
+          <w:numId w:val="28"/>
+        </w:numPr>
+        <w:spacing w:before="100" w:beforeAutospacing="1" w:line="240" w:lineRule="auto"/>
+        <w:ind w:left="142" w:hanging="357"/>
+        <w:contextualSpacing w:val="0"/>
+        <w:rPr>
+          <w:rFonts w:eastAsia="Times New Roman" w:cs="Times New Roman"/>
+          <w:sz w:val="24"/>
+          <w:szCs w:val="24"/>
+          <w:lang w:val="hu-HU"/>
+        </w:rPr>
+      </w:pPr>
+      <w:proofErr w:type="spellStart"/>
+      <w:r>
+        <w:rPr>
+          <w:rFonts w:eastAsia="Times New Roman" w:cs="Times New Roman"/>
+          <w:b/>
+          <w:bCs/>
+          <w:sz w:val="24"/>
+          <w:szCs w:val="24"/>
+          <w:lang w:val="hu-HU"/>
+        </w:rPr>
+        <w:t>version_number</w:t>
+      </w:r>
+      <w:proofErr w:type="spellEnd"/>
+      <w:r>
+        <w:rPr>
+          <w:rFonts w:eastAsia="Times New Roman" w:cs="Times New Roman"/>
+          <w:sz w:val="24"/>
+          <w:szCs w:val="24"/>
+          <w:lang w:val="hu-HU"/>
+        </w:rPr>
+        <w:t xml:space="preserve"> → A beadás verziószáma.</w:t>
+      </w:r>
+    </w:p>
+    <w:p>
+      <w:pPr>
+        <w:pStyle w:val="Listaszerbekezds"/>
+        <w:numPr>
+          <w:ilvl w:val="1"/>
+          <w:numId w:val="28"/>
+        </w:numPr>
+        <w:spacing w:before="100" w:beforeAutospacing="1" w:line="240" w:lineRule="auto"/>
+        <w:ind w:left="142" w:hanging="357"/>
+        <w:contextualSpacing w:val="0"/>
+        <w:rPr>
+          <w:rFonts w:eastAsia="Times New Roman" w:cs="Times New Roman"/>
+          <w:sz w:val="24"/>
+          <w:szCs w:val="24"/>
+          <w:lang w:val="hu-HU"/>
+        </w:rPr>
+      </w:pPr>
+      <w:proofErr w:type="spellStart"/>
+      <w:r>
+        <w:rPr>
+          <w:rFonts w:eastAsia="Times New Roman" w:cs="Times New Roman"/>
+          <w:b/>
+          <w:bCs/>
+          <w:sz w:val="24"/>
+          <w:szCs w:val="24"/>
+          <w:lang w:val="hu-HU"/>
+        </w:rPr>
+        <w:t>created_at</w:t>
+      </w:r>
+      <w:proofErr w:type="spellEnd"/>
+      <w:r>
+        <w:rPr>
+          <w:rFonts w:eastAsia="Times New Roman" w:cs="Times New Roman"/>
+          <w:sz w:val="24"/>
+          <w:szCs w:val="24"/>
+          <w:lang w:val="hu-HU"/>
+        </w:rPr>
+        <w:t xml:space="preserve"> → A verzió létrehozásának ideje.</w:t>
+      </w:r>
+    </w:p>
+    <w:p>
+      <w:pPr>
+        <w:rPr>
+          <w:rFonts w:eastAsia="Times New Roman" w:cs="Times New Roman"/>
+          <w:sz w:val="24"/>
+          <w:szCs w:val="24"/>
+          <w:lang w:val="hu-HU"/>
+        </w:rPr>
+      </w:pPr>
+      <w:r>
+        <w:rPr>
+          <w:rFonts w:eastAsia="Times New Roman" w:cs="Times New Roman"/>
+          <w:sz w:val="24"/>
+          <w:szCs w:val="24"/>
+          <w:lang w:val="hu-HU"/>
+        </w:rPr>
+        <w:br w:type="page"/>
+      </w:r>
+    </w:p>
+    <w:p>
+      <w:pPr>
+        <w:pStyle w:val="Cmsor2"/>
+      </w:pPr>
+      <w:r>
+        <w:lastRenderedPageBreak/>
+        <w:t>3.</w:t>
+      </w:r>
+      <w:r>
+        <w:t>8</w:t>
+      </w:r>
+      <w:r>
+        <w:t xml:space="preserve"> </w:t>
+      </w:r>
+      <w:r>
+        <w:t xml:space="preserve">Beadás státusz </w:t>
+      </w:r>
+      <w:r>
+        <w:t>(</w:t>
+      </w:r>
+      <w:proofErr w:type="spellStart"/>
+      <w:r>
+        <w:t>submission_statuses</w:t>
+      </w:r>
+      <w:proofErr w:type="spellEnd"/>
+      <w:r>
+        <w:t>)</w:t>
+      </w:r>
+    </w:p>
+    <w:p>
+      <w:pPr>
+        <w:ind w:left="-426"/>
+        <w:rPr>
+          <w:i/>
+          <w:iCs/>
+          <w:sz w:val="26"/>
+          <w:szCs w:val="26"/>
+        </w:rPr>
+      </w:pPr>
+      <w:r>
+        <w:rPr>
+          <w:i/>
+          <w:iCs/>
+          <w:sz w:val="26"/>
+          <w:szCs w:val="26"/>
+        </w:rPr>
+        <w:t xml:space="preserve">A </w:t>
+      </w:r>
+      <w:r>
+        <w:rPr>
+          <w:b/>
+          <w:bCs/>
+          <w:i/>
+          <w:iCs/>
+          <w:sz w:val="26"/>
+          <w:szCs w:val="26"/>
+        </w:rPr>
+        <w:t>beadás státusz</w:t>
+      </w:r>
+      <w:r>
+        <w:rPr>
+          <w:i/>
+          <w:iCs/>
+          <w:sz w:val="26"/>
+          <w:szCs w:val="26"/>
+        </w:rPr>
+        <w:t xml:space="preserve"> tábla a</w:t>
+      </w:r>
+      <w:r>
+        <w:rPr>
+          <w:i/>
+          <w:iCs/>
+          <w:sz w:val="26"/>
+          <w:szCs w:val="26"/>
+        </w:rPr>
+        <w:t xml:space="preserve"> beadások lehetséges állapotait tartalmazza, például „beküldve”, „javítás alatt” vagy „elfogadva”.</w:t>
+      </w:r>
+    </w:p>
+    <w:p>
+      <w:pPr>
+        <w:pStyle w:val="Listaszerbekezds"/>
+        <w:numPr>
+          <w:ilvl w:val="1"/>
+          <w:numId w:val="30"/>
+        </w:numPr>
+        <w:spacing w:before="100" w:beforeAutospacing="1" w:line="240" w:lineRule="auto"/>
+        <w:ind w:left="142" w:hanging="357"/>
+        <w:contextualSpacing w:val="0"/>
+        <w:rPr>
+          <w:rFonts w:ascii="Times New Roman" w:eastAsia="Times New Roman" w:hAnsi="Times New Roman" w:cs="Times New Roman"/>
+          <w:sz w:val="24"/>
+          <w:szCs w:val="24"/>
+          <w:lang w:val="hu-HU"/>
+        </w:rPr>
+      </w:pPr>
+      <w:proofErr w:type="spellStart"/>
+      <w:r>
+        <w:rPr>
+          <w:rFonts w:ascii="Times New Roman" w:eastAsia="Times New Roman" w:hAnsi="Times New Roman" w:cs="Times New Roman"/>
+          <w:b/>
+          <w:bCs/>
+          <w:sz w:val="24"/>
+          <w:szCs w:val="24"/>
+          <w:lang w:val="hu-HU"/>
+        </w:rPr>
+        <w:t>id</w:t>
+      </w:r>
+      <w:proofErr w:type="spellEnd"/>
+      <w:r>
+        <w:rPr>
+          <w:rFonts w:ascii="Times New Roman" w:eastAsia="Times New Roman" w:hAnsi="Times New Roman" w:cs="Times New Roman"/>
+          <w:b/>
+          <w:bCs/>
+          <w:sz w:val="24"/>
+          <w:szCs w:val="24"/>
+          <w:lang w:val="hu-HU"/>
+        </w:rPr>
+        <w:t xml:space="preserve"> (PK)</w:t>
+      </w:r>
+      <w:r>
+        <w:rPr>
+          <w:rFonts w:ascii="Times New Roman" w:eastAsia="Times New Roman" w:hAnsi="Times New Roman" w:cs="Times New Roman"/>
+          <w:sz w:val="24"/>
+          <w:szCs w:val="24"/>
+          <w:lang w:val="hu-HU"/>
+        </w:rPr>
+        <w:t xml:space="preserve"> → Egyedi azonosító minden státuszhoz.</w:t>
+      </w:r>
+    </w:p>
+    <w:p>
+      <w:pPr>
+        <w:pStyle w:val="Listaszerbekezds"/>
+        <w:numPr>
+          <w:ilvl w:val="1"/>
+          <w:numId w:val="30"/>
+        </w:numPr>
+        <w:spacing w:before="100" w:beforeAutospacing="1" w:line="240" w:lineRule="auto"/>
+        <w:ind w:left="142" w:hanging="357"/>
+        <w:contextualSpacing w:val="0"/>
+        <w:rPr>
+          <w:rFonts w:ascii="Times New Roman" w:eastAsia="Times New Roman" w:hAnsi="Times New Roman" w:cs="Times New Roman"/>
+          <w:sz w:val="24"/>
+          <w:szCs w:val="24"/>
+          <w:lang w:val="hu-HU"/>
+        </w:rPr>
+      </w:pPr>
+      <w:proofErr w:type="spellStart"/>
+      <w:r>
+        <w:rPr>
+          <w:rFonts w:ascii="Times New Roman" w:eastAsia="Times New Roman" w:hAnsi="Times New Roman" w:cs="Times New Roman"/>
+          <w:b/>
+          <w:bCs/>
+          <w:sz w:val="24"/>
+          <w:szCs w:val="24"/>
+          <w:lang w:val="hu-HU"/>
+        </w:rPr>
+        <w:t>name</w:t>
+      </w:r>
+      <w:proofErr w:type="spellEnd"/>
+      <w:r>
+        <w:rPr>
+          <w:rFonts w:ascii="Times New Roman" w:eastAsia="Times New Roman" w:hAnsi="Times New Roman" w:cs="Times New Roman"/>
+          <w:sz w:val="24"/>
+          <w:szCs w:val="24"/>
+          <w:lang w:val="hu-HU"/>
+        </w:rPr>
+        <w:t xml:space="preserve"> → Az állapot megnevezése.</w:t>
+      </w:r>
+    </w:p>
+    <w:p>
+      <w:pPr>
+        <w:pStyle w:val="Cmsor2"/>
+      </w:pPr>
+      <w:r>
+        <w:t>3.</w:t>
+      </w:r>
+      <w:r>
+        <w:t>9</w:t>
+      </w:r>
+      <w:r>
+        <w:t xml:space="preserve"> Felhasználók (</w:t>
+      </w:r>
+      <w:proofErr w:type="spellStart"/>
+      <w:r>
+        <w:t>cou</w:t>
+      </w:r>
+      <w:r>
+        <w:t>r</w:t>
+      </w:r>
+      <w:r>
+        <w:t>se_members</w:t>
+      </w:r>
+      <w:proofErr w:type="spellEnd"/>
+      <w:r>
+        <w:t>)</w:t>
+      </w:r>
+    </w:p>
+    <w:p>
+      <w:pPr>
+        <w:ind w:left="-426"/>
+        <w:rPr>
+          <w:i/>
+          <w:iCs/>
+          <w:sz w:val="26"/>
+          <w:szCs w:val="26"/>
+        </w:rPr>
+      </w:pPr>
+      <w:r>
+        <w:rPr>
+          <w:i/>
+          <w:iCs/>
+          <w:sz w:val="26"/>
+          <w:szCs w:val="26"/>
+        </w:rPr>
+        <w:t xml:space="preserve">A </w:t>
+      </w:r>
+      <w:r>
+        <w:rPr>
+          <w:b/>
+          <w:bCs/>
+          <w:i/>
+          <w:iCs/>
+          <w:sz w:val="26"/>
+          <w:szCs w:val="26"/>
+        </w:rPr>
+        <w:t>felhasználók tábla</w:t>
+      </w:r>
+      <w:r>
+        <w:rPr>
+          <w:i/>
+          <w:iCs/>
+          <w:sz w:val="26"/>
+          <w:szCs w:val="26"/>
+        </w:rPr>
+        <w:t xml:space="preserve"> a</w:t>
+      </w:r>
+      <w:r>
+        <w:rPr>
+          <w:i/>
+          <w:iCs/>
+          <w:sz w:val="26"/>
+          <w:szCs w:val="26"/>
+        </w:rPr>
+        <w:t xml:space="preserve"> kurzusokhoz tartozó felhasználókat tartja nyilván, megkülönböztetve a tanárokat és a diákokat.</w:t>
+      </w:r>
+    </w:p>
+    <w:p>
+      <w:pPr>
+        <w:pStyle w:val="NormlWeb"/>
+        <w:numPr>
+          <w:ilvl w:val="0"/>
+          <w:numId w:val="31"/>
+        </w:numPr>
+        <w:tabs>
+          <w:tab w:val="clear" w:pos="720"/>
+        </w:tabs>
+        <w:spacing w:after="200" w:afterAutospacing="0"/>
+        <w:ind w:left="0" w:hanging="357"/>
+        <w:rPr>
+          <w:rFonts w:ascii="Cambria" w:hAnsi="Cambria"/>
+        </w:rPr>
+      </w:pPr>
+      <w:proofErr w:type="spellStart"/>
+      <w:r>
+        <w:rPr>
+          <w:rStyle w:val="Kiemels2"/>
+          <w:rFonts w:ascii="Cambria" w:hAnsi="Cambria"/>
+        </w:rPr>
+        <w:t>course_id</w:t>
+      </w:r>
+      <w:proofErr w:type="spellEnd"/>
+      <w:r>
+        <w:rPr>
+          <w:rStyle w:val="Kiemels2"/>
+          <w:rFonts w:ascii="Cambria" w:hAnsi="Cambria"/>
+        </w:rPr>
+        <w:t xml:space="preserve"> (FK)</w:t>
+      </w:r>
+      <w:r>
+        <w:rPr>
+          <w:rFonts w:ascii="Cambria" w:hAnsi="Cambria"/>
+        </w:rPr>
+        <w:t xml:space="preserve"> → A kurzus azonosítója.</w:t>
+      </w:r>
+    </w:p>
+    <w:p>
+      <w:pPr>
+        <w:pStyle w:val="NormlWeb"/>
+        <w:numPr>
+          <w:ilvl w:val="0"/>
+          <w:numId w:val="31"/>
+        </w:numPr>
+        <w:tabs>
+          <w:tab w:val="clear" w:pos="720"/>
+        </w:tabs>
+        <w:spacing w:after="200" w:afterAutospacing="0"/>
+        <w:ind w:left="0" w:hanging="357"/>
+        <w:rPr>
+          <w:rFonts w:ascii="Cambria" w:hAnsi="Cambria"/>
+        </w:rPr>
+      </w:pPr>
+      <w:proofErr w:type="spellStart"/>
+      <w:r>
+        <w:rPr>
+          <w:rStyle w:val="Kiemels2"/>
+          <w:rFonts w:ascii="Cambria" w:hAnsi="Cambria"/>
+        </w:rPr>
+        <w:t>user_id</w:t>
+      </w:r>
+      <w:proofErr w:type="spellEnd"/>
+      <w:r>
+        <w:rPr>
+          <w:rStyle w:val="Kiemels2"/>
+          <w:rFonts w:ascii="Cambria" w:hAnsi="Cambria"/>
+        </w:rPr>
+        <w:t xml:space="preserve"> (FK)</w:t>
+      </w:r>
+      <w:r>
+        <w:rPr>
+          <w:rFonts w:ascii="Cambria" w:hAnsi="Cambria"/>
+        </w:rPr>
+        <w:t xml:space="preserve"> → A felhasználó azonosítója.</w:t>
+      </w:r>
+    </w:p>
+    <w:p>
+      <w:pPr>
+        <w:pStyle w:val="NormlWeb"/>
+        <w:numPr>
+          <w:ilvl w:val="0"/>
+          <w:numId w:val="31"/>
+        </w:numPr>
+        <w:tabs>
+          <w:tab w:val="clear" w:pos="720"/>
+        </w:tabs>
+        <w:spacing w:after="200" w:afterAutospacing="0"/>
+        <w:ind w:left="0" w:hanging="357"/>
+        <w:rPr>
+          <w:rFonts w:ascii="Cambria" w:hAnsi="Cambria"/>
+        </w:rPr>
+      </w:pPr>
+      <w:proofErr w:type="spellStart"/>
+      <w:r>
+        <w:rPr>
+          <w:rStyle w:val="Kiemels2"/>
+          <w:rFonts w:ascii="Cambria" w:hAnsi="Cambria"/>
+        </w:rPr>
+        <w:t>is_teacher</w:t>
+      </w:r>
+      <w:proofErr w:type="spellEnd"/>
+      <w:r>
+        <w:rPr>
+          <w:rFonts w:ascii="Cambria" w:hAnsi="Cambria"/>
+        </w:rPr>
+        <w:t xml:space="preserve"> → Logikai érték, ami jelzi, hogy a felhasználó tanári szerepben van-e.</w:t>
+      </w:r>
+    </w:p>
+    <w:p>
+      <w:pPr>
+        <w:pStyle w:val="NormlWeb"/>
+        <w:numPr>
+          <w:ilvl w:val="0"/>
+          <w:numId w:val="31"/>
+        </w:numPr>
+        <w:tabs>
+          <w:tab w:val="clear" w:pos="720"/>
+        </w:tabs>
+        <w:spacing w:after="200" w:afterAutospacing="0"/>
+        <w:ind w:left="0" w:hanging="357"/>
+        <w:rPr>
+          <w:rFonts w:ascii="Cambria" w:hAnsi="Cambria"/>
+        </w:rPr>
+      </w:pPr>
+      <w:r>
+        <w:rPr>
+          <w:rStyle w:val="Kiemels2"/>
+          <w:rFonts w:ascii="Cambria" w:hAnsi="Cambria"/>
+        </w:rPr>
+        <w:t>PRIMARY KEY (</w:t>
+      </w:r>
+      <w:proofErr w:type="spellStart"/>
+      <w:r>
+        <w:rPr>
+          <w:rStyle w:val="Kiemels2"/>
+          <w:rFonts w:ascii="Cambria" w:hAnsi="Cambria"/>
+        </w:rPr>
+        <w:t>course_id</w:t>
+      </w:r>
+      <w:proofErr w:type="spellEnd"/>
+      <w:r>
+        <w:rPr>
+          <w:rStyle w:val="Kiemels2"/>
+          <w:rFonts w:ascii="Cambria" w:hAnsi="Cambria"/>
+        </w:rPr>
+        <w:t xml:space="preserve">, </w:t>
+      </w:r>
+      <w:proofErr w:type="spellStart"/>
+      <w:r>
+        <w:rPr>
+          <w:rStyle w:val="Kiemels2"/>
+          <w:rFonts w:ascii="Cambria" w:hAnsi="Cambria"/>
+        </w:rPr>
+        <w:t>user_id</w:t>
+      </w:r>
+      <w:proofErr w:type="spellEnd"/>
+      <w:r>
+        <w:rPr>
+          <w:rStyle w:val="Kiemels2"/>
+          <w:rFonts w:ascii="Cambria" w:hAnsi="Cambria"/>
+        </w:rPr>
+        <w:t>)</w:t>
+      </w:r>
+      <w:r>
+        <w:rPr>
+          <w:rFonts w:ascii="Cambria" w:hAnsi="Cambria"/>
+        </w:rPr>
+        <w:t xml:space="preserve"> → A kapcsolat egyértelmű azonosítása a kurzus és felhasználó között.</w:t>
+      </w:r>
+    </w:p>
+    <w:p>
+      <w:pPr>
+        <w:pStyle w:val="Cmsor1"/>
+        <w:ind w:left="-851" w:right="-716" w:firstLine="0"/>
         <w:rPr>
           <w:sz w:val="38"/>
           <w:szCs w:val="38"/>
         </w:rPr>
-        <w:t>Model</w:t>
-      </w:r>
+      </w:pPr>
       <w:r>
         <w:rPr>
           <w:sz w:val="38"/>
           <w:szCs w:val="38"/>
         </w:rPr>
-        <w:t>l</w:t>
-      </w:r>
-      <w:proofErr w:type="spellEnd"/>
+        <w:lastRenderedPageBreak/>
+        <w:t>4</w:t>
+      </w:r>
+      <w:r>
+        <w:rPr>
+          <w:sz w:val="38"/>
+          <w:szCs w:val="38"/>
+        </w:rPr>
+        <w:t>. Adat</w:t>
+      </w:r>
+      <w:r>
+        <w:rPr>
+          <w:sz w:val="38"/>
+          <w:szCs w:val="38"/>
+        </w:rPr>
+        <w:t xml:space="preserve"> </w:t>
+      </w:r>
+      <w:r>
+        <w:rPr>
+          <w:sz w:val="38"/>
+          <w:szCs w:val="38"/>
+        </w:rPr>
+        <w:t>Modell</w:t>
+      </w:r>
     </w:p>
     <w:p>
       <w:pPr>
@@ -2467,6 +5615,92 @@
 <file path=word/numbering.xml><?xml version="1.0" encoding="utf-8"?>
 <w:numbering xmlns:wpc="http://schemas.microsoft.com/office/word/2010/wordprocessingCanvas" xmlns:cx="http://schemas.microsoft.com/office/drawing/2014/chartex" xmlns:cx1="http://schemas.microsoft.com/office/drawing/2015/9/8/chartex" xmlns:cx2="http://schemas.microsoft.com/office/drawing/2015/10/21/chartex" xmlns:cx3="http://schemas.microsoft.com/office/drawing/2016/5/9/chartex" xmlns:cx4="http://schemas.microsoft.com/office/drawing/2016/5/10/chartex" xmlns:cx5="http://schemas.microsoft.com/office/drawing/2016/5/11/chartex" xmlns:cx6="http://schemas.microsoft.com/office/drawing/2016/5/12/chartex" xmlns:cx7="http://schemas.microsoft.com/office/drawing/2016/5/13/chartex" xmlns:cx8="http://schemas.microsoft.com/office/drawing/2016/5/14/chartex" xmlns:mc="http://schemas.openxmlformats.org/markup-compatibility/2006" xmlns:aink="http://schemas.microsoft.com/office/drawing/2016/ink" xmlns:am3d="http://schemas.microsoft.com/office/drawing/2017/model3d" xmlns:o="urn:schemas-microsoft-com:office:office" xmlns:r="http://schemas.openxmlformats.org/officeDocument/2006/relationships" xmlns:m="http://schemas.openxmlformats.org/officeDocument/2006/math" xmlns:v="urn:schemas-microsoft-com:vml" xmlns:wp14="http://schemas.microsoft.com/office/word/2010/wordprocessingDrawing" xmlns:wp="http://schemas.openxmlformats.org/drawingml/2006/wordprocessingDrawing" xmlns:w10="urn:schemas-microsoft-com:office:word" xmlns:w="http://schemas.openxmlformats.org/wordprocessingml/2006/main" xmlns:w14="http://schemas.microsoft.com/office/word/2010/wordml" xmlns:w15="http://schemas.microsoft.com/office/word/2012/wordml" xmlns:w16cex="http://schemas.microsoft.com/office/word/2018/wordml/cex" xmlns:w16cid="http://schemas.microsoft.com/office/word/2016/wordml/cid" xmlns:w16="http://schemas.microsoft.com/office/word/2018/wordml" xmlns:w16sdtdh="http://schemas.microsoft.com/office/word/2020/wordml/sdtdatahash" xmlns:w16se="http://schemas.microsoft.com/office/word/2015/wordml/symex" xmlns:wpg="http://schemas.microsoft.com/office/word/2010/wordprocessingGroup" xmlns:wpi="http://schemas.microsoft.com/office/word/2010/wordprocessingInk" xmlns:wne="http://schemas.microsoft.com/office/word/2006/wordml" xmlns:wps="http://schemas.microsoft.com/office/word/2010/wordprocessingShape" mc:Ignorable="w14 w15 w16se w16cid w16 w16cex w16sdtdh wp14">
   <w:abstractNum w:abstractNumId="0" w15:restartNumberingAfterBreak="0">
+    <w:nsid w:val="04E60F6D"/>
+    <w:multiLevelType w:val="hybridMultilevel"/>
+    <w:tmpl w:val="02F604F4"/>
+    <w:lvl w:ilvl="0" w:tplc="040E000F">
+      <w:start w:val="1"/>
+      <w:numFmt w:val="decimal"/>
+      <w:lvlText w:val="%1."/>
+      <w:lvlJc w:val="left"/>
+      <w:pPr>
+        <w:ind w:left="720" w:hanging="360"/>
+      </w:pPr>
+    </w:lvl>
+    <w:lvl w:ilvl="1" w:tplc="040E000F">
+      <w:start w:val="1"/>
+      <w:numFmt w:val="decimal"/>
+      <w:lvlText w:val="%2."/>
+      <w:lvlJc w:val="left"/>
+      <w:pPr>
+        <w:ind w:left="1440" w:hanging="360"/>
+      </w:pPr>
+    </w:lvl>
+    <w:lvl w:ilvl="2" w:tplc="040E001B" w:tentative="1">
+      <w:start w:val="1"/>
+      <w:numFmt w:val="lowerRoman"/>
+      <w:lvlText w:val="%3."/>
+      <w:lvlJc w:val="right"/>
+      <w:pPr>
+        <w:ind w:left="2160" w:hanging="180"/>
+      </w:pPr>
+    </w:lvl>
+    <w:lvl w:ilvl="3" w:tplc="040E000F" w:tentative="1">
+      <w:start w:val="1"/>
+      <w:numFmt w:val="decimal"/>
+      <w:lvlText w:val="%4."/>
+      <w:lvlJc w:val="left"/>
+      <w:pPr>
+        <w:ind w:left="2880" w:hanging="360"/>
+      </w:pPr>
+    </w:lvl>
+    <w:lvl w:ilvl="4" w:tplc="040E0019" w:tentative="1">
+      <w:start w:val="1"/>
+      <w:numFmt w:val="lowerLetter"/>
+      <w:lvlText w:val="%5."/>
+      <w:lvlJc w:val="left"/>
+      <w:pPr>
+        <w:ind w:left="3600" w:hanging="360"/>
+      </w:pPr>
+    </w:lvl>
+    <w:lvl w:ilvl="5" w:tplc="040E001B" w:tentative="1">
+      <w:start w:val="1"/>
+      <w:numFmt w:val="lowerRoman"/>
+      <w:lvlText w:val="%6."/>
+      <w:lvlJc w:val="right"/>
+      <w:pPr>
+        <w:ind w:left="4320" w:hanging="180"/>
+      </w:pPr>
+    </w:lvl>
+    <w:lvl w:ilvl="6" w:tplc="040E000F" w:tentative="1">
+      <w:start w:val="1"/>
+      <w:numFmt w:val="decimal"/>
+      <w:lvlText w:val="%7."/>
+      <w:lvlJc w:val="left"/>
+      <w:pPr>
+        <w:ind w:left="5040" w:hanging="360"/>
+      </w:pPr>
+    </w:lvl>
+    <w:lvl w:ilvl="7" w:tplc="040E0019" w:tentative="1">
+      <w:start w:val="1"/>
+      <w:numFmt w:val="lowerLetter"/>
+      <w:lvlText w:val="%8."/>
+      <w:lvlJc w:val="left"/>
+      <w:pPr>
+        <w:ind w:left="5760" w:hanging="360"/>
+      </w:pPr>
+    </w:lvl>
+    <w:lvl w:ilvl="8" w:tplc="040E001B" w:tentative="1">
+      <w:start w:val="1"/>
+      <w:numFmt w:val="lowerRoman"/>
+      <w:lvlText w:val="%9."/>
+      <w:lvlJc w:val="right"/>
+      <w:pPr>
+        <w:ind w:left="6480" w:hanging="180"/>
+      </w:pPr>
+    </w:lvl>
+  </w:abstractNum>
+  <w:abstractNum w:abstractNumId="1" w15:restartNumberingAfterBreak="0">
     <w:nsid w:val="071F5D23"/>
     <w:multiLevelType w:val="multilevel"/>
     <w:tmpl w:val="A81EFAA2"/>
@@ -2580,7 +5814,587 @@
       </w:pPr>
     </w:lvl>
   </w:abstractNum>
-  <w:abstractNum w:abstractNumId="1" w15:restartNumberingAfterBreak="0">
+  <w:abstractNum w:abstractNumId="2" w15:restartNumberingAfterBreak="0">
+    <w:nsid w:val="0F6D0D5C"/>
+    <w:multiLevelType w:val="hybridMultilevel"/>
+    <w:tmpl w:val="87346988"/>
+    <w:lvl w:ilvl="0" w:tplc="040E000F">
+      <w:start w:val="1"/>
+      <w:numFmt w:val="decimal"/>
+      <w:lvlText w:val="%1."/>
+      <w:lvlJc w:val="left"/>
+      <w:pPr>
+        <w:ind w:left="720" w:hanging="360"/>
+      </w:pPr>
+    </w:lvl>
+    <w:lvl w:ilvl="1" w:tplc="040E0019">
+      <w:start w:val="1"/>
+      <w:numFmt w:val="lowerLetter"/>
+      <w:lvlText w:val="%2."/>
+      <w:lvlJc w:val="left"/>
+      <w:pPr>
+        <w:ind w:left="1440" w:hanging="360"/>
+      </w:pPr>
+    </w:lvl>
+    <w:lvl w:ilvl="2" w:tplc="040E001B" w:tentative="1">
+      <w:start w:val="1"/>
+      <w:numFmt w:val="lowerRoman"/>
+      <w:lvlText w:val="%3."/>
+      <w:lvlJc w:val="right"/>
+      <w:pPr>
+        <w:ind w:left="2160" w:hanging="180"/>
+      </w:pPr>
+    </w:lvl>
+    <w:lvl w:ilvl="3" w:tplc="040E000F" w:tentative="1">
+      <w:start w:val="1"/>
+      <w:numFmt w:val="decimal"/>
+      <w:lvlText w:val="%4."/>
+      <w:lvlJc w:val="left"/>
+      <w:pPr>
+        <w:ind w:left="2880" w:hanging="360"/>
+      </w:pPr>
+    </w:lvl>
+    <w:lvl w:ilvl="4" w:tplc="040E0019" w:tentative="1">
+      <w:start w:val="1"/>
+      <w:numFmt w:val="lowerLetter"/>
+      <w:lvlText w:val="%5."/>
+      <w:lvlJc w:val="left"/>
+      <w:pPr>
+        <w:ind w:left="3600" w:hanging="360"/>
+      </w:pPr>
+    </w:lvl>
+    <w:lvl w:ilvl="5" w:tplc="040E001B" w:tentative="1">
+      <w:start w:val="1"/>
+      <w:numFmt w:val="lowerRoman"/>
+      <w:lvlText w:val="%6."/>
+      <w:lvlJc w:val="right"/>
+      <w:pPr>
+        <w:ind w:left="4320" w:hanging="180"/>
+      </w:pPr>
+    </w:lvl>
+    <w:lvl w:ilvl="6" w:tplc="040E000F" w:tentative="1">
+      <w:start w:val="1"/>
+      <w:numFmt w:val="decimal"/>
+      <w:lvlText w:val="%7."/>
+      <w:lvlJc w:val="left"/>
+      <w:pPr>
+        <w:ind w:left="5040" w:hanging="360"/>
+      </w:pPr>
+    </w:lvl>
+    <w:lvl w:ilvl="7" w:tplc="040E0019" w:tentative="1">
+      <w:start w:val="1"/>
+      <w:numFmt w:val="lowerLetter"/>
+      <w:lvlText w:val="%8."/>
+      <w:lvlJc w:val="left"/>
+      <w:pPr>
+        <w:ind w:left="5760" w:hanging="360"/>
+      </w:pPr>
+    </w:lvl>
+    <w:lvl w:ilvl="8" w:tplc="040E001B" w:tentative="1">
+      <w:start w:val="1"/>
+      <w:numFmt w:val="lowerRoman"/>
+      <w:lvlText w:val="%9."/>
+      <w:lvlJc w:val="right"/>
+      <w:pPr>
+        <w:ind w:left="6480" w:hanging="180"/>
+      </w:pPr>
+    </w:lvl>
+  </w:abstractNum>
+  <w:abstractNum w:abstractNumId="3" w15:restartNumberingAfterBreak="0">
+    <w:nsid w:val="0FD35735"/>
+    <w:multiLevelType w:val="hybridMultilevel"/>
+    <w:tmpl w:val="C7B85D76"/>
+    <w:lvl w:ilvl="0" w:tplc="040E000F">
+      <w:start w:val="1"/>
+      <w:numFmt w:val="decimal"/>
+      <w:lvlText w:val="%1."/>
+      <w:lvlJc w:val="left"/>
+      <w:pPr>
+        <w:ind w:left="720" w:hanging="360"/>
+      </w:pPr>
+    </w:lvl>
+    <w:lvl w:ilvl="1" w:tplc="040E0019">
+      <w:start w:val="1"/>
+      <w:numFmt w:val="lowerLetter"/>
+      <w:lvlText w:val="%2."/>
+      <w:lvlJc w:val="left"/>
+      <w:pPr>
+        <w:ind w:left="1440" w:hanging="360"/>
+      </w:pPr>
+    </w:lvl>
+    <w:lvl w:ilvl="2" w:tplc="040E001B" w:tentative="1">
+      <w:start w:val="1"/>
+      <w:numFmt w:val="lowerRoman"/>
+      <w:lvlText w:val="%3."/>
+      <w:lvlJc w:val="right"/>
+      <w:pPr>
+        <w:ind w:left="2160" w:hanging="180"/>
+      </w:pPr>
+    </w:lvl>
+    <w:lvl w:ilvl="3" w:tplc="040E000F" w:tentative="1">
+      <w:start w:val="1"/>
+      <w:numFmt w:val="decimal"/>
+      <w:lvlText w:val="%4."/>
+      <w:lvlJc w:val="left"/>
+      <w:pPr>
+        <w:ind w:left="2880" w:hanging="360"/>
+      </w:pPr>
+    </w:lvl>
+    <w:lvl w:ilvl="4" w:tplc="040E0019" w:tentative="1">
+      <w:start w:val="1"/>
+      <w:numFmt w:val="lowerLetter"/>
+      <w:lvlText w:val="%5."/>
+      <w:lvlJc w:val="left"/>
+      <w:pPr>
+        <w:ind w:left="3600" w:hanging="360"/>
+      </w:pPr>
+    </w:lvl>
+    <w:lvl w:ilvl="5" w:tplc="040E001B" w:tentative="1">
+      <w:start w:val="1"/>
+      <w:numFmt w:val="lowerRoman"/>
+      <w:lvlText w:val="%6."/>
+      <w:lvlJc w:val="right"/>
+      <w:pPr>
+        <w:ind w:left="4320" w:hanging="180"/>
+      </w:pPr>
+    </w:lvl>
+    <w:lvl w:ilvl="6" w:tplc="040E000F" w:tentative="1">
+      <w:start w:val="1"/>
+      <w:numFmt w:val="decimal"/>
+      <w:lvlText w:val="%7."/>
+      <w:lvlJc w:val="left"/>
+      <w:pPr>
+        <w:ind w:left="5040" w:hanging="360"/>
+      </w:pPr>
+    </w:lvl>
+    <w:lvl w:ilvl="7" w:tplc="040E0019" w:tentative="1">
+      <w:start w:val="1"/>
+      <w:numFmt w:val="lowerLetter"/>
+      <w:lvlText w:val="%8."/>
+      <w:lvlJc w:val="left"/>
+      <w:pPr>
+        <w:ind w:left="5760" w:hanging="360"/>
+      </w:pPr>
+    </w:lvl>
+    <w:lvl w:ilvl="8" w:tplc="040E001B" w:tentative="1">
+      <w:start w:val="1"/>
+      <w:numFmt w:val="lowerRoman"/>
+      <w:lvlText w:val="%9."/>
+      <w:lvlJc w:val="right"/>
+      <w:pPr>
+        <w:ind w:left="6480" w:hanging="180"/>
+      </w:pPr>
+    </w:lvl>
+  </w:abstractNum>
+  <w:abstractNum w:abstractNumId="4" w15:restartNumberingAfterBreak="0">
+    <w:nsid w:val="14A944E9"/>
+    <w:multiLevelType w:val="hybridMultilevel"/>
+    <w:tmpl w:val="D144D7D6"/>
+    <w:lvl w:ilvl="0" w:tplc="040E000F">
+      <w:start w:val="1"/>
+      <w:numFmt w:val="decimal"/>
+      <w:lvlText w:val="%1."/>
+      <w:lvlJc w:val="left"/>
+      <w:pPr>
+        <w:ind w:left="720" w:hanging="360"/>
+      </w:pPr>
+    </w:lvl>
+    <w:lvl w:ilvl="1" w:tplc="040E0019">
+      <w:start w:val="1"/>
+      <w:numFmt w:val="lowerLetter"/>
+      <w:lvlText w:val="%2."/>
+      <w:lvlJc w:val="left"/>
+      <w:pPr>
+        <w:ind w:left="1440" w:hanging="360"/>
+      </w:pPr>
+    </w:lvl>
+    <w:lvl w:ilvl="2" w:tplc="040E001B" w:tentative="1">
+      <w:start w:val="1"/>
+      <w:numFmt w:val="lowerRoman"/>
+      <w:lvlText w:val="%3."/>
+      <w:lvlJc w:val="right"/>
+      <w:pPr>
+        <w:ind w:left="2160" w:hanging="180"/>
+      </w:pPr>
+    </w:lvl>
+    <w:lvl w:ilvl="3" w:tplc="040E000F" w:tentative="1">
+      <w:start w:val="1"/>
+      <w:numFmt w:val="decimal"/>
+      <w:lvlText w:val="%4."/>
+      <w:lvlJc w:val="left"/>
+      <w:pPr>
+        <w:ind w:left="2880" w:hanging="360"/>
+      </w:pPr>
+    </w:lvl>
+    <w:lvl w:ilvl="4" w:tplc="040E0019" w:tentative="1">
+      <w:start w:val="1"/>
+      <w:numFmt w:val="lowerLetter"/>
+      <w:lvlText w:val="%5."/>
+      <w:lvlJc w:val="left"/>
+      <w:pPr>
+        <w:ind w:left="3600" w:hanging="360"/>
+      </w:pPr>
+    </w:lvl>
+    <w:lvl w:ilvl="5" w:tplc="040E001B" w:tentative="1">
+      <w:start w:val="1"/>
+      <w:numFmt w:val="lowerRoman"/>
+      <w:lvlText w:val="%6."/>
+      <w:lvlJc w:val="right"/>
+      <w:pPr>
+        <w:ind w:left="4320" w:hanging="180"/>
+      </w:pPr>
+    </w:lvl>
+    <w:lvl w:ilvl="6" w:tplc="040E000F" w:tentative="1">
+      <w:start w:val="1"/>
+      <w:numFmt w:val="decimal"/>
+      <w:lvlText w:val="%7."/>
+      <w:lvlJc w:val="left"/>
+      <w:pPr>
+        <w:ind w:left="5040" w:hanging="360"/>
+      </w:pPr>
+    </w:lvl>
+    <w:lvl w:ilvl="7" w:tplc="040E0019" w:tentative="1">
+      <w:start w:val="1"/>
+      <w:numFmt w:val="lowerLetter"/>
+      <w:lvlText w:val="%8."/>
+      <w:lvlJc w:val="left"/>
+      <w:pPr>
+        <w:ind w:left="5760" w:hanging="360"/>
+      </w:pPr>
+    </w:lvl>
+    <w:lvl w:ilvl="8" w:tplc="040E001B" w:tentative="1">
+      <w:start w:val="1"/>
+      <w:numFmt w:val="lowerRoman"/>
+      <w:lvlText w:val="%9."/>
+      <w:lvlJc w:val="right"/>
+      <w:pPr>
+        <w:ind w:left="6480" w:hanging="180"/>
+      </w:pPr>
+    </w:lvl>
+  </w:abstractNum>
+  <w:abstractNum w:abstractNumId="5" w15:restartNumberingAfterBreak="0">
+    <w:nsid w:val="153C55C2"/>
+    <w:multiLevelType w:val="multilevel"/>
+    <w:tmpl w:val="2DCEAF3E"/>
+    <w:lvl w:ilvl="0">
+      <w:start w:val="1"/>
+      <w:numFmt w:val="decimal"/>
+      <w:lvlText w:val="%1."/>
+      <w:lvlJc w:val="left"/>
+      <w:pPr>
+        <w:tabs>
+          <w:tab w:val="num" w:pos="720"/>
+        </w:tabs>
+        <w:ind w:left="720" w:hanging="360"/>
+      </w:pPr>
+      <w:rPr>
+        <w:rFonts w:hint="default"/>
+        <w:sz w:val="24"/>
+        <w:szCs w:val="24"/>
+      </w:rPr>
+    </w:lvl>
+    <w:lvl w:ilvl="1" w:tentative="1">
+      <w:start w:val="1"/>
+      <w:numFmt w:val="bullet"/>
+      <w:lvlText w:val="o"/>
+      <w:lvlJc w:val="left"/>
+      <w:pPr>
+        <w:tabs>
+          <w:tab w:val="num" w:pos="1440"/>
+        </w:tabs>
+        <w:ind w:left="1440" w:hanging="360"/>
+      </w:pPr>
+      <w:rPr>
+        <w:rFonts w:ascii="Courier New" w:hAnsi="Courier New" w:hint="default"/>
+        <w:sz w:val="20"/>
+      </w:rPr>
+    </w:lvl>
+    <w:lvl w:ilvl="2" w:tentative="1">
+      <w:start w:val="1"/>
+      <w:numFmt w:val="bullet"/>
+      <w:lvlText w:val=""/>
+      <w:lvlJc w:val="left"/>
+      <w:pPr>
+        <w:tabs>
+          <w:tab w:val="num" w:pos="2160"/>
+        </w:tabs>
+        <w:ind w:left="2160" w:hanging="360"/>
+      </w:pPr>
+      <w:rPr>
+        <w:rFonts w:ascii="Wingdings" w:hAnsi="Wingdings" w:hint="default"/>
+        <w:sz w:val="20"/>
+      </w:rPr>
+    </w:lvl>
+    <w:lvl w:ilvl="3" w:tentative="1">
+      <w:start w:val="1"/>
+      <w:numFmt w:val="bullet"/>
+      <w:lvlText w:val=""/>
+      <w:lvlJc w:val="left"/>
+      <w:pPr>
+        <w:tabs>
+          <w:tab w:val="num" w:pos="2880"/>
+        </w:tabs>
+        <w:ind w:left="2880" w:hanging="360"/>
+      </w:pPr>
+      <w:rPr>
+        <w:rFonts w:ascii="Wingdings" w:hAnsi="Wingdings" w:hint="default"/>
+        <w:sz w:val="20"/>
+      </w:rPr>
+    </w:lvl>
+    <w:lvl w:ilvl="4" w:tentative="1">
+      <w:start w:val="1"/>
+      <w:numFmt w:val="bullet"/>
+      <w:lvlText w:val=""/>
+      <w:lvlJc w:val="left"/>
+      <w:pPr>
+        <w:tabs>
+          <w:tab w:val="num" w:pos="3600"/>
+        </w:tabs>
+        <w:ind w:left="3600" w:hanging="360"/>
+      </w:pPr>
+      <w:rPr>
+        <w:rFonts w:ascii="Wingdings" w:hAnsi="Wingdings" w:hint="default"/>
+        <w:sz w:val="20"/>
+      </w:rPr>
+    </w:lvl>
+    <w:lvl w:ilvl="5" w:tentative="1">
+      <w:start w:val="1"/>
+      <w:numFmt w:val="bullet"/>
+      <w:lvlText w:val=""/>
+      <w:lvlJc w:val="left"/>
+      <w:pPr>
+        <w:tabs>
+          <w:tab w:val="num" w:pos="4320"/>
+        </w:tabs>
+        <w:ind w:left="4320" w:hanging="360"/>
+      </w:pPr>
+      <w:rPr>
+        <w:rFonts w:ascii="Wingdings" w:hAnsi="Wingdings" w:hint="default"/>
+        <w:sz w:val="20"/>
+      </w:rPr>
+    </w:lvl>
+    <w:lvl w:ilvl="6" w:tentative="1">
+      <w:start w:val="1"/>
+      <w:numFmt w:val="bullet"/>
+      <w:lvlText w:val=""/>
+      <w:lvlJc w:val="left"/>
+      <w:pPr>
+        <w:tabs>
+          <w:tab w:val="num" w:pos="5040"/>
+        </w:tabs>
+        <w:ind w:left="5040" w:hanging="360"/>
+      </w:pPr>
+      <w:rPr>
+        <w:rFonts w:ascii="Wingdings" w:hAnsi="Wingdings" w:hint="default"/>
+        <w:sz w:val="20"/>
+      </w:rPr>
+    </w:lvl>
+    <w:lvl w:ilvl="7" w:tentative="1">
+      <w:start w:val="1"/>
+      <w:numFmt w:val="bullet"/>
+      <w:lvlText w:val=""/>
+      <w:lvlJc w:val="left"/>
+      <w:pPr>
+        <w:tabs>
+          <w:tab w:val="num" w:pos="5760"/>
+        </w:tabs>
+        <w:ind w:left="5760" w:hanging="360"/>
+      </w:pPr>
+      <w:rPr>
+        <w:rFonts w:ascii="Wingdings" w:hAnsi="Wingdings" w:hint="default"/>
+        <w:sz w:val="20"/>
+      </w:rPr>
+    </w:lvl>
+    <w:lvl w:ilvl="8" w:tentative="1">
+      <w:start w:val="1"/>
+      <w:numFmt w:val="bullet"/>
+      <w:lvlText w:val=""/>
+      <w:lvlJc w:val="left"/>
+      <w:pPr>
+        <w:tabs>
+          <w:tab w:val="num" w:pos="6480"/>
+        </w:tabs>
+        <w:ind w:left="6480" w:hanging="360"/>
+      </w:pPr>
+      <w:rPr>
+        <w:rFonts w:ascii="Wingdings" w:hAnsi="Wingdings" w:hint="default"/>
+        <w:sz w:val="20"/>
+      </w:rPr>
+    </w:lvl>
+  </w:abstractNum>
+  <w:abstractNum w:abstractNumId="6" w15:restartNumberingAfterBreak="0">
+    <w:nsid w:val="1A4B6E25"/>
+    <w:multiLevelType w:val="hybridMultilevel"/>
+    <w:tmpl w:val="89B8BB06"/>
+    <w:lvl w:ilvl="0" w:tplc="040E000F">
+      <w:start w:val="1"/>
+      <w:numFmt w:val="decimal"/>
+      <w:lvlText w:val="%1."/>
+      <w:lvlJc w:val="left"/>
+      <w:pPr>
+        <w:ind w:left="720" w:hanging="360"/>
+      </w:pPr>
+    </w:lvl>
+    <w:lvl w:ilvl="1" w:tplc="040E000F">
+      <w:start w:val="1"/>
+      <w:numFmt w:val="decimal"/>
+      <w:lvlText w:val="%2."/>
+      <w:lvlJc w:val="left"/>
+      <w:pPr>
+        <w:ind w:left="1440" w:hanging="360"/>
+      </w:pPr>
+    </w:lvl>
+    <w:lvl w:ilvl="2" w:tplc="040E001B" w:tentative="1">
+      <w:start w:val="1"/>
+      <w:numFmt w:val="lowerRoman"/>
+      <w:lvlText w:val="%3."/>
+      <w:lvlJc w:val="right"/>
+      <w:pPr>
+        <w:ind w:left="2160" w:hanging="180"/>
+      </w:pPr>
+    </w:lvl>
+    <w:lvl w:ilvl="3" w:tplc="040E000F" w:tentative="1">
+      <w:start w:val="1"/>
+      <w:numFmt w:val="decimal"/>
+      <w:lvlText w:val="%4."/>
+      <w:lvlJc w:val="left"/>
+      <w:pPr>
+        <w:ind w:left="2880" w:hanging="360"/>
+      </w:pPr>
+    </w:lvl>
+    <w:lvl w:ilvl="4" w:tplc="040E0019" w:tentative="1">
+      <w:start w:val="1"/>
+      <w:numFmt w:val="lowerLetter"/>
+      <w:lvlText w:val="%5."/>
+      <w:lvlJc w:val="left"/>
+      <w:pPr>
+        <w:ind w:left="3600" w:hanging="360"/>
+      </w:pPr>
+    </w:lvl>
+    <w:lvl w:ilvl="5" w:tplc="040E001B" w:tentative="1">
+      <w:start w:val="1"/>
+      <w:numFmt w:val="lowerRoman"/>
+      <w:lvlText w:val="%6."/>
+      <w:lvlJc w:val="right"/>
+      <w:pPr>
+        <w:ind w:left="4320" w:hanging="180"/>
+      </w:pPr>
+    </w:lvl>
+    <w:lvl w:ilvl="6" w:tplc="040E000F" w:tentative="1">
+      <w:start w:val="1"/>
+      <w:numFmt w:val="decimal"/>
+      <w:lvlText w:val="%7."/>
+      <w:lvlJc w:val="left"/>
+      <w:pPr>
+        <w:ind w:left="5040" w:hanging="360"/>
+      </w:pPr>
+    </w:lvl>
+    <w:lvl w:ilvl="7" w:tplc="040E0019" w:tentative="1">
+      <w:start w:val="1"/>
+      <w:numFmt w:val="lowerLetter"/>
+      <w:lvlText w:val="%8."/>
+      <w:lvlJc w:val="left"/>
+      <w:pPr>
+        <w:ind w:left="5760" w:hanging="360"/>
+      </w:pPr>
+    </w:lvl>
+    <w:lvl w:ilvl="8" w:tplc="040E001B" w:tentative="1">
+      <w:start w:val="1"/>
+      <w:numFmt w:val="lowerRoman"/>
+      <w:lvlText w:val="%9."/>
+      <w:lvlJc w:val="right"/>
+      <w:pPr>
+        <w:ind w:left="6480" w:hanging="180"/>
+      </w:pPr>
+    </w:lvl>
+  </w:abstractNum>
+  <w:abstractNum w:abstractNumId="7" w15:restartNumberingAfterBreak="0">
+    <w:nsid w:val="1D5B6212"/>
+    <w:multiLevelType w:val="hybridMultilevel"/>
+    <w:tmpl w:val="3F367F30"/>
+    <w:lvl w:ilvl="0" w:tplc="040E000F">
+      <w:start w:val="1"/>
+      <w:numFmt w:val="decimal"/>
+      <w:lvlText w:val="%1."/>
+      <w:lvlJc w:val="left"/>
+      <w:pPr>
+        <w:ind w:left="720" w:hanging="360"/>
+      </w:pPr>
+    </w:lvl>
+    <w:lvl w:ilvl="1" w:tplc="040E000F">
+      <w:start w:val="1"/>
+      <w:numFmt w:val="decimal"/>
+      <w:lvlText w:val="%2."/>
+      <w:lvlJc w:val="left"/>
+      <w:pPr>
+        <w:ind w:left="1440" w:hanging="360"/>
+      </w:pPr>
+    </w:lvl>
+    <w:lvl w:ilvl="2" w:tplc="040E001B" w:tentative="1">
+      <w:start w:val="1"/>
+      <w:numFmt w:val="lowerRoman"/>
+      <w:lvlText w:val="%3."/>
+      <w:lvlJc w:val="right"/>
+      <w:pPr>
+        <w:ind w:left="2160" w:hanging="180"/>
+      </w:pPr>
+    </w:lvl>
+    <w:lvl w:ilvl="3" w:tplc="040E000F" w:tentative="1">
+      <w:start w:val="1"/>
+      <w:numFmt w:val="decimal"/>
+      <w:lvlText w:val="%4."/>
+      <w:lvlJc w:val="left"/>
+      <w:pPr>
+        <w:ind w:left="2880" w:hanging="360"/>
+      </w:pPr>
+    </w:lvl>
+    <w:lvl w:ilvl="4" w:tplc="040E0019" w:tentative="1">
+      <w:start w:val="1"/>
+      <w:numFmt w:val="lowerLetter"/>
+      <w:lvlText w:val="%5."/>
+      <w:lvlJc w:val="left"/>
+      <w:pPr>
+        <w:ind w:left="3600" w:hanging="360"/>
+      </w:pPr>
+    </w:lvl>
+    <w:lvl w:ilvl="5" w:tplc="040E001B" w:tentative="1">
+      <w:start w:val="1"/>
+      <w:numFmt w:val="lowerRoman"/>
+      <w:lvlText w:val="%6."/>
+      <w:lvlJc w:val="right"/>
+      <w:pPr>
+        <w:ind w:left="4320" w:hanging="180"/>
+      </w:pPr>
+    </w:lvl>
+    <w:lvl w:ilvl="6" w:tplc="040E000F" w:tentative="1">
+      <w:start w:val="1"/>
+      <w:numFmt w:val="decimal"/>
+      <w:lvlText w:val="%7."/>
+      <w:lvlJc w:val="left"/>
+      <w:pPr>
+        <w:ind w:left="5040" w:hanging="360"/>
+      </w:pPr>
+    </w:lvl>
+    <w:lvl w:ilvl="7" w:tplc="040E0019" w:tentative="1">
+      <w:start w:val="1"/>
+      <w:numFmt w:val="lowerLetter"/>
+      <w:lvlText w:val="%8."/>
+      <w:lvlJc w:val="left"/>
+      <w:pPr>
+        <w:ind w:left="5760" w:hanging="360"/>
+      </w:pPr>
+    </w:lvl>
+    <w:lvl w:ilvl="8" w:tplc="040E001B" w:tentative="1">
+      <w:start w:val="1"/>
+      <w:numFmt w:val="lowerRoman"/>
+      <w:lvlText w:val="%9."/>
+      <w:lvlJc w:val="right"/>
+      <w:pPr>
+        <w:ind w:left="6480" w:hanging="180"/>
+      </w:pPr>
+    </w:lvl>
+  </w:abstractNum>
+  <w:abstractNum w:abstractNumId="8" w15:restartNumberingAfterBreak="0">
     <w:nsid w:val="2164360A"/>
     <w:multiLevelType w:val="multilevel"/>
     <w:tmpl w:val="A710A70E"/>
@@ -2729,7 +6543,265 @@
       </w:rPr>
     </w:lvl>
   </w:abstractNum>
-  <w:abstractNum w:abstractNumId="2" w15:restartNumberingAfterBreak="0">
+  <w:abstractNum w:abstractNumId="9" w15:restartNumberingAfterBreak="0">
+    <w:nsid w:val="2403324A"/>
+    <w:multiLevelType w:val="hybridMultilevel"/>
+    <w:tmpl w:val="EB14F020"/>
+    <w:lvl w:ilvl="0" w:tplc="040E000F">
+      <w:start w:val="1"/>
+      <w:numFmt w:val="decimal"/>
+      <w:lvlText w:val="%1."/>
+      <w:lvlJc w:val="left"/>
+      <w:pPr>
+        <w:ind w:left="720" w:hanging="360"/>
+      </w:pPr>
+    </w:lvl>
+    <w:lvl w:ilvl="1" w:tplc="040E0019">
+      <w:start w:val="1"/>
+      <w:numFmt w:val="lowerLetter"/>
+      <w:lvlText w:val="%2."/>
+      <w:lvlJc w:val="left"/>
+      <w:pPr>
+        <w:ind w:left="1440" w:hanging="360"/>
+      </w:pPr>
+    </w:lvl>
+    <w:lvl w:ilvl="2" w:tplc="040E001B" w:tentative="1">
+      <w:start w:val="1"/>
+      <w:numFmt w:val="lowerRoman"/>
+      <w:lvlText w:val="%3."/>
+      <w:lvlJc w:val="right"/>
+      <w:pPr>
+        <w:ind w:left="2160" w:hanging="180"/>
+      </w:pPr>
+    </w:lvl>
+    <w:lvl w:ilvl="3" w:tplc="040E000F" w:tentative="1">
+      <w:start w:val="1"/>
+      <w:numFmt w:val="decimal"/>
+      <w:lvlText w:val="%4."/>
+      <w:lvlJc w:val="left"/>
+      <w:pPr>
+        <w:ind w:left="2880" w:hanging="360"/>
+      </w:pPr>
+    </w:lvl>
+    <w:lvl w:ilvl="4" w:tplc="040E0019" w:tentative="1">
+      <w:start w:val="1"/>
+      <w:numFmt w:val="lowerLetter"/>
+      <w:lvlText w:val="%5."/>
+      <w:lvlJc w:val="left"/>
+      <w:pPr>
+        <w:ind w:left="3600" w:hanging="360"/>
+      </w:pPr>
+    </w:lvl>
+    <w:lvl w:ilvl="5" w:tplc="040E001B" w:tentative="1">
+      <w:start w:val="1"/>
+      <w:numFmt w:val="lowerRoman"/>
+      <w:lvlText w:val="%6."/>
+      <w:lvlJc w:val="right"/>
+      <w:pPr>
+        <w:ind w:left="4320" w:hanging="180"/>
+      </w:pPr>
+    </w:lvl>
+    <w:lvl w:ilvl="6" w:tplc="040E000F" w:tentative="1">
+      <w:start w:val="1"/>
+      <w:numFmt w:val="decimal"/>
+      <w:lvlText w:val="%7."/>
+      <w:lvlJc w:val="left"/>
+      <w:pPr>
+        <w:ind w:left="5040" w:hanging="360"/>
+      </w:pPr>
+    </w:lvl>
+    <w:lvl w:ilvl="7" w:tplc="040E0019" w:tentative="1">
+      <w:start w:val="1"/>
+      <w:numFmt w:val="lowerLetter"/>
+      <w:lvlText w:val="%8."/>
+      <w:lvlJc w:val="left"/>
+      <w:pPr>
+        <w:ind w:left="5760" w:hanging="360"/>
+      </w:pPr>
+    </w:lvl>
+    <w:lvl w:ilvl="8" w:tplc="040E001B" w:tentative="1">
+      <w:start w:val="1"/>
+      <w:numFmt w:val="lowerRoman"/>
+      <w:lvlText w:val="%9."/>
+      <w:lvlJc w:val="right"/>
+      <w:pPr>
+        <w:ind w:left="6480" w:hanging="180"/>
+      </w:pPr>
+    </w:lvl>
+  </w:abstractNum>
+  <w:abstractNum w:abstractNumId="10" w15:restartNumberingAfterBreak="0">
+    <w:nsid w:val="252118AC"/>
+    <w:multiLevelType w:val="hybridMultilevel"/>
+    <w:tmpl w:val="6BB69E8A"/>
+    <w:lvl w:ilvl="0" w:tplc="040E000F">
+      <w:start w:val="1"/>
+      <w:numFmt w:val="decimal"/>
+      <w:lvlText w:val="%1."/>
+      <w:lvlJc w:val="left"/>
+      <w:pPr>
+        <w:ind w:left="720" w:hanging="360"/>
+      </w:pPr>
+    </w:lvl>
+    <w:lvl w:ilvl="1" w:tplc="040E000F">
+      <w:start w:val="1"/>
+      <w:numFmt w:val="decimal"/>
+      <w:lvlText w:val="%2."/>
+      <w:lvlJc w:val="left"/>
+      <w:pPr>
+        <w:ind w:left="1440" w:hanging="360"/>
+      </w:pPr>
+    </w:lvl>
+    <w:lvl w:ilvl="2" w:tplc="040E001B" w:tentative="1">
+      <w:start w:val="1"/>
+      <w:numFmt w:val="lowerRoman"/>
+      <w:lvlText w:val="%3."/>
+      <w:lvlJc w:val="right"/>
+      <w:pPr>
+        <w:ind w:left="2160" w:hanging="180"/>
+      </w:pPr>
+    </w:lvl>
+    <w:lvl w:ilvl="3" w:tplc="040E000F" w:tentative="1">
+      <w:start w:val="1"/>
+      <w:numFmt w:val="decimal"/>
+      <w:lvlText w:val="%4."/>
+      <w:lvlJc w:val="left"/>
+      <w:pPr>
+        <w:ind w:left="2880" w:hanging="360"/>
+      </w:pPr>
+    </w:lvl>
+    <w:lvl w:ilvl="4" w:tplc="040E0019" w:tentative="1">
+      <w:start w:val="1"/>
+      <w:numFmt w:val="lowerLetter"/>
+      <w:lvlText w:val="%5."/>
+      <w:lvlJc w:val="left"/>
+      <w:pPr>
+        <w:ind w:left="3600" w:hanging="360"/>
+      </w:pPr>
+    </w:lvl>
+    <w:lvl w:ilvl="5" w:tplc="040E001B" w:tentative="1">
+      <w:start w:val="1"/>
+      <w:numFmt w:val="lowerRoman"/>
+      <w:lvlText w:val="%6."/>
+      <w:lvlJc w:val="right"/>
+      <w:pPr>
+        <w:ind w:left="4320" w:hanging="180"/>
+      </w:pPr>
+    </w:lvl>
+    <w:lvl w:ilvl="6" w:tplc="040E000F" w:tentative="1">
+      <w:start w:val="1"/>
+      <w:numFmt w:val="decimal"/>
+      <w:lvlText w:val="%7."/>
+      <w:lvlJc w:val="left"/>
+      <w:pPr>
+        <w:ind w:left="5040" w:hanging="360"/>
+      </w:pPr>
+    </w:lvl>
+    <w:lvl w:ilvl="7" w:tplc="040E0019" w:tentative="1">
+      <w:start w:val="1"/>
+      <w:numFmt w:val="lowerLetter"/>
+      <w:lvlText w:val="%8."/>
+      <w:lvlJc w:val="left"/>
+      <w:pPr>
+        <w:ind w:left="5760" w:hanging="360"/>
+      </w:pPr>
+    </w:lvl>
+    <w:lvl w:ilvl="8" w:tplc="040E001B" w:tentative="1">
+      <w:start w:val="1"/>
+      <w:numFmt w:val="lowerRoman"/>
+      <w:lvlText w:val="%9."/>
+      <w:lvlJc w:val="right"/>
+      <w:pPr>
+        <w:ind w:left="6480" w:hanging="180"/>
+      </w:pPr>
+    </w:lvl>
+  </w:abstractNum>
+  <w:abstractNum w:abstractNumId="11" w15:restartNumberingAfterBreak="0">
+    <w:nsid w:val="29210BA7"/>
+    <w:multiLevelType w:val="hybridMultilevel"/>
+    <w:tmpl w:val="7E062738"/>
+    <w:lvl w:ilvl="0" w:tplc="040E000F">
+      <w:start w:val="1"/>
+      <w:numFmt w:val="decimal"/>
+      <w:lvlText w:val="%1."/>
+      <w:lvlJc w:val="left"/>
+      <w:pPr>
+        <w:ind w:left="720" w:hanging="360"/>
+      </w:pPr>
+    </w:lvl>
+    <w:lvl w:ilvl="1" w:tplc="040E000F">
+      <w:start w:val="1"/>
+      <w:numFmt w:val="decimal"/>
+      <w:lvlText w:val="%2."/>
+      <w:lvlJc w:val="left"/>
+      <w:pPr>
+        <w:ind w:left="1440" w:hanging="360"/>
+      </w:pPr>
+    </w:lvl>
+    <w:lvl w:ilvl="2" w:tplc="040E001B" w:tentative="1">
+      <w:start w:val="1"/>
+      <w:numFmt w:val="lowerRoman"/>
+      <w:lvlText w:val="%3."/>
+      <w:lvlJc w:val="right"/>
+      <w:pPr>
+        <w:ind w:left="2160" w:hanging="180"/>
+      </w:pPr>
+    </w:lvl>
+    <w:lvl w:ilvl="3" w:tplc="040E000F" w:tentative="1">
+      <w:start w:val="1"/>
+      <w:numFmt w:val="decimal"/>
+      <w:lvlText w:val="%4."/>
+      <w:lvlJc w:val="left"/>
+      <w:pPr>
+        <w:ind w:left="2880" w:hanging="360"/>
+      </w:pPr>
+    </w:lvl>
+    <w:lvl w:ilvl="4" w:tplc="040E0019" w:tentative="1">
+      <w:start w:val="1"/>
+      <w:numFmt w:val="lowerLetter"/>
+      <w:lvlText w:val="%5."/>
+      <w:lvlJc w:val="left"/>
+      <w:pPr>
+        <w:ind w:left="3600" w:hanging="360"/>
+      </w:pPr>
+    </w:lvl>
+    <w:lvl w:ilvl="5" w:tplc="040E001B" w:tentative="1">
+      <w:start w:val="1"/>
+      <w:numFmt w:val="lowerRoman"/>
+      <w:lvlText w:val="%6."/>
+      <w:lvlJc w:val="right"/>
+      <w:pPr>
+        <w:ind w:left="4320" w:hanging="180"/>
+      </w:pPr>
+    </w:lvl>
+    <w:lvl w:ilvl="6" w:tplc="040E000F" w:tentative="1">
+      <w:start w:val="1"/>
+      <w:numFmt w:val="decimal"/>
+      <w:lvlText w:val="%7."/>
+      <w:lvlJc w:val="left"/>
+      <w:pPr>
+        <w:ind w:left="5040" w:hanging="360"/>
+      </w:pPr>
+    </w:lvl>
+    <w:lvl w:ilvl="7" w:tplc="040E0019" w:tentative="1">
+      <w:start w:val="1"/>
+      <w:numFmt w:val="lowerLetter"/>
+      <w:lvlText w:val="%8."/>
+      <w:lvlJc w:val="left"/>
+      <w:pPr>
+        <w:ind w:left="5760" w:hanging="360"/>
+      </w:pPr>
+    </w:lvl>
+    <w:lvl w:ilvl="8" w:tplc="040E001B" w:tentative="1">
+      <w:start w:val="1"/>
+      <w:numFmt w:val="lowerRoman"/>
+      <w:lvlText w:val="%9."/>
+      <w:lvlJc w:val="right"/>
+      <w:pPr>
+        <w:ind w:left="6480" w:hanging="180"/>
+      </w:pPr>
+    </w:lvl>
+  </w:abstractNum>
+  <w:abstractNum w:abstractNumId="12" w15:restartNumberingAfterBreak="0">
     <w:nsid w:val="2A5824C3"/>
     <w:multiLevelType w:val="multilevel"/>
     <w:tmpl w:val="1D06CD9A"/>
@@ -2842,7 +6914,1104 @@
       </w:pPr>
     </w:lvl>
   </w:abstractNum>
-  <w:abstractNum w:abstractNumId="3" w15:restartNumberingAfterBreak="0">
+  <w:abstractNum w:abstractNumId="13" w15:restartNumberingAfterBreak="0">
+    <w:nsid w:val="2C5575AA"/>
+    <w:multiLevelType w:val="hybridMultilevel"/>
+    <w:tmpl w:val="84D0885A"/>
+    <w:lvl w:ilvl="0" w:tplc="040E000F">
+      <w:start w:val="1"/>
+      <w:numFmt w:val="decimal"/>
+      <w:lvlText w:val="%1."/>
+      <w:lvlJc w:val="left"/>
+      <w:pPr>
+        <w:ind w:left="720" w:hanging="360"/>
+      </w:pPr>
+    </w:lvl>
+    <w:lvl w:ilvl="1" w:tplc="040E000F">
+      <w:start w:val="1"/>
+      <w:numFmt w:val="decimal"/>
+      <w:lvlText w:val="%2."/>
+      <w:lvlJc w:val="left"/>
+      <w:pPr>
+        <w:ind w:left="1440" w:hanging="360"/>
+      </w:pPr>
+    </w:lvl>
+    <w:lvl w:ilvl="2" w:tplc="040E001B" w:tentative="1">
+      <w:start w:val="1"/>
+      <w:numFmt w:val="lowerRoman"/>
+      <w:lvlText w:val="%3."/>
+      <w:lvlJc w:val="right"/>
+      <w:pPr>
+        <w:ind w:left="2160" w:hanging="180"/>
+      </w:pPr>
+    </w:lvl>
+    <w:lvl w:ilvl="3" w:tplc="040E000F" w:tentative="1">
+      <w:start w:val="1"/>
+      <w:numFmt w:val="decimal"/>
+      <w:lvlText w:val="%4."/>
+      <w:lvlJc w:val="left"/>
+      <w:pPr>
+        <w:ind w:left="2880" w:hanging="360"/>
+      </w:pPr>
+    </w:lvl>
+    <w:lvl w:ilvl="4" w:tplc="040E0019" w:tentative="1">
+      <w:start w:val="1"/>
+      <w:numFmt w:val="lowerLetter"/>
+      <w:lvlText w:val="%5."/>
+      <w:lvlJc w:val="left"/>
+      <w:pPr>
+        <w:ind w:left="3600" w:hanging="360"/>
+      </w:pPr>
+    </w:lvl>
+    <w:lvl w:ilvl="5" w:tplc="040E001B" w:tentative="1">
+      <w:start w:val="1"/>
+      <w:numFmt w:val="lowerRoman"/>
+      <w:lvlText w:val="%6."/>
+      <w:lvlJc w:val="right"/>
+      <w:pPr>
+        <w:ind w:left="4320" w:hanging="180"/>
+      </w:pPr>
+    </w:lvl>
+    <w:lvl w:ilvl="6" w:tplc="040E000F" w:tentative="1">
+      <w:start w:val="1"/>
+      <w:numFmt w:val="decimal"/>
+      <w:lvlText w:val="%7."/>
+      <w:lvlJc w:val="left"/>
+      <w:pPr>
+        <w:ind w:left="5040" w:hanging="360"/>
+      </w:pPr>
+    </w:lvl>
+    <w:lvl w:ilvl="7" w:tplc="040E0019" w:tentative="1">
+      <w:start w:val="1"/>
+      <w:numFmt w:val="lowerLetter"/>
+      <w:lvlText w:val="%8."/>
+      <w:lvlJc w:val="left"/>
+      <w:pPr>
+        <w:ind w:left="5760" w:hanging="360"/>
+      </w:pPr>
+    </w:lvl>
+    <w:lvl w:ilvl="8" w:tplc="040E001B" w:tentative="1">
+      <w:start w:val="1"/>
+      <w:numFmt w:val="lowerRoman"/>
+      <w:lvlText w:val="%9."/>
+      <w:lvlJc w:val="right"/>
+      <w:pPr>
+        <w:ind w:left="6480" w:hanging="180"/>
+      </w:pPr>
+    </w:lvl>
+  </w:abstractNum>
+  <w:abstractNum w:abstractNumId="14" w15:restartNumberingAfterBreak="0">
+    <w:nsid w:val="308C337A"/>
+    <w:multiLevelType w:val="hybridMultilevel"/>
+    <w:tmpl w:val="157C8092"/>
+    <w:lvl w:ilvl="0" w:tplc="040E000F">
+      <w:start w:val="1"/>
+      <w:numFmt w:val="decimal"/>
+      <w:lvlText w:val="%1."/>
+      <w:lvlJc w:val="left"/>
+      <w:pPr>
+        <w:ind w:left="720" w:hanging="360"/>
+      </w:pPr>
+    </w:lvl>
+    <w:lvl w:ilvl="1" w:tplc="091EFD9C">
+      <w:numFmt w:val="bullet"/>
+      <w:lvlText w:val=""/>
+      <w:lvlJc w:val="left"/>
+      <w:pPr>
+        <w:ind w:left="1440" w:hanging="360"/>
+      </w:pPr>
+      <w:rPr>
+        <w:rFonts w:ascii="Symbol" w:eastAsia="Times New Roman" w:hAnsi="Symbol" w:cs="Times New Roman" w:hint="default"/>
+      </w:rPr>
+    </w:lvl>
+    <w:lvl w:ilvl="2" w:tplc="040E001B" w:tentative="1">
+      <w:start w:val="1"/>
+      <w:numFmt w:val="lowerRoman"/>
+      <w:lvlText w:val="%3."/>
+      <w:lvlJc w:val="right"/>
+      <w:pPr>
+        <w:ind w:left="2160" w:hanging="180"/>
+      </w:pPr>
+    </w:lvl>
+    <w:lvl w:ilvl="3" w:tplc="040E000F" w:tentative="1">
+      <w:start w:val="1"/>
+      <w:numFmt w:val="decimal"/>
+      <w:lvlText w:val="%4."/>
+      <w:lvlJc w:val="left"/>
+      <w:pPr>
+        <w:ind w:left="2880" w:hanging="360"/>
+      </w:pPr>
+    </w:lvl>
+    <w:lvl w:ilvl="4" w:tplc="040E0019" w:tentative="1">
+      <w:start w:val="1"/>
+      <w:numFmt w:val="lowerLetter"/>
+      <w:lvlText w:val="%5."/>
+      <w:lvlJc w:val="left"/>
+      <w:pPr>
+        <w:ind w:left="3600" w:hanging="360"/>
+      </w:pPr>
+    </w:lvl>
+    <w:lvl w:ilvl="5" w:tplc="040E001B" w:tentative="1">
+      <w:start w:val="1"/>
+      <w:numFmt w:val="lowerRoman"/>
+      <w:lvlText w:val="%6."/>
+      <w:lvlJc w:val="right"/>
+      <w:pPr>
+        <w:ind w:left="4320" w:hanging="180"/>
+      </w:pPr>
+    </w:lvl>
+    <w:lvl w:ilvl="6" w:tplc="040E000F" w:tentative="1">
+      <w:start w:val="1"/>
+      <w:numFmt w:val="decimal"/>
+      <w:lvlText w:val="%7."/>
+      <w:lvlJc w:val="left"/>
+      <w:pPr>
+        <w:ind w:left="5040" w:hanging="360"/>
+      </w:pPr>
+    </w:lvl>
+    <w:lvl w:ilvl="7" w:tplc="040E0019" w:tentative="1">
+      <w:start w:val="1"/>
+      <w:numFmt w:val="lowerLetter"/>
+      <w:lvlText w:val="%8."/>
+      <w:lvlJc w:val="left"/>
+      <w:pPr>
+        <w:ind w:left="5760" w:hanging="360"/>
+      </w:pPr>
+    </w:lvl>
+    <w:lvl w:ilvl="8" w:tplc="040E001B" w:tentative="1">
+      <w:start w:val="1"/>
+      <w:numFmt w:val="lowerRoman"/>
+      <w:lvlText w:val="%9."/>
+      <w:lvlJc w:val="right"/>
+      <w:pPr>
+        <w:ind w:left="6480" w:hanging="180"/>
+      </w:pPr>
+    </w:lvl>
+  </w:abstractNum>
+  <w:abstractNum w:abstractNumId="15" w15:restartNumberingAfterBreak="0">
+    <w:nsid w:val="35983EFB"/>
+    <w:multiLevelType w:val="hybridMultilevel"/>
+    <w:tmpl w:val="BE7AF122"/>
+    <w:lvl w:ilvl="0" w:tplc="040E000F">
+      <w:start w:val="1"/>
+      <w:numFmt w:val="decimal"/>
+      <w:lvlText w:val="%1."/>
+      <w:lvlJc w:val="left"/>
+      <w:pPr>
+        <w:ind w:left="720" w:hanging="360"/>
+      </w:pPr>
+    </w:lvl>
+    <w:lvl w:ilvl="1" w:tplc="040E0019" w:tentative="1">
+      <w:start w:val="1"/>
+      <w:numFmt w:val="lowerLetter"/>
+      <w:lvlText w:val="%2."/>
+      <w:lvlJc w:val="left"/>
+      <w:pPr>
+        <w:ind w:left="1440" w:hanging="360"/>
+      </w:pPr>
+    </w:lvl>
+    <w:lvl w:ilvl="2" w:tplc="040E001B" w:tentative="1">
+      <w:start w:val="1"/>
+      <w:numFmt w:val="lowerRoman"/>
+      <w:lvlText w:val="%3."/>
+      <w:lvlJc w:val="right"/>
+      <w:pPr>
+        <w:ind w:left="2160" w:hanging="180"/>
+      </w:pPr>
+    </w:lvl>
+    <w:lvl w:ilvl="3" w:tplc="040E000F" w:tentative="1">
+      <w:start w:val="1"/>
+      <w:numFmt w:val="decimal"/>
+      <w:lvlText w:val="%4."/>
+      <w:lvlJc w:val="left"/>
+      <w:pPr>
+        <w:ind w:left="2880" w:hanging="360"/>
+      </w:pPr>
+    </w:lvl>
+    <w:lvl w:ilvl="4" w:tplc="040E0019" w:tentative="1">
+      <w:start w:val="1"/>
+      <w:numFmt w:val="lowerLetter"/>
+      <w:lvlText w:val="%5."/>
+      <w:lvlJc w:val="left"/>
+      <w:pPr>
+        <w:ind w:left="3600" w:hanging="360"/>
+      </w:pPr>
+    </w:lvl>
+    <w:lvl w:ilvl="5" w:tplc="040E001B" w:tentative="1">
+      <w:start w:val="1"/>
+      <w:numFmt w:val="lowerRoman"/>
+      <w:lvlText w:val="%6."/>
+      <w:lvlJc w:val="right"/>
+      <w:pPr>
+        <w:ind w:left="4320" w:hanging="180"/>
+      </w:pPr>
+    </w:lvl>
+    <w:lvl w:ilvl="6" w:tplc="040E000F" w:tentative="1">
+      <w:start w:val="1"/>
+      <w:numFmt w:val="decimal"/>
+      <w:lvlText w:val="%7."/>
+      <w:lvlJc w:val="left"/>
+      <w:pPr>
+        <w:ind w:left="5040" w:hanging="360"/>
+      </w:pPr>
+    </w:lvl>
+    <w:lvl w:ilvl="7" w:tplc="040E0019" w:tentative="1">
+      <w:start w:val="1"/>
+      <w:numFmt w:val="lowerLetter"/>
+      <w:lvlText w:val="%8."/>
+      <w:lvlJc w:val="left"/>
+      <w:pPr>
+        <w:ind w:left="5760" w:hanging="360"/>
+      </w:pPr>
+    </w:lvl>
+    <w:lvl w:ilvl="8" w:tplc="040E001B" w:tentative="1">
+      <w:start w:val="1"/>
+      <w:numFmt w:val="lowerRoman"/>
+      <w:lvlText w:val="%9."/>
+      <w:lvlJc w:val="right"/>
+      <w:pPr>
+        <w:ind w:left="6480" w:hanging="180"/>
+      </w:pPr>
+    </w:lvl>
+  </w:abstractNum>
+  <w:abstractNum w:abstractNumId="16" w15:restartNumberingAfterBreak="0">
+    <w:nsid w:val="36495874"/>
+    <w:multiLevelType w:val="hybridMultilevel"/>
+    <w:tmpl w:val="31E81C64"/>
+    <w:lvl w:ilvl="0" w:tplc="040E000F">
+      <w:start w:val="1"/>
+      <w:numFmt w:val="decimal"/>
+      <w:lvlText w:val="%1."/>
+      <w:lvlJc w:val="left"/>
+      <w:pPr>
+        <w:ind w:left="720" w:hanging="360"/>
+      </w:pPr>
+    </w:lvl>
+    <w:lvl w:ilvl="1" w:tplc="040E0019">
+      <w:start w:val="1"/>
+      <w:numFmt w:val="lowerLetter"/>
+      <w:lvlText w:val="%2."/>
+      <w:lvlJc w:val="left"/>
+      <w:pPr>
+        <w:ind w:left="1440" w:hanging="360"/>
+      </w:pPr>
+    </w:lvl>
+    <w:lvl w:ilvl="2" w:tplc="040E001B" w:tentative="1">
+      <w:start w:val="1"/>
+      <w:numFmt w:val="lowerRoman"/>
+      <w:lvlText w:val="%3."/>
+      <w:lvlJc w:val="right"/>
+      <w:pPr>
+        <w:ind w:left="2160" w:hanging="180"/>
+      </w:pPr>
+    </w:lvl>
+    <w:lvl w:ilvl="3" w:tplc="040E000F" w:tentative="1">
+      <w:start w:val="1"/>
+      <w:numFmt w:val="decimal"/>
+      <w:lvlText w:val="%4."/>
+      <w:lvlJc w:val="left"/>
+      <w:pPr>
+        <w:ind w:left="2880" w:hanging="360"/>
+      </w:pPr>
+    </w:lvl>
+    <w:lvl w:ilvl="4" w:tplc="040E0019" w:tentative="1">
+      <w:start w:val="1"/>
+      <w:numFmt w:val="lowerLetter"/>
+      <w:lvlText w:val="%5."/>
+      <w:lvlJc w:val="left"/>
+      <w:pPr>
+        <w:ind w:left="3600" w:hanging="360"/>
+      </w:pPr>
+    </w:lvl>
+    <w:lvl w:ilvl="5" w:tplc="040E001B" w:tentative="1">
+      <w:start w:val="1"/>
+      <w:numFmt w:val="lowerRoman"/>
+      <w:lvlText w:val="%6."/>
+      <w:lvlJc w:val="right"/>
+      <w:pPr>
+        <w:ind w:left="4320" w:hanging="180"/>
+      </w:pPr>
+    </w:lvl>
+    <w:lvl w:ilvl="6" w:tplc="040E000F" w:tentative="1">
+      <w:start w:val="1"/>
+      <w:numFmt w:val="decimal"/>
+      <w:lvlText w:val="%7."/>
+      <w:lvlJc w:val="left"/>
+      <w:pPr>
+        <w:ind w:left="5040" w:hanging="360"/>
+      </w:pPr>
+    </w:lvl>
+    <w:lvl w:ilvl="7" w:tplc="040E0019" w:tentative="1">
+      <w:start w:val="1"/>
+      <w:numFmt w:val="lowerLetter"/>
+      <w:lvlText w:val="%8."/>
+      <w:lvlJc w:val="left"/>
+      <w:pPr>
+        <w:ind w:left="5760" w:hanging="360"/>
+      </w:pPr>
+    </w:lvl>
+    <w:lvl w:ilvl="8" w:tplc="040E001B" w:tentative="1">
+      <w:start w:val="1"/>
+      <w:numFmt w:val="lowerRoman"/>
+      <w:lvlText w:val="%9."/>
+      <w:lvlJc w:val="right"/>
+      <w:pPr>
+        <w:ind w:left="6480" w:hanging="180"/>
+      </w:pPr>
+    </w:lvl>
+  </w:abstractNum>
+  <w:abstractNum w:abstractNumId="17" w15:restartNumberingAfterBreak="0">
+    <w:nsid w:val="3A493FDF"/>
+    <w:multiLevelType w:val="hybridMultilevel"/>
+    <w:tmpl w:val="0AEA386C"/>
+    <w:lvl w:ilvl="0" w:tplc="040E000F">
+      <w:start w:val="1"/>
+      <w:numFmt w:val="decimal"/>
+      <w:lvlText w:val="%1."/>
+      <w:lvlJc w:val="left"/>
+      <w:pPr>
+        <w:ind w:left="720" w:hanging="360"/>
+      </w:pPr>
+    </w:lvl>
+    <w:lvl w:ilvl="1" w:tplc="040E0019" w:tentative="1">
+      <w:start w:val="1"/>
+      <w:numFmt w:val="lowerLetter"/>
+      <w:lvlText w:val="%2."/>
+      <w:lvlJc w:val="left"/>
+      <w:pPr>
+        <w:ind w:left="1440" w:hanging="360"/>
+      </w:pPr>
+    </w:lvl>
+    <w:lvl w:ilvl="2" w:tplc="040E001B" w:tentative="1">
+      <w:start w:val="1"/>
+      <w:numFmt w:val="lowerRoman"/>
+      <w:lvlText w:val="%3."/>
+      <w:lvlJc w:val="right"/>
+      <w:pPr>
+        <w:ind w:left="2160" w:hanging="180"/>
+      </w:pPr>
+    </w:lvl>
+    <w:lvl w:ilvl="3" w:tplc="040E000F" w:tentative="1">
+      <w:start w:val="1"/>
+      <w:numFmt w:val="decimal"/>
+      <w:lvlText w:val="%4."/>
+      <w:lvlJc w:val="left"/>
+      <w:pPr>
+        <w:ind w:left="2880" w:hanging="360"/>
+      </w:pPr>
+    </w:lvl>
+    <w:lvl w:ilvl="4" w:tplc="040E0019" w:tentative="1">
+      <w:start w:val="1"/>
+      <w:numFmt w:val="lowerLetter"/>
+      <w:lvlText w:val="%5."/>
+      <w:lvlJc w:val="left"/>
+      <w:pPr>
+        <w:ind w:left="3600" w:hanging="360"/>
+      </w:pPr>
+    </w:lvl>
+    <w:lvl w:ilvl="5" w:tplc="040E001B" w:tentative="1">
+      <w:start w:val="1"/>
+      <w:numFmt w:val="lowerRoman"/>
+      <w:lvlText w:val="%6."/>
+      <w:lvlJc w:val="right"/>
+      <w:pPr>
+        <w:ind w:left="4320" w:hanging="180"/>
+      </w:pPr>
+    </w:lvl>
+    <w:lvl w:ilvl="6" w:tplc="040E000F" w:tentative="1">
+      <w:start w:val="1"/>
+      <w:numFmt w:val="decimal"/>
+      <w:lvlText w:val="%7."/>
+      <w:lvlJc w:val="left"/>
+      <w:pPr>
+        <w:ind w:left="5040" w:hanging="360"/>
+      </w:pPr>
+    </w:lvl>
+    <w:lvl w:ilvl="7" w:tplc="040E0019" w:tentative="1">
+      <w:start w:val="1"/>
+      <w:numFmt w:val="lowerLetter"/>
+      <w:lvlText w:val="%8."/>
+      <w:lvlJc w:val="left"/>
+      <w:pPr>
+        <w:ind w:left="5760" w:hanging="360"/>
+      </w:pPr>
+    </w:lvl>
+    <w:lvl w:ilvl="8" w:tplc="040E001B" w:tentative="1">
+      <w:start w:val="1"/>
+      <w:numFmt w:val="lowerRoman"/>
+      <w:lvlText w:val="%9."/>
+      <w:lvlJc w:val="right"/>
+      <w:pPr>
+        <w:ind w:left="6480" w:hanging="180"/>
+      </w:pPr>
+    </w:lvl>
+  </w:abstractNum>
+  <w:abstractNum w:abstractNumId="18" w15:restartNumberingAfterBreak="0">
+    <w:nsid w:val="3B684F71"/>
+    <w:multiLevelType w:val="hybridMultilevel"/>
+    <w:tmpl w:val="CFF80676"/>
+    <w:lvl w:ilvl="0" w:tplc="040E000F">
+      <w:start w:val="1"/>
+      <w:numFmt w:val="decimal"/>
+      <w:lvlText w:val="%1."/>
+      <w:lvlJc w:val="left"/>
+      <w:pPr>
+        <w:ind w:left="1440" w:hanging="360"/>
+      </w:pPr>
+    </w:lvl>
+    <w:lvl w:ilvl="1" w:tplc="040E0019" w:tentative="1">
+      <w:start w:val="1"/>
+      <w:numFmt w:val="lowerLetter"/>
+      <w:lvlText w:val="%2."/>
+      <w:lvlJc w:val="left"/>
+      <w:pPr>
+        <w:ind w:left="2160" w:hanging="360"/>
+      </w:pPr>
+    </w:lvl>
+    <w:lvl w:ilvl="2" w:tplc="040E001B" w:tentative="1">
+      <w:start w:val="1"/>
+      <w:numFmt w:val="lowerRoman"/>
+      <w:lvlText w:val="%3."/>
+      <w:lvlJc w:val="right"/>
+      <w:pPr>
+        <w:ind w:left="2880" w:hanging="180"/>
+      </w:pPr>
+    </w:lvl>
+    <w:lvl w:ilvl="3" w:tplc="040E000F" w:tentative="1">
+      <w:start w:val="1"/>
+      <w:numFmt w:val="decimal"/>
+      <w:lvlText w:val="%4."/>
+      <w:lvlJc w:val="left"/>
+      <w:pPr>
+        <w:ind w:left="3600" w:hanging="360"/>
+      </w:pPr>
+    </w:lvl>
+    <w:lvl w:ilvl="4" w:tplc="040E0019" w:tentative="1">
+      <w:start w:val="1"/>
+      <w:numFmt w:val="lowerLetter"/>
+      <w:lvlText w:val="%5."/>
+      <w:lvlJc w:val="left"/>
+      <w:pPr>
+        <w:ind w:left="4320" w:hanging="360"/>
+      </w:pPr>
+    </w:lvl>
+    <w:lvl w:ilvl="5" w:tplc="040E001B" w:tentative="1">
+      <w:start w:val="1"/>
+      <w:numFmt w:val="lowerRoman"/>
+      <w:lvlText w:val="%6."/>
+      <w:lvlJc w:val="right"/>
+      <w:pPr>
+        <w:ind w:left="5040" w:hanging="180"/>
+      </w:pPr>
+    </w:lvl>
+    <w:lvl w:ilvl="6" w:tplc="040E000F" w:tentative="1">
+      <w:start w:val="1"/>
+      <w:numFmt w:val="decimal"/>
+      <w:lvlText w:val="%7."/>
+      <w:lvlJc w:val="left"/>
+      <w:pPr>
+        <w:ind w:left="5760" w:hanging="360"/>
+      </w:pPr>
+    </w:lvl>
+    <w:lvl w:ilvl="7" w:tplc="040E0019" w:tentative="1">
+      <w:start w:val="1"/>
+      <w:numFmt w:val="lowerLetter"/>
+      <w:lvlText w:val="%8."/>
+      <w:lvlJc w:val="left"/>
+      <w:pPr>
+        <w:ind w:left="6480" w:hanging="360"/>
+      </w:pPr>
+    </w:lvl>
+    <w:lvl w:ilvl="8" w:tplc="040E001B" w:tentative="1">
+      <w:start w:val="1"/>
+      <w:numFmt w:val="lowerRoman"/>
+      <w:lvlText w:val="%9."/>
+      <w:lvlJc w:val="right"/>
+      <w:pPr>
+        <w:ind w:left="7200" w:hanging="180"/>
+      </w:pPr>
+    </w:lvl>
+  </w:abstractNum>
+  <w:abstractNum w:abstractNumId="19" w15:restartNumberingAfterBreak="0">
+    <w:nsid w:val="46B12494"/>
+    <w:multiLevelType w:val="hybridMultilevel"/>
+    <w:tmpl w:val="D69A6078"/>
+    <w:lvl w:ilvl="0" w:tplc="040E000F">
+      <w:start w:val="1"/>
+      <w:numFmt w:val="decimal"/>
+      <w:lvlText w:val="%1."/>
+      <w:lvlJc w:val="left"/>
+      <w:pPr>
+        <w:ind w:left="720" w:hanging="360"/>
+      </w:pPr>
+    </w:lvl>
+    <w:lvl w:ilvl="1" w:tplc="040E0019">
+      <w:start w:val="1"/>
+      <w:numFmt w:val="lowerLetter"/>
+      <w:lvlText w:val="%2."/>
+      <w:lvlJc w:val="left"/>
+      <w:pPr>
+        <w:ind w:left="1440" w:hanging="360"/>
+      </w:pPr>
+    </w:lvl>
+    <w:lvl w:ilvl="2" w:tplc="040E001B" w:tentative="1">
+      <w:start w:val="1"/>
+      <w:numFmt w:val="lowerRoman"/>
+      <w:lvlText w:val="%3."/>
+      <w:lvlJc w:val="right"/>
+      <w:pPr>
+        <w:ind w:left="2160" w:hanging="180"/>
+      </w:pPr>
+    </w:lvl>
+    <w:lvl w:ilvl="3" w:tplc="040E000F" w:tentative="1">
+      <w:start w:val="1"/>
+      <w:numFmt w:val="decimal"/>
+      <w:lvlText w:val="%4."/>
+      <w:lvlJc w:val="left"/>
+      <w:pPr>
+        <w:ind w:left="2880" w:hanging="360"/>
+      </w:pPr>
+    </w:lvl>
+    <w:lvl w:ilvl="4" w:tplc="040E0019" w:tentative="1">
+      <w:start w:val="1"/>
+      <w:numFmt w:val="lowerLetter"/>
+      <w:lvlText w:val="%5."/>
+      <w:lvlJc w:val="left"/>
+      <w:pPr>
+        <w:ind w:left="3600" w:hanging="360"/>
+      </w:pPr>
+    </w:lvl>
+    <w:lvl w:ilvl="5" w:tplc="040E001B" w:tentative="1">
+      <w:start w:val="1"/>
+      <w:numFmt w:val="lowerRoman"/>
+      <w:lvlText w:val="%6."/>
+      <w:lvlJc w:val="right"/>
+      <w:pPr>
+        <w:ind w:left="4320" w:hanging="180"/>
+      </w:pPr>
+    </w:lvl>
+    <w:lvl w:ilvl="6" w:tplc="040E000F" w:tentative="1">
+      <w:start w:val="1"/>
+      <w:numFmt w:val="decimal"/>
+      <w:lvlText w:val="%7."/>
+      <w:lvlJc w:val="left"/>
+      <w:pPr>
+        <w:ind w:left="5040" w:hanging="360"/>
+      </w:pPr>
+    </w:lvl>
+    <w:lvl w:ilvl="7" w:tplc="040E0019" w:tentative="1">
+      <w:start w:val="1"/>
+      <w:numFmt w:val="lowerLetter"/>
+      <w:lvlText w:val="%8."/>
+      <w:lvlJc w:val="left"/>
+      <w:pPr>
+        <w:ind w:left="5760" w:hanging="360"/>
+      </w:pPr>
+    </w:lvl>
+    <w:lvl w:ilvl="8" w:tplc="040E001B" w:tentative="1">
+      <w:start w:val="1"/>
+      <w:numFmt w:val="lowerRoman"/>
+      <w:lvlText w:val="%9."/>
+      <w:lvlJc w:val="right"/>
+      <w:pPr>
+        <w:ind w:left="6480" w:hanging="180"/>
+      </w:pPr>
+    </w:lvl>
+  </w:abstractNum>
+  <w:abstractNum w:abstractNumId="20" w15:restartNumberingAfterBreak="0">
+    <w:nsid w:val="474A3248"/>
+    <w:multiLevelType w:val="multilevel"/>
+    <w:tmpl w:val="792A9EFC"/>
+    <w:lvl w:ilvl="0">
+      <w:start w:val="1"/>
+      <w:numFmt w:val="decimal"/>
+      <w:lvlText w:val="%1."/>
+      <w:lvlJc w:val="left"/>
+      <w:pPr>
+        <w:tabs>
+          <w:tab w:val="num" w:pos="720"/>
+        </w:tabs>
+        <w:ind w:left="720" w:hanging="360"/>
+      </w:pPr>
+      <w:rPr>
+        <w:rFonts w:hint="default"/>
+        <w:sz w:val="20"/>
+      </w:rPr>
+    </w:lvl>
+    <w:lvl w:ilvl="1" w:tentative="1">
+      <w:start w:val="1"/>
+      <w:numFmt w:val="bullet"/>
+      <w:lvlText w:val="o"/>
+      <w:lvlJc w:val="left"/>
+      <w:pPr>
+        <w:tabs>
+          <w:tab w:val="num" w:pos="1440"/>
+        </w:tabs>
+        <w:ind w:left="1440" w:hanging="360"/>
+      </w:pPr>
+      <w:rPr>
+        <w:rFonts w:ascii="Courier New" w:hAnsi="Courier New" w:hint="default"/>
+        <w:sz w:val="20"/>
+      </w:rPr>
+    </w:lvl>
+    <w:lvl w:ilvl="2" w:tentative="1">
+      <w:start w:val="1"/>
+      <w:numFmt w:val="bullet"/>
+      <w:lvlText w:val=""/>
+      <w:lvlJc w:val="left"/>
+      <w:pPr>
+        <w:tabs>
+          <w:tab w:val="num" w:pos="2160"/>
+        </w:tabs>
+        <w:ind w:left="2160" w:hanging="360"/>
+      </w:pPr>
+      <w:rPr>
+        <w:rFonts w:ascii="Wingdings" w:hAnsi="Wingdings" w:hint="default"/>
+        <w:sz w:val="20"/>
+      </w:rPr>
+    </w:lvl>
+    <w:lvl w:ilvl="3" w:tentative="1">
+      <w:start w:val="1"/>
+      <w:numFmt w:val="bullet"/>
+      <w:lvlText w:val=""/>
+      <w:lvlJc w:val="left"/>
+      <w:pPr>
+        <w:tabs>
+          <w:tab w:val="num" w:pos="2880"/>
+        </w:tabs>
+        <w:ind w:left="2880" w:hanging="360"/>
+      </w:pPr>
+      <w:rPr>
+        <w:rFonts w:ascii="Wingdings" w:hAnsi="Wingdings" w:hint="default"/>
+        <w:sz w:val="20"/>
+      </w:rPr>
+    </w:lvl>
+    <w:lvl w:ilvl="4" w:tentative="1">
+      <w:start w:val="1"/>
+      <w:numFmt w:val="bullet"/>
+      <w:lvlText w:val=""/>
+      <w:lvlJc w:val="left"/>
+      <w:pPr>
+        <w:tabs>
+          <w:tab w:val="num" w:pos="3600"/>
+        </w:tabs>
+        <w:ind w:left="3600" w:hanging="360"/>
+      </w:pPr>
+      <w:rPr>
+        <w:rFonts w:ascii="Wingdings" w:hAnsi="Wingdings" w:hint="default"/>
+        <w:sz w:val="20"/>
+      </w:rPr>
+    </w:lvl>
+    <w:lvl w:ilvl="5" w:tentative="1">
+      <w:start w:val="1"/>
+      <w:numFmt w:val="bullet"/>
+      <w:lvlText w:val=""/>
+      <w:lvlJc w:val="left"/>
+      <w:pPr>
+        <w:tabs>
+          <w:tab w:val="num" w:pos="4320"/>
+        </w:tabs>
+        <w:ind w:left="4320" w:hanging="360"/>
+      </w:pPr>
+      <w:rPr>
+        <w:rFonts w:ascii="Wingdings" w:hAnsi="Wingdings" w:hint="default"/>
+        <w:sz w:val="20"/>
+      </w:rPr>
+    </w:lvl>
+    <w:lvl w:ilvl="6" w:tentative="1">
+      <w:start w:val="1"/>
+      <w:numFmt w:val="bullet"/>
+      <w:lvlText w:val=""/>
+      <w:lvlJc w:val="left"/>
+      <w:pPr>
+        <w:tabs>
+          <w:tab w:val="num" w:pos="5040"/>
+        </w:tabs>
+        <w:ind w:left="5040" w:hanging="360"/>
+      </w:pPr>
+      <w:rPr>
+        <w:rFonts w:ascii="Wingdings" w:hAnsi="Wingdings" w:hint="default"/>
+        <w:sz w:val="20"/>
+      </w:rPr>
+    </w:lvl>
+    <w:lvl w:ilvl="7" w:tentative="1">
+      <w:start w:val="1"/>
+      <w:numFmt w:val="bullet"/>
+      <w:lvlText w:val=""/>
+      <w:lvlJc w:val="left"/>
+      <w:pPr>
+        <w:tabs>
+          <w:tab w:val="num" w:pos="5760"/>
+        </w:tabs>
+        <w:ind w:left="5760" w:hanging="360"/>
+      </w:pPr>
+      <w:rPr>
+        <w:rFonts w:ascii="Wingdings" w:hAnsi="Wingdings" w:hint="default"/>
+        <w:sz w:val="20"/>
+      </w:rPr>
+    </w:lvl>
+    <w:lvl w:ilvl="8" w:tentative="1">
+      <w:start w:val="1"/>
+      <w:numFmt w:val="bullet"/>
+      <w:lvlText w:val=""/>
+      <w:lvlJc w:val="left"/>
+      <w:pPr>
+        <w:tabs>
+          <w:tab w:val="num" w:pos="6480"/>
+        </w:tabs>
+        <w:ind w:left="6480" w:hanging="360"/>
+      </w:pPr>
+      <w:rPr>
+        <w:rFonts w:ascii="Wingdings" w:hAnsi="Wingdings" w:hint="default"/>
+        <w:sz w:val="20"/>
+      </w:rPr>
+    </w:lvl>
+  </w:abstractNum>
+  <w:abstractNum w:abstractNumId="21" w15:restartNumberingAfterBreak="0">
+    <w:nsid w:val="51E63DB3"/>
+    <w:multiLevelType w:val="hybridMultilevel"/>
+    <w:tmpl w:val="5C00C18C"/>
+    <w:lvl w:ilvl="0" w:tplc="040E000F">
+      <w:start w:val="1"/>
+      <w:numFmt w:val="decimal"/>
+      <w:lvlText w:val="%1."/>
+      <w:lvlJc w:val="left"/>
+      <w:pPr>
+        <w:ind w:left="720" w:hanging="360"/>
+      </w:pPr>
+    </w:lvl>
+    <w:lvl w:ilvl="1" w:tplc="040E000F">
+      <w:start w:val="1"/>
+      <w:numFmt w:val="decimal"/>
+      <w:lvlText w:val="%2."/>
+      <w:lvlJc w:val="left"/>
+      <w:pPr>
+        <w:ind w:left="1440" w:hanging="360"/>
+      </w:pPr>
+    </w:lvl>
+    <w:lvl w:ilvl="2" w:tplc="040E001B" w:tentative="1">
+      <w:start w:val="1"/>
+      <w:numFmt w:val="lowerRoman"/>
+      <w:lvlText w:val="%3."/>
+      <w:lvlJc w:val="right"/>
+      <w:pPr>
+        <w:ind w:left="2160" w:hanging="180"/>
+      </w:pPr>
+    </w:lvl>
+    <w:lvl w:ilvl="3" w:tplc="040E000F" w:tentative="1">
+      <w:start w:val="1"/>
+      <w:numFmt w:val="decimal"/>
+      <w:lvlText w:val="%4."/>
+      <w:lvlJc w:val="left"/>
+      <w:pPr>
+        <w:ind w:left="2880" w:hanging="360"/>
+      </w:pPr>
+    </w:lvl>
+    <w:lvl w:ilvl="4" w:tplc="040E0019" w:tentative="1">
+      <w:start w:val="1"/>
+      <w:numFmt w:val="lowerLetter"/>
+      <w:lvlText w:val="%5."/>
+      <w:lvlJc w:val="left"/>
+      <w:pPr>
+        <w:ind w:left="3600" w:hanging="360"/>
+      </w:pPr>
+    </w:lvl>
+    <w:lvl w:ilvl="5" w:tplc="040E001B" w:tentative="1">
+      <w:start w:val="1"/>
+      <w:numFmt w:val="lowerRoman"/>
+      <w:lvlText w:val="%6."/>
+      <w:lvlJc w:val="right"/>
+      <w:pPr>
+        <w:ind w:left="4320" w:hanging="180"/>
+      </w:pPr>
+    </w:lvl>
+    <w:lvl w:ilvl="6" w:tplc="040E000F" w:tentative="1">
+      <w:start w:val="1"/>
+      <w:numFmt w:val="decimal"/>
+      <w:lvlText w:val="%7."/>
+      <w:lvlJc w:val="left"/>
+      <w:pPr>
+        <w:ind w:left="5040" w:hanging="360"/>
+      </w:pPr>
+    </w:lvl>
+    <w:lvl w:ilvl="7" w:tplc="040E0019" w:tentative="1">
+      <w:start w:val="1"/>
+      <w:numFmt w:val="lowerLetter"/>
+      <w:lvlText w:val="%8."/>
+      <w:lvlJc w:val="left"/>
+      <w:pPr>
+        <w:ind w:left="5760" w:hanging="360"/>
+      </w:pPr>
+    </w:lvl>
+    <w:lvl w:ilvl="8" w:tplc="040E001B" w:tentative="1">
+      <w:start w:val="1"/>
+      <w:numFmt w:val="lowerRoman"/>
+      <w:lvlText w:val="%9."/>
+      <w:lvlJc w:val="right"/>
+      <w:pPr>
+        <w:ind w:left="6480" w:hanging="180"/>
+      </w:pPr>
+    </w:lvl>
+  </w:abstractNum>
+  <w:abstractNum w:abstractNumId="22" w15:restartNumberingAfterBreak="0">
+    <w:nsid w:val="51F026F6"/>
+    <w:multiLevelType w:val="hybridMultilevel"/>
+    <w:tmpl w:val="C6DA18A6"/>
+    <w:lvl w:ilvl="0" w:tplc="040E000F">
+      <w:start w:val="1"/>
+      <w:numFmt w:val="decimal"/>
+      <w:lvlText w:val="%1."/>
+      <w:lvlJc w:val="left"/>
+      <w:pPr>
+        <w:ind w:left="1440" w:hanging="360"/>
+      </w:pPr>
+    </w:lvl>
+    <w:lvl w:ilvl="1" w:tplc="040E0019" w:tentative="1">
+      <w:start w:val="1"/>
+      <w:numFmt w:val="lowerLetter"/>
+      <w:lvlText w:val="%2."/>
+      <w:lvlJc w:val="left"/>
+      <w:pPr>
+        <w:ind w:left="2160" w:hanging="360"/>
+      </w:pPr>
+    </w:lvl>
+    <w:lvl w:ilvl="2" w:tplc="040E001B" w:tentative="1">
+      <w:start w:val="1"/>
+      <w:numFmt w:val="lowerRoman"/>
+      <w:lvlText w:val="%3."/>
+      <w:lvlJc w:val="right"/>
+      <w:pPr>
+        <w:ind w:left="2880" w:hanging="180"/>
+      </w:pPr>
+    </w:lvl>
+    <w:lvl w:ilvl="3" w:tplc="040E000F" w:tentative="1">
+      <w:start w:val="1"/>
+      <w:numFmt w:val="decimal"/>
+      <w:lvlText w:val="%4."/>
+      <w:lvlJc w:val="left"/>
+      <w:pPr>
+        <w:ind w:left="3600" w:hanging="360"/>
+      </w:pPr>
+    </w:lvl>
+    <w:lvl w:ilvl="4" w:tplc="040E0019" w:tentative="1">
+      <w:start w:val="1"/>
+      <w:numFmt w:val="lowerLetter"/>
+      <w:lvlText w:val="%5."/>
+      <w:lvlJc w:val="left"/>
+      <w:pPr>
+        <w:ind w:left="4320" w:hanging="360"/>
+      </w:pPr>
+    </w:lvl>
+    <w:lvl w:ilvl="5" w:tplc="040E001B" w:tentative="1">
+      <w:start w:val="1"/>
+      <w:numFmt w:val="lowerRoman"/>
+      <w:lvlText w:val="%6."/>
+      <w:lvlJc w:val="right"/>
+      <w:pPr>
+        <w:ind w:left="5040" w:hanging="180"/>
+      </w:pPr>
+    </w:lvl>
+    <w:lvl w:ilvl="6" w:tplc="040E000F" w:tentative="1">
+      <w:start w:val="1"/>
+      <w:numFmt w:val="decimal"/>
+      <w:lvlText w:val="%7."/>
+      <w:lvlJc w:val="left"/>
+      <w:pPr>
+        <w:ind w:left="5760" w:hanging="360"/>
+      </w:pPr>
+    </w:lvl>
+    <w:lvl w:ilvl="7" w:tplc="040E0019" w:tentative="1">
+      <w:start w:val="1"/>
+      <w:numFmt w:val="lowerLetter"/>
+      <w:lvlText w:val="%8."/>
+      <w:lvlJc w:val="left"/>
+      <w:pPr>
+        <w:ind w:left="6480" w:hanging="360"/>
+      </w:pPr>
+    </w:lvl>
+    <w:lvl w:ilvl="8" w:tplc="040E001B" w:tentative="1">
+      <w:start w:val="1"/>
+      <w:numFmt w:val="lowerRoman"/>
+      <w:lvlText w:val="%9."/>
+      <w:lvlJc w:val="right"/>
+      <w:pPr>
+        <w:ind w:left="7200" w:hanging="180"/>
+      </w:pPr>
+    </w:lvl>
+  </w:abstractNum>
+  <w:abstractNum w:abstractNumId="23" w15:restartNumberingAfterBreak="0">
+    <w:nsid w:val="5A4F4283"/>
+    <w:multiLevelType w:val="hybridMultilevel"/>
+    <w:tmpl w:val="DC2ABC66"/>
+    <w:lvl w:ilvl="0" w:tplc="040E000F">
+      <w:start w:val="1"/>
+      <w:numFmt w:val="decimal"/>
+      <w:lvlText w:val="%1."/>
+      <w:lvlJc w:val="left"/>
+      <w:pPr>
+        <w:ind w:left="720" w:hanging="360"/>
+      </w:pPr>
+    </w:lvl>
+    <w:lvl w:ilvl="1" w:tplc="040E0019">
+      <w:start w:val="1"/>
+      <w:numFmt w:val="lowerLetter"/>
+      <w:lvlText w:val="%2."/>
+      <w:lvlJc w:val="left"/>
+      <w:pPr>
+        <w:ind w:left="1440" w:hanging="360"/>
+      </w:pPr>
+    </w:lvl>
+    <w:lvl w:ilvl="2" w:tplc="040E001B" w:tentative="1">
+      <w:start w:val="1"/>
+      <w:numFmt w:val="lowerRoman"/>
+      <w:lvlText w:val="%3."/>
+      <w:lvlJc w:val="right"/>
+      <w:pPr>
+        <w:ind w:left="2160" w:hanging="180"/>
+      </w:pPr>
+    </w:lvl>
+    <w:lvl w:ilvl="3" w:tplc="040E000F" w:tentative="1">
+      <w:start w:val="1"/>
+      <w:numFmt w:val="decimal"/>
+      <w:lvlText w:val="%4."/>
+      <w:lvlJc w:val="left"/>
+      <w:pPr>
+        <w:ind w:left="2880" w:hanging="360"/>
+      </w:pPr>
+    </w:lvl>
+    <w:lvl w:ilvl="4" w:tplc="040E0019" w:tentative="1">
+      <w:start w:val="1"/>
+      <w:numFmt w:val="lowerLetter"/>
+      <w:lvlText w:val="%5."/>
+      <w:lvlJc w:val="left"/>
+      <w:pPr>
+        <w:ind w:left="3600" w:hanging="360"/>
+      </w:pPr>
+    </w:lvl>
+    <w:lvl w:ilvl="5" w:tplc="040E001B" w:tentative="1">
+      <w:start w:val="1"/>
+      <w:numFmt w:val="lowerRoman"/>
+      <w:lvlText w:val="%6."/>
+      <w:lvlJc w:val="right"/>
+      <w:pPr>
+        <w:ind w:left="4320" w:hanging="180"/>
+      </w:pPr>
+    </w:lvl>
+    <w:lvl w:ilvl="6" w:tplc="040E000F" w:tentative="1">
+      <w:start w:val="1"/>
+      <w:numFmt w:val="decimal"/>
+      <w:lvlText w:val="%7."/>
+      <w:lvlJc w:val="left"/>
+      <w:pPr>
+        <w:ind w:left="5040" w:hanging="360"/>
+      </w:pPr>
+    </w:lvl>
+    <w:lvl w:ilvl="7" w:tplc="040E0019" w:tentative="1">
+      <w:start w:val="1"/>
+      <w:numFmt w:val="lowerLetter"/>
+      <w:lvlText w:val="%8."/>
+      <w:lvlJc w:val="left"/>
+      <w:pPr>
+        <w:ind w:left="5760" w:hanging="360"/>
+      </w:pPr>
+    </w:lvl>
+    <w:lvl w:ilvl="8" w:tplc="040E001B" w:tentative="1">
+      <w:start w:val="1"/>
+      <w:numFmt w:val="lowerRoman"/>
+      <w:lvlText w:val="%9."/>
+      <w:lvlJc w:val="right"/>
+      <w:pPr>
+        <w:ind w:left="6480" w:hanging="180"/>
+      </w:pPr>
+    </w:lvl>
+  </w:abstractNum>
+  <w:abstractNum w:abstractNumId="24" w15:restartNumberingAfterBreak="0">
+    <w:nsid w:val="5D932551"/>
+    <w:multiLevelType w:val="hybridMultilevel"/>
+    <w:tmpl w:val="A8486B92"/>
+    <w:lvl w:ilvl="0" w:tplc="040E000F">
+      <w:start w:val="1"/>
+      <w:numFmt w:val="decimal"/>
+      <w:lvlText w:val="%1."/>
+      <w:lvlJc w:val="left"/>
+      <w:pPr>
+        <w:ind w:left="720" w:hanging="360"/>
+      </w:pPr>
+    </w:lvl>
+    <w:lvl w:ilvl="1" w:tplc="040E000F">
+      <w:start w:val="1"/>
+      <w:numFmt w:val="decimal"/>
+      <w:lvlText w:val="%2."/>
+      <w:lvlJc w:val="left"/>
+      <w:pPr>
+        <w:ind w:left="1440" w:hanging="360"/>
+      </w:pPr>
+    </w:lvl>
+    <w:lvl w:ilvl="2" w:tplc="040E001B" w:tentative="1">
+      <w:start w:val="1"/>
+      <w:numFmt w:val="lowerRoman"/>
+      <w:lvlText w:val="%3."/>
+      <w:lvlJc w:val="right"/>
+      <w:pPr>
+        <w:ind w:left="2160" w:hanging="180"/>
+      </w:pPr>
+    </w:lvl>
+    <w:lvl w:ilvl="3" w:tplc="040E000F" w:tentative="1">
+      <w:start w:val="1"/>
+      <w:numFmt w:val="decimal"/>
+      <w:lvlText w:val="%4."/>
+      <w:lvlJc w:val="left"/>
+      <w:pPr>
+        <w:ind w:left="2880" w:hanging="360"/>
+      </w:pPr>
+    </w:lvl>
+    <w:lvl w:ilvl="4" w:tplc="040E0019" w:tentative="1">
+      <w:start w:val="1"/>
+      <w:numFmt w:val="lowerLetter"/>
+      <w:lvlText w:val="%5."/>
+      <w:lvlJc w:val="left"/>
+      <w:pPr>
+        <w:ind w:left="3600" w:hanging="360"/>
+      </w:pPr>
+    </w:lvl>
+    <w:lvl w:ilvl="5" w:tplc="040E001B" w:tentative="1">
+      <w:start w:val="1"/>
+      <w:numFmt w:val="lowerRoman"/>
+      <w:lvlText w:val="%6."/>
+      <w:lvlJc w:val="right"/>
+      <w:pPr>
+        <w:ind w:left="4320" w:hanging="180"/>
+      </w:pPr>
+    </w:lvl>
+    <w:lvl w:ilvl="6" w:tplc="040E000F" w:tentative="1">
+      <w:start w:val="1"/>
+      <w:numFmt w:val="decimal"/>
+      <w:lvlText w:val="%7."/>
+      <w:lvlJc w:val="left"/>
+      <w:pPr>
+        <w:ind w:left="5040" w:hanging="360"/>
+      </w:pPr>
+    </w:lvl>
+    <w:lvl w:ilvl="7" w:tplc="040E0019" w:tentative="1">
+      <w:start w:val="1"/>
+      <w:numFmt w:val="lowerLetter"/>
+      <w:lvlText w:val="%8."/>
+      <w:lvlJc w:val="left"/>
+      <w:pPr>
+        <w:ind w:left="5760" w:hanging="360"/>
+      </w:pPr>
+    </w:lvl>
+    <w:lvl w:ilvl="8" w:tplc="040E001B" w:tentative="1">
+      <w:start w:val="1"/>
+      <w:numFmt w:val="lowerRoman"/>
+      <w:lvlText w:val="%9."/>
+      <w:lvlJc w:val="right"/>
+      <w:pPr>
+        <w:ind w:left="6480" w:hanging="180"/>
+      </w:pPr>
+    </w:lvl>
+  </w:abstractNum>
+  <w:abstractNum w:abstractNumId="25" w15:restartNumberingAfterBreak="0">
     <w:nsid w:val="61845F2D"/>
     <w:multiLevelType w:val="multilevel"/>
     <w:tmpl w:val="1B44472E"/>
@@ -2956,7 +8125,7 @@
       </w:rPr>
     </w:lvl>
   </w:abstractNum>
-  <w:abstractNum w:abstractNumId="4" w15:restartNumberingAfterBreak="0">
+  <w:abstractNum w:abstractNumId="26" w15:restartNumberingAfterBreak="0">
     <w:nsid w:val="6349294B"/>
     <w:multiLevelType w:val="hybridMultilevel"/>
     <w:tmpl w:val="B59CC0C4"/>
@@ -3042,14 +8211,186 @@
       </w:pPr>
     </w:lvl>
   </w:abstractNum>
+  <w:abstractNum w:abstractNumId="27" w15:restartNumberingAfterBreak="0">
+    <w:nsid w:val="72236D37"/>
+    <w:multiLevelType w:val="hybridMultilevel"/>
+    <w:tmpl w:val="2AB24096"/>
+    <w:lvl w:ilvl="0" w:tplc="040E000F">
+      <w:start w:val="1"/>
+      <w:numFmt w:val="decimal"/>
+      <w:lvlText w:val="%1."/>
+      <w:lvlJc w:val="left"/>
+      <w:pPr>
+        <w:ind w:left="720" w:hanging="360"/>
+      </w:pPr>
+    </w:lvl>
+    <w:lvl w:ilvl="1" w:tplc="040E0019">
+      <w:start w:val="1"/>
+      <w:numFmt w:val="lowerLetter"/>
+      <w:lvlText w:val="%2."/>
+      <w:lvlJc w:val="left"/>
+      <w:pPr>
+        <w:ind w:left="1440" w:hanging="360"/>
+      </w:pPr>
+    </w:lvl>
+    <w:lvl w:ilvl="2" w:tplc="040E001B" w:tentative="1">
+      <w:start w:val="1"/>
+      <w:numFmt w:val="lowerRoman"/>
+      <w:lvlText w:val="%3."/>
+      <w:lvlJc w:val="right"/>
+      <w:pPr>
+        <w:ind w:left="2160" w:hanging="180"/>
+      </w:pPr>
+    </w:lvl>
+    <w:lvl w:ilvl="3" w:tplc="040E000F" w:tentative="1">
+      <w:start w:val="1"/>
+      <w:numFmt w:val="decimal"/>
+      <w:lvlText w:val="%4."/>
+      <w:lvlJc w:val="left"/>
+      <w:pPr>
+        <w:ind w:left="2880" w:hanging="360"/>
+      </w:pPr>
+    </w:lvl>
+    <w:lvl w:ilvl="4" w:tplc="040E0019" w:tentative="1">
+      <w:start w:val="1"/>
+      <w:numFmt w:val="lowerLetter"/>
+      <w:lvlText w:val="%5."/>
+      <w:lvlJc w:val="left"/>
+      <w:pPr>
+        <w:ind w:left="3600" w:hanging="360"/>
+      </w:pPr>
+    </w:lvl>
+    <w:lvl w:ilvl="5" w:tplc="040E001B" w:tentative="1">
+      <w:start w:val="1"/>
+      <w:numFmt w:val="lowerRoman"/>
+      <w:lvlText w:val="%6."/>
+      <w:lvlJc w:val="right"/>
+      <w:pPr>
+        <w:ind w:left="4320" w:hanging="180"/>
+      </w:pPr>
+    </w:lvl>
+    <w:lvl w:ilvl="6" w:tplc="040E000F" w:tentative="1">
+      <w:start w:val="1"/>
+      <w:numFmt w:val="decimal"/>
+      <w:lvlText w:val="%7."/>
+      <w:lvlJc w:val="left"/>
+      <w:pPr>
+        <w:ind w:left="5040" w:hanging="360"/>
+      </w:pPr>
+    </w:lvl>
+    <w:lvl w:ilvl="7" w:tplc="040E0019" w:tentative="1">
+      <w:start w:val="1"/>
+      <w:numFmt w:val="lowerLetter"/>
+      <w:lvlText w:val="%8."/>
+      <w:lvlJc w:val="left"/>
+      <w:pPr>
+        <w:ind w:left="5760" w:hanging="360"/>
+      </w:pPr>
+    </w:lvl>
+    <w:lvl w:ilvl="8" w:tplc="040E001B" w:tentative="1">
+      <w:start w:val="1"/>
+      <w:numFmt w:val="lowerRoman"/>
+      <w:lvlText w:val="%9."/>
+      <w:lvlJc w:val="right"/>
+      <w:pPr>
+        <w:ind w:left="6480" w:hanging="180"/>
+      </w:pPr>
+    </w:lvl>
+  </w:abstractNum>
+  <w:abstractNum w:abstractNumId="28" w15:restartNumberingAfterBreak="0">
+    <w:nsid w:val="7D1B4BAA"/>
+    <w:multiLevelType w:val="hybridMultilevel"/>
+    <w:tmpl w:val="E92AA4F6"/>
+    <w:lvl w:ilvl="0" w:tplc="040E000F">
+      <w:start w:val="1"/>
+      <w:numFmt w:val="decimal"/>
+      <w:lvlText w:val="%1."/>
+      <w:lvlJc w:val="left"/>
+      <w:pPr>
+        <w:ind w:left="720" w:hanging="360"/>
+      </w:pPr>
+    </w:lvl>
+    <w:lvl w:ilvl="1" w:tplc="040E0019">
+      <w:start w:val="1"/>
+      <w:numFmt w:val="lowerLetter"/>
+      <w:lvlText w:val="%2."/>
+      <w:lvlJc w:val="left"/>
+      <w:pPr>
+        <w:ind w:left="1440" w:hanging="360"/>
+      </w:pPr>
+    </w:lvl>
+    <w:lvl w:ilvl="2" w:tplc="040E001B" w:tentative="1">
+      <w:start w:val="1"/>
+      <w:numFmt w:val="lowerRoman"/>
+      <w:lvlText w:val="%3."/>
+      <w:lvlJc w:val="right"/>
+      <w:pPr>
+        <w:ind w:left="2160" w:hanging="180"/>
+      </w:pPr>
+    </w:lvl>
+    <w:lvl w:ilvl="3" w:tplc="040E000F" w:tentative="1">
+      <w:start w:val="1"/>
+      <w:numFmt w:val="decimal"/>
+      <w:lvlText w:val="%4."/>
+      <w:lvlJc w:val="left"/>
+      <w:pPr>
+        <w:ind w:left="2880" w:hanging="360"/>
+      </w:pPr>
+    </w:lvl>
+    <w:lvl w:ilvl="4" w:tplc="040E0019" w:tentative="1">
+      <w:start w:val="1"/>
+      <w:numFmt w:val="lowerLetter"/>
+      <w:lvlText w:val="%5."/>
+      <w:lvlJc w:val="left"/>
+      <w:pPr>
+        <w:ind w:left="3600" w:hanging="360"/>
+      </w:pPr>
+    </w:lvl>
+    <w:lvl w:ilvl="5" w:tplc="040E001B" w:tentative="1">
+      <w:start w:val="1"/>
+      <w:numFmt w:val="lowerRoman"/>
+      <w:lvlText w:val="%6."/>
+      <w:lvlJc w:val="right"/>
+      <w:pPr>
+        <w:ind w:left="4320" w:hanging="180"/>
+      </w:pPr>
+    </w:lvl>
+    <w:lvl w:ilvl="6" w:tplc="040E000F" w:tentative="1">
+      <w:start w:val="1"/>
+      <w:numFmt w:val="decimal"/>
+      <w:lvlText w:val="%7."/>
+      <w:lvlJc w:val="left"/>
+      <w:pPr>
+        <w:ind w:left="5040" w:hanging="360"/>
+      </w:pPr>
+    </w:lvl>
+    <w:lvl w:ilvl="7" w:tplc="040E0019" w:tentative="1">
+      <w:start w:val="1"/>
+      <w:numFmt w:val="lowerLetter"/>
+      <w:lvlText w:val="%8."/>
+      <w:lvlJc w:val="left"/>
+      <w:pPr>
+        <w:ind w:left="5760" w:hanging="360"/>
+      </w:pPr>
+    </w:lvl>
+    <w:lvl w:ilvl="8" w:tplc="040E001B" w:tentative="1">
+      <w:start w:val="1"/>
+      <w:numFmt w:val="lowerRoman"/>
+      <w:lvlText w:val="%9."/>
+      <w:lvlJc w:val="right"/>
+      <w:pPr>
+        <w:ind w:left="6480" w:hanging="180"/>
+      </w:pPr>
+    </w:lvl>
+  </w:abstractNum>
   <w:num w:numId="1">
-    <w:abstractNumId w:val="3"/>
+    <w:abstractNumId w:val="25"/>
   </w:num>
   <w:num w:numId="2">
-    <w:abstractNumId w:val="0"/>
+    <w:abstractNumId w:val="1"/>
   </w:num>
   <w:num w:numId="3">
-    <w:abstractNumId w:val="0"/>
+    <w:abstractNumId w:val="1"/>
     <w:lvlOverride w:ilvl="0">
       <w:startOverride w:val="1"/>
     </w:lvlOverride>
@@ -3079,16 +8420,16 @@
     </w:lvlOverride>
   </w:num>
   <w:num w:numId="4">
-    <w:abstractNumId w:val="2"/>
+    <w:abstractNumId w:val="12"/>
   </w:num>
   <w:num w:numId="5">
-    <w:abstractNumId w:val="1"/>
+    <w:abstractNumId w:val="8"/>
   </w:num>
   <w:num w:numId="6">
-    <w:abstractNumId w:val="4"/>
+    <w:abstractNumId w:val="26"/>
   </w:num>
   <w:num w:numId="7">
-    <w:abstractNumId w:val="3"/>
+    <w:abstractNumId w:val="25"/>
     <w:lvlOverride w:ilvl="0">
       <w:startOverride w:val="1"/>
     </w:lvlOverride>
@@ -3116,6 +8457,78 @@
     <w:lvlOverride w:ilvl="8">
       <w:startOverride w:val="1"/>
     </w:lvlOverride>
+  </w:num>
+  <w:num w:numId="8">
+    <w:abstractNumId w:val="15"/>
+  </w:num>
+  <w:num w:numId="9">
+    <w:abstractNumId w:val="14"/>
+  </w:num>
+  <w:num w:numId="10">
+    <w:abstractNumId w:val="17"/>
+  </w:num>
+  <w:num w:numId="11">
+    <w:abstractNumId w:val="23"/>
+  </w:num>
+  <w:num w:numId="12">
+    <w:abstractNumId w:val="18"/>
+  </w:num>
+  <w:num w:numId="13">
+    <w:abstractNumId w:val="20"/>
+  </w:num>
+  <w:num w:numId="14">
+    <w:abstractNumId w:val="9"/>
+  </w:num>
+  <w:num w:numId="15">
+    <w:abstractNumId w:val="22"/>
+  </w:num>
+  <w:num w:numId="16">
+    <w:abstractNumId w:val="2"/>
+  </w:num>
+  <w:num w:numId="17">
+    <w:abstractNumId w:val="6"/>
+  </w:num>
+  <w:num w:numId="18">
+    <w:abstractNumId w:val="4"/>
+  </w:num>
+  <w:num w:numId="19">
+    <w:abstractNumId w:val="21"/>
+  </w:num>
+  <w:num w:numId="20">
+    <w:abstractNumId w:val="28"/>
+  </w:num>
+  <w:num w:numId="21">
+    <w:abstractNumId w:val="13"/>
+  </w:num>
+  <w:num w:numId="22">
+    <w:abstractNumId w:val="16"/>
+  </w:num>
+  <w:num w:numId="23">
+    <w:abstractNumId w:val="0"/>
+  </w:num>
+  <w:num w:numId="24">
+    <w:abstractNumId w:val="3"/>
+  </w:num>
+  <w:num w:numId="25">
+    <w:abstractNumId w:val="24"/>
+  </w:num>
+  <w:num w:numId="26">
+    <w:abstractNumId w:val="11"/>
+  </w:num>
+  <w:num w:numId="27">
+    <w:abstractNumId w:val="27"/>
+  </w:num>
+  <w:num w:numId="28">
+    <w:abstractNumId w:val="7"/>
+  </w:num>
+  <w:num w:numId="29">
+    <w:abstractNumId w:val="19"/>
+  </w:num>
+  <w:num w:numId="30">
+    <w:abstractNumId w:val="10"/>
+  </w:num>
+  <w:num w:numId="31">
+    <w:abstractNumId w:val="5"/>
   </w:num>
 </w:numbering>
 </file>
